--- a/2_2025-2/10_nir-prac/upload/Трифонов_НИР_Отчет.docx
+++ b/2_2025-2/10_nir-prac/upload/Трифонов_НИР_Отчет.docx
@@ -925,7 +925,29 @@
           <w:sz w:val="28"/>
           <w:szCs w:val="28"/>
         </w:rPr>
-        <w:t xml:space="preserve">», его цели, принципы и место в современной программной инженерии. Особое внимание было уделено рассмотрению </w:t>
+        <w:t xml:space="preserve">», его цели, принципы и место в современной программной инженерии. </w:t>
+      </w:r>
+    </w:p>
+    <w:p>
+      <w:pPr>
+        <w:pStyle w:val="a8"/>
+        <w:widowControl w:val="0"/>
+        <w:spacing w:after="0" w:line="360" w:lineRule="auto"/>
+        <w:ind w:left="0" w:firstLine="709"/>
+        <w:jc w:val="both"/>
+        <w:rPr>
+          <w:rFonts w:ascii="Times New Roman" w:hAnsi="Times New Roman" w:cs="Times New Roman"/>
+          <w:sz w:val="28"/>
+          <w:szCs w:val="28"/>
+        </w:rPr>
+      </w:pPr>
+      <w:r>
+        <w:rPr>
+          <w:rFonts w:ascii="Times New Roman" w:hAnsi="Times New Roman" w:cs="Times New Roman"/>
+          <w:sz w:val="28"/>
+          <w:szCs w:val="28"/>
+        </w:rPr>
+        <w:t xml:space="preserve">Особое внимание было уделено рассмотрению </w:t>
       </w:r>
       <w:proofErr w:type="spellStart"/>
       <w:r>
@@ -943,7 +965,29 @@
           <w:sz w:val="28"/>
           <w:szCs w:val="28"/>
         </w:rPr>
-        <w:t xml:space="preserve"> как процесса изменения внутренней структуры программного кода без изменения внешнего поведения программной системы. Были проанализированы причины возникновения необходимости </w:t>
+        <w:t xml:space="preserve"> как процесса изменения внутренней структуры программного кода без изменения внешнего поведения программной системы. </w:t>
+      </w:r>
+    </w:p>
+    <w:p>
+      <w:pPr>
+        <w:pStyle w:val="a8"/>
+        <w:widowControl w:val="0"/>
+        <w:spacing w:after="0" w:line="360" w:lineRule="auto"/>
+        <w:ind w:left="0" w:firstLine="709"/>
+        <w:jc w:val="both"/>
+        <w:rPr>
+          <w:rFonts w:ascii="Times New Roman" w:hAnsi="Times New Roman" w:cs="Times New Roman"/>
+          <w:sz w:val="28"/>
+          <w:szCs w:val="28"/>
+        </w:rPr>
+      </w:pPr>
+      <w:r>
+        <w:rPr>
+          <w:rFonts w:ascii="Times New Roman" w:hAnsi="Times New Roman" w:cs="Times New Roman"/>
+          <w:sz w:val="28"/>
+          <w:szCs w:val="28"/>
+        </w:rPr>
+        <w:t xml:space="preserve">Были проанализированы причины возникновения необходимости </w:t>
       </w:r>
       <w:proofErr w:type="spellStart"/>
       <w:r>
@@ -979,7 +1023,29 @@
           <w:sz w:val="28"/>
           <w:szCs w:val="28"/>
         </w:rPr>
-        <w:t xml:space="preserve"> программного обеспечения. Также были рассмотрены основные задачи </w:t>
+        <w:t xml:space="preserve"> программного обеспечения. </w:t>
+      </w:r>
+    </w:p>
+    <w:p>
+      <w:pPr>
+        <w:pStyle w:val="a8"/>
+        <w:widowControl w:val="0"/>
+        <w:spacing w:after="0" w:line="360" w:lineRule="auto"/>
+        <w:ind w:left="0" w:firstLine="709"/>
+        <w:jc w:val="both"/>
+        <w:rPr>
+          <w:rFonts w:ascii="Times New Roman" w:hAnsi="Times New Roman" w:cs="Times New Roman"/>
+          <w:sz w:val="28"/>
+          <w:szCs w:val="28"/>
+        </w:rPr>
+      </w:pPr>
+      <w:r>
+        <w:rPr>
+          <w:rFonts w:ascii="Times New Roman" w:hAnsi="Times New Roman" w:cs="Times New Roman"/>
+          <w:sz w:val="28"/>
+          <w:szCs w:val="28"/>
+        </w:rPr>
+        <w:t xml:space="preserve">Также были рассмотрены основные задачи </w:t>
       </w:r>
       <w:proofErr w:type="spellStart"/>
       <w:r>
@@ -997,7 +1063,29 @@
           <w:sz w:val="28"/>
           <w:szCs w:val="28"/>
         </w:rPr>
-        <w:t xml:space="preserve">, включающие повышение читаемости исходного кода, снижение сложности программных компонентов, улучшение архитектуры системы, повышение модульности и упрощение дальнейшей модернизации программного продукта. Исследовано влияние </w:t>
+        <w:t xml:space="preserve">, включающие повышение читаемости исходного кода, снижение сложности программных компонентов, улучшение архитектуры системы, повышение модульности и упрощение дальнейшей модернизации программного продукта. </w:t>
+      </w:r>
+    </w:p>
+    <w:p>
+      <w:pPr>
+        <w:pStyle w:val="a8"/>
+        <w:widowControl w:val="0"/>
+        <w:spacing w:after="0" w:line="360" w:lineRule="auto"/>
+        <w:ind w:left="0" w:firstLine="709"/>
+        <w:jc w:val="both"/>
+        <w:rPr>
+          <w:rFonts w:ascii="Times New Roman" w:hAnsi="Times New Roman" w:cs="Times New Roman"/>
+          <w:sz w:val="28"/>
+          <w:szCs w:val="28"/>
+        </w:rPr>
+      </w:pPr>
+      <w:r>
+        <w:rPr>
+          <w:rFonts w:ascii="Times New Roman" w:hAnsi="Times New Roman" w:cs="Times New Roman"/>
+          <w:sz w:val="28"/>
+          <w:szCs w:val="28"/>
+        </w:rPr>
+        <w:t xml:space="preserve">Исследовано влияние </w:t>
       </w:r>
       <w:proofErr w:type="spellStart"/>
       <w:r>
@@ -1015,7 +1103,29 @@
           <w:sz w:val="28"/>
           <w:szCs w:val="28"/>
         </w:rPr>
-        <w:t xml:space="preserve"> на качество программного обеспечения и эффективность процессов сопровождения. Дополнительно была изучена роль </w:t>
+        <w:t xml:space="preserve"> на качество программного обеспечения и эффективность процессов сопровождения. </w:t>
+      </w:r>
+    </w:p>
+    <w:p>
+      <w:pPr>
+        <w:pStyle w:val="a8"/>
+        <w:widowControl w:val="0"/>
+        <w:spacing w:after="0" w:line="360" w:lineRule="auto"/>
+        <w:ind w:left="0" w:firstLine="709"/>
+        <w:jc w:val="both"/>
+        <w:rPr>
+          <w:rFonts w:ascii="Times New Roman" w:hAnsi="Times New Roman" w:cs="Times New Roman"/>
+          <w:sz w:val="28"/>
+          <w:szCs w:val="28"/>
+        </w:rPr>
+      </w:pPr>
+      <w:r>
+        <w:rPr>
+          <w:rFonts w:ascii="Times New Roman" w:hAnsi="Times New Roman" w:cs="Times New Roman"/>
+          <w:sz w:val="28"/>
+          <w:szCs w:val="28"/>
+        </w:rPr>
+        <w:t xml:space="preserve">Дополнительно была изучена роль </w:t>
       </w:r>
       <w:proofErr w:type="spellStart"/>
       <w:r>
@@ -1033,7 +1143,30 @@
           <w:sz w:val="28"/>
           <w:szCs w:val="28"/>
         </w:rPr>
-        <w:t xml:space="preserve"> на различных этапах жизненного цикла программных систем. Установлено, что применение методов </w:t>
+        <w:t xml:space="preserve"> на различных этапах жизненного цикла программных систем. </w:t>
+      </w:r>
+    </w:p>
+    <w:p>
+      <w:pPr>
+        <w:pStyle w:val="a8"/>
+        <w:widowControl w:val="0"/>
+        <w:spacing w:after="0" w:line="360" w:lineRule="auto"/>
+        <w:ind w:left="0" w:firstLine="709"/>
+        <w:jc w:val="both"/>
+        <w:rPr>
+          <w:rFonts w:ascii="Times New Roman" w:hAnsi="Times New Roman" w:cs="Times New Roman"/>
+          <w:sz w:val="28"/>
+          <w:szCs w:val="28"/>
+        </w:rPr>
+      </w:pPr>
+      <w:r>
+        <w:rPr>
+          <w:rFonts w:ascii="Times New Roman" w:hAnsi="Times New Roman" w:cs="Times New Roman"/>
+          <w:sz w:val="28"/>
+          <w:szCs w:val="28"/>
+        </w:rPr>
+        <w:lastRenderedPageBreak/>
+        <w:t xml:space="preserve">Установлено, что применение методов </w:t>
       </w:r>
       <w:proofErr w:type="spellStart"/>
       <w:r>
@@ -1051,8 +1184,146 @@
           <w:sz w:val="28"/>
           <w:szCs w:val="28"/>
         </w:rPr>
-        <w:t xml:space="preserve"> способствует поддержанию качества программного обеспечения в процессе его эксплуатации и развития, снижает </w:t>
-      </w:r>
+        <w:t xml:space="preserve"> способствует поддержанию качества программного обеспечения в процессе его эксплуатации и развития, снижает затраты на сопровождение и уменьшает вероятность возникновения ошибок при внесении изменений в программный код. Полученные результаты были использованы при подготовке теоретической части исследования и формировании подраздела, посвящённого понятию </w:t>
+      </w:r>
+      <w:proofErr w:type="spellStart"/>
+      <w:r>
+        <w:rPr>
+          <w:rFonts w:ascii="Times New Roman" w:hAnsi="Times New Roman" w:cs="Times New Roman"/>
+          <w:sz w:val="28"/>
+          <w:szCs w:val="28"/>
+        </w:rPr>
+        <w:t>рефакторинга</w:t>
+      </w:r>
+      <w:proofErr w:type="spellEnd"/>
+      <w:r>
+        <w:rPr>
+          <w:rFonts w:ascii="Times New Roman" w:hAnsi="Times New Roman" w:cs="Times New Roman"/>
+          <w:sz w:val="28"/>
+          <w:szCs w:val="28"/>
+        </w:rPr>
+        <w:t xml:space="preserve"> и его значению в жизненном цикле программных систем.</w:t>
+      </w:r>
+    </w:p>
+    <w:p>
+      <w:pPr>
+        <w:pStyle w:val="a8"/>
+        <w:widowControl w:val="0"/>
+        <w:spacing w:after="0" w:line="360" w:lineRule="auto"/>
+        <w:ind w:left="0" w:firstLine="709"/>
+        <w:jc w:val="both"/>
+        <w:rPr>
+          <w:rFonts w:ascii="Times New Roman" w:hAnsi="Times New Roman" w:cs="Times New Roman"/>
+          <w:sz w:val="28"/>
+          <w:szCs w:val="28"/>
+        </w:rPr>
+      </w:pPr>
+      <w:r>
+        <w:rPr>
+          <w:rFonts w:ascii="Times New Roman" w:hAnsi="Times New Roman" w:cs="Times New Roman"/>
+          <w:sz w:val="28"/>
+          <w:szCs w:val="28"/>
+        </w:rPr>
+        <w:t xml:space="preserve">В рамках выполнения задачи по исследованию концепции технического долга и его влияния на эволюцию программных систем были изучены теоретические основы возникновения технического долга, причины его формирования и последствия для дальнейшего развития программного обеспечения. В ходе исследования было рассмотрено понятие технического долга как совокупности архитектурных, проектных и программных решений, принятых в процессе разработки с целью ускорения создания программного продукта, но приводящих в дальнейшем к увеличению затрат на сопровождение и модернизацию системы. </w:t>
+      </w:r>
+    </w:p>
+    <w:p>
+      <w:pPr>
+        <w:pStyle w:val="a8"/>
+        <w:widowControl w:val="0"/>
+        <w:spacing w:after="0" w:line="360" w:lineRule="auto"/>
+        <w:ind w:left="0" w:firstLine="709"/>
+        <w:jc w:val="both"/>
+        <w:rPr>
+          <w:rFonts w:ascii="Times New Roman" w:hAnsi="Times New Roman" w:cs="Times New Roman"/>
+          <w:sz w:val="28"/>
+          <w:szCs w:val="28"/>
+        </w:rPr>
+      </w:pPr>
+      <w:r>
+        <w:rPr>
+          <w:rFonts w:ascii="Times New Roman" w:hAnsi="Times New Roman" w:cs="Times New Roman"/>
+          <w:sz w:val="28"/>
+          <w:szCs w:val="28"/>
+        </w:rPr>
+        <w:t xml:space="preserve">Были проанализированы основные источники возникновения технического долга, включая недостаточную проработку архитектуры, ограниченные сроки разработки, отсутствие необходимого тестирования, дублирование программного кода и использование временных решений. Особое внимание было уделено изучению влияния технического долга на процессы эволюции программных систем. </w:t>
+      </w:r>
+    </w:p>
+    <w:p>
+      <w:pPr>
+        <w:pStyle w:val="a8"/>
+        <w:widowControl w:val="0"/>
+        <w:spacing w:after="0" w:line="360" w:lineRule="auto"/>
+        <w:ind w:left="0" w:firstLine="709"/>
+        <w:jc w:val="both"/>
+        <w:rPr>
+          <w:rFonts w:ascii="Times New Roman" w:hAnsi="Times New Roman" w:cs="Times New Roman"/>
+          <w:sz w:val="28"/>
+          <w:szCs w:val="28"/>
+        </w:rPr>
+      </w:pPr>
+      <w:r>
+        <w:rPr>
+          <w:rFonts w:ascii="Times New Roman" w:hAnsi="Times New Roman" w:cs="Times New Roman"/>
+          <w:sz w:val="28"/>
+          <w:szCs w:val="28"/>
+        </w:rPr>
+        <w:t xml:space="preserve">Установлено, что накопление технического долга приводит к усложнению структуры программного обеспечения, снижению </w:t>
+      </w:r>
+      <w:proofErr w:type="spellStart"/>
+      <w:r>
+        <w:rPr>
+          <w:rFonts w:ascii="Times New Roman" w:hAnsi="Times New Roman" w:cs="Times New Roman"/>
+          <w:sz w:val="28"/>
+          <w:szCs w:val="28"/>
+        </w:rPr>
+        <w:t>сопровождаемости</w:t>
+      </w:r>
+      <w:proofErr w:type="spellEnd"/>
+      <w:r>
+        <w:rPr>
+          <w:rFonts w:ascii="Times New Roman" w:hAnsi="Times New Roman" w:cs="Times New Roman"/>
+          <w:sz w:val="28"/>
+          <w:szCs w:val="28"/>
+        </w:rPr>
+        <w:t xml:space="preserve"> кода, увеличению трудоёмкости внесения изменений и повышению вероятности возникновения ошибок при дальнейшей разработке. </w:t>
+      </w:r>
+    </w:p>
+    <w:p>
+      <w:pPr>
+        <w:pStyle w:val="a8"/>
+        <w:widowControl w:val="0"/>
+        <w:spacing w:after="0" w:line="360" w:lineRule="auto"/>
+        <w:ind w:left="0" w:firstLine="709"/>
+        <w:jc w:val="both"/>
+        <w:rPr>
+          <w:rFonts w:ascii="Times New Roman" w:hAnsi="Times New Roman" w:cs="Times New Roman"/>
+          <w:sz w:val="28"/>
+          <w:szCs w:val="28"/>
+        </w:rPr>
+      </w:pPr>
+      <w:r>
+        <w:rPr>
+          <w:rFonts w:ascii="Times New Roman" w:hAnsi="Times New Roman" w:cs="Times New Roman"/>
+          <w:sz w:val="28"/>
+          <w:szCs w:val="28"/>
+        </w:rPr>
+        <w:t xml:space="preserve">Кроме того, значительный объём технического долга может ограничивать возможности масштабирования программной системы и замедлять внедрение новой функциональности. </w:t>
+      </w:r>
+    </w:p>
+    <w:p>
+      <w:pPr>
+        <w:pStyle w:val="a8"/>
+        <w:widowControl w:val="0"/>
+        <w:spacing w:after="0" w:line="360" w:lineRule="auto"/>
+        <w:ind w:left="0" w:firstLine="709"/>
+        <w:jc w:val="both"/>
+        <w:rPr>
+          <w:rFonts w:ascii="Times New Roman" w:hAnsi="Times New Roman" w:cs="Times New Roman"/>
+          <w:sz w:val="28"/>
+          <w:szCs w:val="28"/>
+        </w:rPr>
+      </w:pPr>
       <w:r>
         <w:rPr>
           <w:rFonts w:ascii="Times New Roman" w:hAnsi="Times New Roman" w:cs="Times New Roman"/>
@@ -1060,7 +1331,65 @@
           <w:szCs w:val="28"/>
         </w:rPr>
         <w:lastRenderedPageBreak/>
-        <w:t xml:space="preserve">затраты на сопровождение и уменьшает вероятность возникновения ошибок при внесении изменений в программный код. Полученные результаты были использованы при подготовке теоретической части исследования и формировании подраздела, посвящённого понятию </w:t>
+        <w:t xml:space="preserve">Также были рассмотрены существующие подходы к управлению техническим долгом, включая </w:t>
+      </w:r>
+      <w:proofErr w:type="gramStart"/>
+      <w:r>
+        <w:rPr>
+          <w:rFonts w:ascii="Times New Roman" w:hAnsi="Times New Roman" w:cs="Times New Roman"/>
+          <w:sz w:val="28"/>
+          <w:szCs w:val="28"/>
+        </w:rPr>
+        <w:t>регулярный</w:t>
+      </w:r>
+      <w:proofErr w:type="gramEnd"/>
+      <w:r>
+        <w:rPr>
+          <w:rFonts w:ascii="Times New Roman" w:hAnsi="Times New Roman" w:cs="Times New Roman"/>
+          <w:sz w:val="28"/>
+          <w:szCs w:val="28"/>
+        </w:rPr>
+        <w:t xml:space="preserve"> </w:t>
+      </w:r>
+      <w:proofErr w:type="spellStart"/>
+      <w:r>
+        <w:rPr>
+          <w:rFonts w:ascii="Times New Roman" w:hAnsi="Times New Roman" w:cs="Times New Roman"/>
+          <w:sz w:val="28"/>
+          <w:szCs w:val="28"/>
+        </w:rPr>
+        <w:t>рефакторинг</w:t>
+      </w:r>
+      <w:proofErr w:type="spellEnd"/>
+      <w:r>
+        <w:rPr>
+          <w:rFonts w:ascii="Times New Roman" w:hAnsi="Times New Roman" w:cs="Times New Roman"/>
+          <w:sz w:val="28"/>
+          <w:szCs w:val="28"/>
+        </w:rPr>
+        <w:t xml:space="preserve"> программного кода, модернизацию архитектуры программных систем, автоматизированное тестирование и использование современных инструментов контроля качества программного обеспечения. По результатам проведённого исследования определено, что своевременное выявление и устранение технического долга является важным условием обеспечения устойчивой эволюции программных систем и поддержания их качества на протяжении всего жизненного цикла. Полученные результаты были использованы при подготовке теоретической части исследования, посвящённой анализу факторов деградации программного обеспечения и механизмам их устранения.</w:t>
+      </w:r>
+    </w:p>
+    <w:p>
+      <w:pPr>
+        <w:pStyle w:val="a8"/>
+        <w:widowControl w:val="0"/>
+        <w:spacing w:after="0" w:line="360" w:lineRule="auto"/>
+        <w:ind w:left="0" w:firstLine="709"/>
+        <w:jc w:val="both"/>
+        <w:rPr>
+          <w:rFonts w:ascii="Times New Roman" w:hAnsi="Times New Roman" w:cs="Times New Roman"/>
+          <w:sz w:val="28"/>
+          <w:szCs w:val="28"/>
+        </w:rPr>
+      </w:pPr>
+      <w:r>
+        <w:rPr>
+          <w:rFonts w:ascii="Times New Roman" w:hAnsi="Times New Roman" w:cs="Times New Roman"/>
+          <w:sz w:val="28"/>
+          <w:szCs w:val="28"/>
+        </w:rPr>
+        <w:t xml:space="preserve">В рамках выполнения задачи по анализу существующих методов </w:t>
       </w:r>
       <w:proofErr w:type="spellStart"/>
       <w:r>
@@ -1078,7 +1407,25 @@
           <w:sz w:val="28"/>
           <w:szCs w:val="28"/>
         </w:rPr>
-        <w:t xml:space="preserve"> и его значению в жизненном цикле программных систем.</w:t>
+        <w:t xml:space="preserve"> и подходов к их классификации были рассмотрены современные научные и практические подходы к улучшению структуры программного кода без изменения его внешнего поведения. В ходе исследования были изучены базовые и расширенные методы </w:t>
+      </w:r>
+      <w:proofErr w:type="spellStart"/>
+      <w:r>
+        <w:rPr>
+          <w:rFonts w:ascii="Times New Roman" w:hAnsi="Times New Roman" w:cs="Times New Roman"/>
+          <w:sz w:val="28"/>
+          <w:szCs w:val="28"/>
+        </w:rPr>
+        <w:t>рефакторинга</w:t>
+      </w:r>
+      <w:proofErr w:type="spellEnd"/>
+      <w:r>
+        <w:rPr>
+          <w:rFonts w:ascii="Times New Roman" w:hAnsi="Times New Roman" w:cs="Times New Roman"/>
+          <w:sz w:val="28"/>
+          <w:szCs w:val="28"/>
+        </w:rPr>
+        <w:t xml:space="preserve">, применяемые в современной программной инженерии. К числу базовых методов относятся переименование переменных и функций, выделение методов, удаление дублирующегося кода, упрощение условных конструкций и декомпозиция сложных модулей. </w:t>
       </w:r>
     </w:p>
     <w:p>
@@ -1100,7 +1447,48 @@
           <w:sz w:val="28"/>
           <w:szCs w:val="28"/>
         </w:rPr>
-        <w:t xml:space="preserve">В рамках выполнения задачи по исследованию концепции технического долга и его влияния на эволюцию программных систем были изучены теоретические основы возникновения технического долга, причины его формирования и последствия для дальнейшего развития программного обеспечения. В ходе исследования было рассмотрено понятие технического долга как совокупности архитектурных, проектных и программных решений, принятых в процессе разработки с целью ускорения создания программного продукта, но приводящих в дальнейшем к увеличению затрат на сопровождение и модернизацию системы. Были проанализированы основные источники возникновения технического долга, включая недостаточную проработку архитектуры, ограниченные сроки разработки, отсутствие необходимого тестирования, дублирование программного кода и использование временных решений. Особое внимание было уделено изучению влияния технического долга на процессы эволюции программных систем. Установлено, что накопление технического долга приводит к усложнению структуры программного обеспечения, снижению </w:t>
+        <w:t xml:space="preserve">Более сложные методы включают реструктуризацию архитектуры приложения, выделение сервисных слоёв, оптимизацию зависимостей между компонентами системы и переработку архитектурных паттернов. Особое внимание было уделено анализу подходов к классификации методов </w:t>
+      </w:r>
+      <w:proofErr w:type="spellStart"/>
+      <w:r>
+        <w:rPr>
+          <w:rFonts w:ascii="Times New Roman" w:hAnsi="Times New Roman" w:cs="Times New Roman"/>
+          <w:sz w:val="28"/>
+          <w:szCs w:val="28"/>
+        </w:rPr>
+        <w:t>рефакторинга</w:t>
+      </w:r>
+      <w:proofErr w:type="spellEnd"/>
+      <w:r>
+        <w:rPr>
+          <w:rFonts w:ascii="Times New Roman" w:hAnsi="Times New Roman" w:cs="Times New Roman"/>
+          <w:sz w:val="28"/>
+          <w:szCs w:val="28"/>
+        </w:rPr>
+        <w:t xml:space="preserve">. </w:t>
+      </w:r>
+    </w:p>
+    <w:p>
+      <w:pPr>
+        <w:pStyle w:val="a8"/>
+        <w:widowControl w:val="0"/>
+        <w:spacing w:after="0" w:line="360" w:lineRule="auto"/>
+        <w:ind w:left="0" w:firstLine="709"/>
+        <w:jc w:val="both"/>
+        <w:rPr>
+          <w:rFonts w:ascii="Times New Roman" w:hAnsi="Times New Roman" w:cs="Times New Roman"/>
+          <w:sz w:val="28"/>
+          <w:szCs w:val="28"/>
+        </w:rPr>
+      </w:pPr>
+      <w:proofErr w:type="gramStart"/>
+      <w:r>
+        <w:rPr>
+          <w:rFonts w:ascii="Times New Roman" w:hAnsi="Times New Roman" w:cs="Times New Roman"/>
+          <w:sz w:val="28"/>
+          <w:szCs w:val="28"/>
+        </w:rPr>
+        <w:t xml:space="preserve">Рассмотрены классификации, основанные на уровне изменений (локальный, модульный, архитектурный), на типе изменений (структурный, поведенческий, оптимизационный), а также на цели применения (повышение читаемости, улучшение производительности, снижение технического долга, повышение </w:t>
       </w:r>
       <w:proofErr w:type="spellStart"/>
       <w:r>
@@ -1118,7 +1506,31 @@
           <w:sz w:val="28"/>
           <w:szCs w:val="28"/>
         </w:rPr>
-        <w:t xml:space="preserve"> кода, увеличению трудоёмкости внесения изменений и повышению вероятности возникновения ошибок при дальнейшей разработке. Кроме того, значительный объём технического долга может ограничивать возможности масштабирования программной системы и замедлять внедрение новой функциональности. Также были рассмотрены существующие подходы к управлению техническим долгом, включая </w:t>
+        <w:t xml:space="preserve">). </w:t>
+      </w:r>
+      <w:proofErr w:type="gramEnd"/>
+    </w:p>
+    <w:p>
+      <w:pPr>
+        <w:pStyle w:val="a8"/>
+        <w:widowControl w:val="0"/>
+        <w:spacing w:after="0" w:line="360" w:lineRule="auto"/>
+        <w:ind w:left="0" w:firstLine="709"/>
+        <w:jc w:val="both"/>
+        <w:rPr>
+          <w:rFonts w:ascii="Times New Roman" w:hAnsi="Times New Roman" w:cs="Times New Roman"/>
+          <w:sz w:val="28"/>
+          <w:szCs w:val="28"/>
+        </w:rPr>
+      </w:pPr>
+      <w:r>
+        <w:rPr>
+          <w:rFonts w:ascii="Times New Roman" w:hAnsi="Times New Roman" w:cs="Times New Roman"/>
+          <w:sz w:val="28"/>
+          <w:szCs w:val="28"/>
+        </w:rPr>
+        <w:lastRenderedPageBreak/>
+        <w:t xml:space="preserve">Отмечено, что различные классификационные подходы позволяют </w:t>
       </w:r>
       <w:proofErr w:type="gramStart"/>
       <w:r>
@@ -1127,7 +1539,7 @@
           <w:sz w:val="28"/>
           <w:szCs w:val="28"/>
         </w:rPr>
-        <w:t>регулярный</w:t>
+        <w:t>более системно</w:t>
       </w:r>
       <w:proofErr w:type="gramEnd"/>
       <w:r>
@@ -1136,6 +1548,991 @@
           <w:sz w:val="28"/>
           <w:szCs w:val="28"/>
         </w:rPr>
+        <w:t xml:space="preserve"> описывать процесс </w:t>
+      </w:r>
+      <w:proofErr w:type="spellStart"/>
+      <w:r>
+        <w:rPr>
+          <w:rFonts w:ascii="Times New Roman" w:hAnsi="Times New Roman" w:cs="Times New Roman"/>
+          <w:sz w:val="28"/>
+          <w:szCs w:val="28"/>
+        </w:rPr>
+        <w:t>рефакторинга</w:t>
+      </w:r>
+      <w:proofErr w:type="spellEnd"/>
+      <w:r>
+        <w:rPr>
+          <w:rFonts w:ascii="Times New Roman" w:hAnsi="Times New Roman" w:cs="Times New Roman"/>
+          <w:sz w:val="28"/>
+          <w:szCs w:val="28"/>
+        </w:rPr>
+        <w:t xml:space="preserve"> и выбирать наиболее подходящие методы в зависимости от характеристик программной системы. Также были проанализированы автоматизированные методы </w:t>
+      </w:r>
+      <w:proofErr w:type="spellStart"/>
+      <w:r>
+        <w:rPr>
+          <w:rFonts w:ascii="Times New Roman" w:hAnsi="Times New Roman" w:cs="Times New Roman"/>
+          <w:sz w:val="28"/>
+          <w:szCs w:val="28"/>
+        </w:rPr>
+        <w:t>рефакторинга</w:t>
+      </w:r>
+      <w:proofErr w:type="spellEnd"/>
+      <w:r>
+        <w:rPr>
+          <w:rFonts w:ascii="Times New Roman" w:hAnsi="Times New Roman" w:cs="Times New Roman"/>
+          <w:sz w:val="28"/>
+          <w:szCs w:val="28"/>
+        </w:rPr>
+        <w:t xml:space="preserve">, реализованные в современных средствах разработки, включая возможности интеллектуальных IDE и генеративных AI-инструментов. Установлено, что применение подобных инструментов позволяет существенно ускорить процесс </w:t>
+      </w:r>
+      <w:proofErr w:type="spellStart"/>
+      <w:r>
+        <w:rPr>
+          <w:rFonts w:ascii="Times New Roman" w:hAnsi="Times New Roman" w:cs="Times New Roman"/>
+          <w:sz w:val="28"/>
+          <w:szCs w:val="28"/>
+        </w:rPr>
+        <w:t>рефакторинга</w:t>
+      </w:r>
+      <w:proofErr w:type="spellEnd"/>
+      <w:r>
+        <w:rPr>
+          <w:rFonts w:ascii="Times New Roman" w:hAnsi="Times New Roman" w:cs="Times New Roman"/>
+          <w:sz w:val="28"/>
+          <w:szCs w:val="28"/>
+        </w:rPr>
+        <w:t xml:space="preserve"> и снизить вероятность внесения ошибок при изменении программного кода. По результатам анализа сформировано обобщённое представление о методах </w:t>
+      </w:r>
+      <w:proofErr w:type="spellStart"/>
+      <w:r>
+        <w:rPr>
+          <w:rFonts w:ascii="Times New Roman" w:hAnsi="Times New Roman" w:cs="Times New Roman"/>
+          <w:sz w:val="28"/>
+          <w:szCs w:val="28"/>
+        </w:rPr>
+        <w:t>рефакторинга</w:t>
+      </w:r>
+      <w:proofErr w:type="spellEnd"/>
+      <w:r>
+        <w:rPr>
+          <w:rFonts w:ascii="Times New Roman" w:hAnsi="Times New Roman" w:cs="Times New Roman"/>
+          <w:sz w:val="28"/>
+          <w:szCs w:val="28"/>
+        </w:rPr>
+        <w:t xml:space="preserve"> и их классификации, которое используется в дальнейшем исследовании для построения теоретической базы работы и обоснования практической части, связанной с применением </w:t>
+      </w:r>
+      <w:proofErr w:type="spellStart"/>
+      <w:r>
+        <w:rPr>
+          <w:rFonts w:ascii="Times New Roman" w:hAnsi="Times New Roman" w:cs="Times New Roman"/>
+          <w:sz w:val="28"/>
+          <w:szCs w:val="28"/>
+        </w:rPr>
+        <w:t>AI-ассистированной</w:t>
+      </w:r>
+      <w:proofErr w:type="spellEnd"/>
+      <w:r>
+        <w:rPr>
+          <w:rFonts w:ascii="Times New Roman" w:hAnsi="Times New Roman" w:cs="Times New Roman"/>
+          <w:sz w:val="28"/>
+          <w:szCs w:val="28"/>
+        </w:rPr>
+        <w:t xml:space="preserve"> среды разработки.</w:t>
+      </w:r>
+    </w:p>
+    <w:p>
+      <w:pPr>
+        <w:pStyle w:val="a8"/>
+        <w:widowControl w:val="0"/>
+        <w:spacing w:after="0" w:line="360" w:lineRule="auto"/>
+        <w:ind w:left="0" w:firstLine="709"/>
+        <w:jc w:val="both"/>
+        <w:rPr>
+          <w:rFonts w:ascii="Times New Roman" w:hAnsi="Times New Roman" w:cs="Times New Roman"/>
+          <w:sz w:val="28"/>
+          <w:szCs w:val="28"/>
+        </w:rPr>
+      </w:pPr>
+      <w:r>
+        <w:rPr>
+          <w:rFonts w:ascii="Times New Roman" w:hAnsi="Times New Roman" w:cs="Times New Roman"/>
+          <w:sz w:val="28"/>
+          <w:szCs w:val="28"/>
+        </w:rPr>
+        <w:t xml:space="preserve">В рамках выполнения задачи по исследованию моделей эволюции программных систем и механизмов их развития были рассмотрены основные теоретические подходы к описанию процессов изменения программного обеспечения на протяжении его жизненного цикла. В ходе анализа установлено, что программные системы не являются статичными объектами и непрерывно изменяются под воздействием внешних и внутренних факторов, включая изменение требований пользователей, развитие технологий, расширение функциональности и необходимость интеграции с внешними сервисами. </w:t>
+      </w:r>
+    </w:p>
+    <w:p>
+      <w:pPr>
+        <w:pStyle w:val="a8"/>
+        <w:widowControl w:val="0"/>
+        <w:spacing w:after="0" w:line="360" w:lineRule="auto"/>
+        <w:ind w:left="0" w:firstLine="709"/>
+        <w:jc w:val="both"/>
+        <w:rPr>
+          <w:rFonts w:ascii="Times New Roman" w:hAnsi="Times New Roman" w:cs="Times New Roman"/>
+          <w:sz w:val="28"/>
+          <w:szCs w:val="28"/>
+        </w:rPr>
+      </w:pPr>
+      <w:r>
+        <w:rPr>
+          <w:rFonts w:ascii="Times New Roman" w:hAnsi="Times New Roman" w:cs="Times New Roman"/>
+          <w:sz w:val="28"/>
+          <w:szCs w:val="28"/>
+        </w:rPr>
+        <w:t xml:space="preserve">В связи с этим в программной инженерии выделяются различные модели эволюции программных систем, описывающие закономерности их развития. Были изучены классические модели эволюции программного обеспечения, включая инкрементную модель развития, итеративную модель, спиральную модель, а также современные подходы, основанные на непрерывной интеграции и доставке (CI/CD). Отмечено, что данные модели отражают различные стратегии внесения изменений в программные системы и позволяют формализовать процесс их развития. </w:t>
+      </w:r>
+    </w:p>
+    <w:p>
+      <w:pPr>
+        <w:pStyle w:val="a8"/>
+        <w:widowControl w:val="0"/>
+        <w:spacing w:after="0" w:line="360" w:lineRule="auto"/>
+        <w:ind w:left="0" w:firstLine="709"/>
+        <w:jc w:val="both"/>
+        <w:rPr>
+          <w:rFonts w:ascii="Times New Roman" w:hAnsi="Times New Roman" w:cs="Times New Roman"/>
+          <w:sz w:val="28"/>
+          <w:szCs w:val="28"/>
+        </w:rPr>
+      </w:pPr>
+      <w:r>
+        <w:rPr>
+          <w:rFonts w:ascii="Times New Roman" w:hAnsi="Times New Roman" w:cs="Times New Roman"/>
+          <w:sz w:val="28"/>
+          <w:szCs w:val="28"/>
+        </w:rPr>
+        <w:lastRenderedPageBreak/>
+        <w:t xml:space="preserve">Особое внимание было уделено механизмам эволюции программных систем, к которым относятся модификация архитектуры, расширение функциональности, </w:t>
+      </w:r>
+      <w:proofErr w:type="spellStart"/>
+      <w:r>
+        <w:rPr>
+          <w:rFonts w:ascii="Times New Roman" w:hAnsi="Times New Roman" w:cs="Times New Roman"/>
+          <w:sz w:val="28"/>
+          <w:szCs w:val="28"/>
+        </w:rPr>
+        <w:t>рефакторинг</w:t>
+      </w:r>
+      <w:proofErr w:type="spellEnd"/>
+      <w:r>
+        <w:rPr>
+          <w:rFonts w:ascii="Times New Roman" w:hAnsi="Times New Roman" w:cs="Times New Roman"/>
+          <w:sz w:val="28"/>
+          <w:szCs w:val="28"/>
+        </w:rPr>
+        <w:t xml:space="preserve"> кода, замена устаревших компонентов, а также интеграция новых технологий. Установлено, что ключевым механизмом обеспечения устойчивой эволюции программных систем является регулярное сопровождение кода и управление его структурной сложностью. Также рассмотрена взаимосвязь между эволюцией программных систем и техническим долгом. Показано, что отсутствие систематического подхода к развитию программного обеспечения приводит к накоплению технического долга, что, в свою очередь, замедляет дальнейшую эволюцию системы и увеличивает затраты на её сопровождение. По результатам исследования сформировано представление о закономерностях развития программных систем и ключевых механизмах их эволюции, что составляет теоретическую основу для дальнейшего анализа методов автоматизации сопровождения и </w:t>
+      </w:r>
+      <w:proofErr w:type="spellStart"/>
+      <w:r>
+        <w:rPr>
+          <w:rFonts w:ascii="Times New Roman" w:hAnsi="Times New Roman" w:cs="Times New Roman"/>
+          <w:sz w:val="28"/>
+          <w:szCs w:val="28"/>
+        </w:rPr>
+        <w:t>рефакторинга</w:t>
+      </w:r>
+      <w:proofErr w:type="spellEnd"/>
+      <w:r>
+        <w:rPr>
+          <w:rFonts w:ascii="Times New Roman" w:hAnsi="Times New Roman" w:cs="Times New Roman"/>
+          <w:sz w:val="28"/>
+          <w:szCs w:val="28"/>
+        </w:rPr>
+        <w:t xml:space="preserve"> программного обеспечения с использованием современных инструментов разработки.</w:t>
+      </w:r>
+    </w:p>
+    <w:p>
+      <w:pPr>
+        <w:pStyle w:val="a8"/>
+        <w:widowControl w:val="0"/>
+        <w:spacing w:after="0" w:line="360" w:lineRule="auto"/>
+        <w:ind w:left="0" w:firstLine="709"/>
+        <w:jc w:val="both"/>
+        <w:rPr>
+          <w:rFonts w:ascii="Times New Roman" w:hAnsi="Times New Roman" w:cs="Times New Roman"/>
+          <w:sz w:val="28"/>
+          <w:szCs w:val="28"/>
+        </w:rPr>
+      </w:pPr>
+      <w:r>
+        <w:rPr>
+          <w:rFonts w:ascii="Times New Roman" w:hAnsi="Times New Roman" w:cs="Times New Roman"/>
+          <w:sz w:val="28"/>
+          <w:szCs w:val="28"/>
+        </w:rPr>
+        <w:t xml:space="preserve">В рамках выполнения задачи по изучению современных инструментов автоматизации разработки программного обеспечения был проведён анализ актуальных средств, применяемых в современной программной инженерии для повышения эффективности разработки, тестирования и сопровождения программных систем. В ходе исследования рассмотрены основные классы инструментов автоматизации, включая системы контроля версий, среды разработки, инструменты непрерывной интеграции и доставки (CI/CD), системы автоматического тестирования, а также платформы для управления зависимостями и сборки проектов. Установлено, что использование данных инструментов позволяет существенно снизить трудоёмкость рутинных операций и повысить стабильность процесса разработки. Особое внимание было уделено современным </w:t>
+      </w:r>
+      <w:r>
+        <w:rPr>
+          <w:rFonts w:ascii="Times New Roman" w:hAnsi="Times New Roman" w:cs="Times New Roman"/>
+          <w:sz w:val="28"/>
+          <w:szCs w:val="28"/>
+        </w:rPr>
+        <w:t>IDE</w:t>
+      </w:r>
+      <w:r>
+        <w:rPr>
+          <w:rFonts w:ascii="Times New Roman" w:hAnsi="Times New Roman" w:cs="Times New Roman"/>
+          <w:sz w:val="28"/>
+          <w:szCs w:val="28"/>
+        </w:rPr>
+        <w:t xml:space="preserve">, поддерживающим функции интеллектуальной помощи разработчику, включая </w:t>
+      </w:r>
+      <w:proofErr w:type="spellStart"/>
+      <w:r>
+        <w:rPr>
+          <w:rFonts w:ascii="Times New Roman" w:hAnsi="Times New Roman" w:cs="Times New Roman"/>
+          <w:sz w:val="28"/>
+          <w:szCs w:val="28"/>
+        </w:rPr>
+        <w:t>автодополнение</w:t>
+      </w:r>
+      <w:proofErr w:type="spellEnd"/>
+      <w:r>
+        <w:rPr>
+          <w:rFonts w:ascii="Times New Roman" w:hAnsi="Times New Roman" w:cs="Times New Roman"/>
+          <w:sz w:val="28"/>
+          <w:szCs w:val="28"/>
+        </w:rPr>
+        <w:t xml:space="preserve"> кода, статический анализ, </w:t>
+      </w:r>
+      <w:proofErr w:type="spellStart"/>
+      <w:r>
+        <w:rPr>
+          <w:rFonts w:ascii="Times New Roman" w:hAnsi="Times New Roman" w:cs="Times New Roman"/>
+          <w:sz w:val="28"/>
+          <w:szCs w:val="28"/>
+        </w:rPr>
+        <w:t>рефакторинг</w:t>
+      </w:r>
+      <w:proofErr w:type="spellEnd"/>
+      <w:r>
+        <w:rPr>
+          <w:rFonts w:ascii="Times New Roman" w:hAnsi="Times New Roman" w:cs="Times New Roman"/>
+          <w:sz w:val="28"/>
+          <w:szCs w:val="28"/>
+        </w:rPr>
+        <w:t xml:space="preserve"> и выявление потенциальных ошибок. </w:t>
+      </w:r>
+    </w:p>
+    <w:p>
+      <w:pPr>
+        <w:pStyle w:val="a8"/>
+        <w:widowControl w:val="0"/>
+        <w:spacing w:after="0" w:line="360" w:lineRule="auto"/>
+        <w:ind w:left="0" w:firstLine="709"/>
+        <w:jc w:val="both"/>
+        <w:rPr>
+          <w:rFonts w:ascii="Times New Roman" w:hAnsi="Times New Roman" w:cs="Times New Roman"/>
+          <w:sz w:val="28"/>
+          <w:szCs w:val="28"/>
+        </w:rPr>
+      </w:pPr>
+      <w:r>
+        <w:rPr>
+          <w:rFonts w:ascii="Times New Roman" w:hAnsi="Times New Roman" w:cs="Times New Roman"/>
+          <w:sz w:val="28"/>
+          <w:szCs w:val="28"/>
+        </w:rPr>
+        <w:lastRenderedPageBreak/>
+        <w:t xml:space="preserve">Отмечено, что такие среды становятся ключевым элементом автоматизации процесса программной инженерии. Также были рассмотрены инструменты управления зависимостями и сборки проектов, обеспечивающие автоматизацию процесса подключения внешних библиотек и формирования исполняемых приложений. Проанализированы возможности систем контейнеризации и </w:t>
+      </w:r>
+      <w:proofErr w:type="spellStart"/>
+      <w:r>
+        <w:rPr>
+          <w:rFonts w:ascii="Times New Roman" w:hAnsi="Times New Roman" w:cs="Times New Roman"/>
+          <w:sz w:val="28"/>
+          <w:szCs w:val="28"/>
+        </w:rPr>
+        <w:t>оркестрации</w:t>
+      </w:r>
+      <w:proofErr w:type="spellEnd"/>
+      <w:r>
+        <w:rPr>
+          <w:rFonts w:ascii="Times New Roman" w:hAnsi="Times New Roman" w:cs="Times New Roman"/>
+          <w:sz w:val="28"/>
+          <w:szCs w:val="28"/>
+        </w:rPr>
+        <w:t xml:space="preserve">, применяемых для автоматизации развертывания программных систем в различных средах. Дополнительно изучены современные подходы к автоматизации тестирования программного обеспечения, включая </w:t>
+      </w:r>
+      <w:proofErr w:type="spellStart"/>
+      <w:r>
+        <w:rPr>
+          <w:rFonts w:ascii="Times New Roman" w:hAnsi="Times New Roman" w:cs="Times New Roman"/>
+          <w:sz w:val="28"/>
+          <w:szCs w:val="28"/>
+        </w:rPr>
+        <w:t>юнит-тестирование</w:t>
+      </w:r>
+      <w:proofErr w:type="spellEnd"/>
+      <w:r>
+        <w:rPr>
+          <w:rFonts w:ascii="Times New Roman" w:hAnsi="Times New Roman" w:cs="Times New Roman"/>
+          <w:sz w:val="28"/>
+          <w:szCs w:val="28"/>
+        </w:rPr>
+        <w:t xml:space="preserve">, интеграционное тестирование и </w:t>
+      </w:r>
+      <w:proofErr w:type="spellStart"/>
+      <w:r>
+        <w:rPr>
+          <w:rFonts w:ascii="Times New Roman" w:hAnsi="Times New Roman" w:cs="Times New Roman"/>
+          <w:sz w:val="28"/>
+          <w:szCs w:val="28"/>
+        </w:rPr>
+        <w:t>end-to-end</w:t>
+      </w:r>
+      <w:proofErr w:type="spellEnd"/>
+      <w:r>
+        <w:rPr>
+          <w:rFonts w:ascii="Times New Roman" w:hAnsi="Times New Roman" w:cs="Times New Roman"/>
+          <w:sz w:val="28"/>
+          <w:szCs w:val="28"/>
+        </w:rPr>
+        <w:t xml:space="preserve"> тестирование. Отмечено, что автоматизация тестирования является важным элементом обеспечения качества программных систем и снижения количества ошибок на этапах эксплуатации. </w:t>
+      </w:r>
+    </w:p>
+    <w:p>
+      <w:pPr>
+        <w:pStyle w:val="a8"/>
+        <w:widowControl w:val="0"/>
+        <w:spacing w:after="0" w:line="360" w:lineRule="auto"/>
+        <w:ind w:left="0" w:firstLine="709"/>
+        <w:jc w:val="both"/>
+        <w:rPr>
+          <w:rFonts w:ascii="Times New Roman" w:hAnsi="Times New Roman" w:cs="Times New Roman"/>
+          <w:sz w:val="28"/>
+          <w:szCs w:val="28"/>
+        </w:rPr>
+      </w:pPr>
+      <w:r>
+        <w:rPr>
+          <w:rFonts w:ascii="Times New Roman" w:hAnsi="Times New Roman" w:cs="Times New Roman"/>
+          <w:sz w:val="28"/>
+          <w:szCs w:val="28"/>
+        </w:rPr>
+        <w:t xml:space="preserve">По результатам исследования установлено, что современные инструменты автоматизации разработки программного обеспечения формируют основу для повышения производительности разработчиков и обеспечения устойчивой эволюции программных систем. Полученные результаты использованы при дальнейшем анализе возможностей применения генеративного искусственного интеллекта в процессах разработки и </w:t>
+      </w:r>
+      <w:proofErr w:type="spellStart"/>
+      <w:r>
+        <w:rPr>
+          <w:rFonts w:ascii="Times New Roman" w:hAnsi="Times New Roman" w:cs="Times New Roman"/>
+          <w:sz w:val="28"/>
+          <w:szCs w:val="28"/>
+        </w:rPr>
+        <w:t>рефакторинга</w:t>
+      </w:r>
+      <w:proofErr w:type="spellEnd"/>
+      <w:r>
+        <w:rPr>
+          <w:rFonts w:ascii="Times New Roman" w:hAnsi="Times New Roman" w:cs="Times New Roman"/>
+          <w:sz w:val="28"/>
+          <w:szCs w:val="28"/>
+        </w:rPr>
+        <w:t xml:space="preserve"> программного обеспечения.</w:t>
+      </w:r>
+    </w:p>
+    <w:p>
+      <w:pPr>
+        <w:pStyle w:val="a8"/>
+        <w:widowControl w:val="0"/>
+        <w:spacing w:after="0" w:line="360" w:lineRule="auto"/>
+        <w:ind w:left="0" w:firstLine="709"/>
+        <w:jc w:val="both"/>
+        <w:rPr>
+          <w:rFonts w:ascii="Times New Roman" w:hAnsi="Times New Roman" w:cs="Times New Roman"/>
+          <w:sz w:val="28"/>
+          <w:szCs w:val="28"/>
+        </w:rPr>
+      </w:pPr>
+      <w:r>
+        <w:rPr>
+          <w:rFonts w:ascii="Times New Roman" w:hAnsi="Times New Roman" w:cs="Times New Roman"/>
+          <w:sz w:val="28"/>
+          <w:szCs w:val="28"/>
+        </w:rPr>
+        <w:t xml:space="preserve">В рамках выполнения задачи по анализу возможностей применения генеративного искусственного интеллекта для поддержки </w:t>
+      </w:r>
+      <w:proofErr w:type="spellStart"/>
+      <w:r>
+        <w:rPr>
+          <w:rFonts w:ascii="Times New Roman" w:hAnsi="Times New Roman" w:cs="Times New Roman"/>
+          <w:sz w:val="28"/>
+          <w:szCs w:val="28"/>
+        </w:rPr>
+        <w:t>рефакторинга</w:t>
+      </w:r>
+      <w:proofErr w:type="spellEnd"/>
+      <w:r>
+        <w:rPr>
+          <w:rFonts w:ascii="Times New Roman" w:hAnsi="Times New Roman" w:cs="Times New Roman"/>
+          <w:sz w:val="28"/>
+          <w:szCs w:val="28"/>
+        </w:rPr>
+        <w:t xml:space="preserve"> программного обеспечения были рассмотрены современные подходы к использованию AI-инструментов в задачах программной инженерии. В ходе исследования установлено, что генеративные модели искусственного интеллекта способны выполнять широкий спектр задач, связанных с анализом, модификацией и улучшением программного кода. </w:t>
+      </w:r>
+    </w:p>
+    <w:p>
+      <w:pPr>
+        <w:pStyle w:val="a8"/>
+        <w:widowControl w:val="0"/>
+        <w:spacing w:after="0" w:line="360" w:lineRule="auto"/>
+        <w:ind w:left="0" w:firstLine="709"/>
+        <w:jc w:val="both"/>
+        <w:rPr>
+          <w:rFonts w:ascii="Times New Roman" w:hAnsi="Times New Roman" w:cs="Times New Roman"/>
+          <w:sz w:val="28"/>
+          <w:szCs w:val="28"/>
+        </w:rPr>
+      </w:pPr>
+      <w:r>
+        <w:rPr>
+          <w:rFonts w:ascii="Times New Roman" w:hAnsi="Times New Roman" w:cs="Times New Roman"/>
+          <w:sz w:val="28"/>
+          <w:szCs w:val="28"/>
+        </w:rPr>
+        <w:t xml:space="preserve">К таким задачам относятся автоматическое выявление дублирующихся фрагментов кода, предложение вариантов упрощения логики, оптимизация структуры программных модулей, а также генерация новых компонентов системы на основе естественно-языковых запросов разработчика. </w:t>
+      </w:r>
+    </w:p>
+    <w:p>
+      <w:pPr>
+        <w:pStyle w:val="a8"/>
+        <w:widowControl w:val="0"/>
+        <w:spacing w:after="0" w:line="360" w:lineRule="auto"/>
+        <w:ind w:left="0" w:firstLine="709"/>
+        <w:jc w:val="both"/>
+        <w:rPr>
+          <w:rFonts w:ascii="Times New Roman" w:hAnsi="Times New Roman" w:cs="Times New Roman"/>
+          <w:sz w:val="28"/>
+          <w:szCs w:val="28"/>
+        </w:rPr>
+      </w:pPr>
+      <w:r>
+        <w:rPr>
+          <w:rFonts w:ascii="Times New Roman" w:hAnsi="Times New Roman" w:cs="Times New Roman"/>
+          <w:sz w:val="28"/>
+          <w:szCs w:val="28"/>
+        </w:rPr>
+        <w:lastRenderedPageBreak/>
+        <w:t xml:space="preserve">Особое внимание было уделено роли генеративного искусственного интеллекта в процессах </w:t>
+      </w:r>
+      <w:proofErr w:type="spellStart"/>
+      <w:r>
+        <w:rPr>
+          <w:rFonts w:ascii="Times New Roman" w:hAnsi="Times New Roman" w:cs="Times New Roman"/>
+          <w:sz w:val="28"/>
+          <w:szCs w:val="28"/>
+        </w:rPr>
+        <w:t>рефакторинга</w:t>
+      </w:r>
+      <w:proofErr w:type="spellEnd"/>
+      <w:r>
+        <w:rPr>
+          <w:rFonts w:ascii="Times New Roman" w:hAnsi="Times New Roman" w:cs="Times New Roman"/>
+          <w:sz w:val="28"/>
+          <w:szCs w:val="28"/>
+        </w:rPr>
+        <w:t xml:space="preserve">. Показано, что AI-инструменты могут выступать в качестве интеллектуальных ассистентов разработчика, предлагая альтернативные варианты реализации кода, выявляя потенциальные архитектурные проблемы и помогая снижать технический долг. При этом отмечено, что эффективность таких инструментов во многом зависит от качества постановки задачи и уровня контекста, предоставляемого модели. Также были проанализированы ограничения применения генеративного искусственного интеллекта в задачах </w:t>
+      </w:r>
+      <w:proofErr w:type="spellStart"/>
+      <w:r>
+        <w:rPr>
+          <w:rFonts w:ascii="Times New Roman" w:hAnsi="Times New Roman" w:cs="Times New Roman"/>
+          <w:sz w:val="28"/>
+          <w:szCs w:val="28"/>
+        </w:rPr>
+        <w:t>рефакторинга</w:t>
+      </w:r>
+      <w:proofErr w:type="spellEnd"/>
+      <w:r>
+        <w:rPr>
+          <w:rFonts w:ascii="Times New Roman" w:hAnsi="Times New Roman" w:cs="Times New Roman"/>
+          <w:sz w:val="28"/>
+          <w:szCs w:val="28"/>
+        </w:rPr>
+        <w:t xml:space="preserve">, включая возможные ошибки генерации кода, необходимость </w:t>
+      </w:r>
+      <w:proofErr w:type="spellStart"/>
+      <w:r>
+        <w:rPr>
+          <w:rFonts w:ascii="Times New Roman" w:hAnsi="Times New Roman" w:cs="Times New Roman"/>
+          <w:sz w:val="28"/>
+          <w:szCs w:val="28"/>
+        </w:rPr>
+        <w:t>валидации</w:t>
+      </w:r>
+      <w:proofErr w:type="spellEnd"/>
+      <w:r>
+        <w:rPr>
+          <w:rFonts w:ascii="Times New Roman" w:hAnsi="Times New Roman" w:cs="Times New Roman"/>
+          <w:sz w:val="28"/>
+          <w:szCs w:val="28"/>
+        </w:rPr>
+        <w:t xml:space="preserve"> предложенных изменений и зависимость от исходного качества программной системы. Установлено, что AI-инструменты не заменяют разработчика, а выступают в качестве вспомогательного средства, ускоряющего процессы анализа и модификации кода. Дополнительно рассмотрены практические сценарии применения генеративного искусственного интеллекта, включая автоматизированное улучшение читаемости кода, </w:t>
+      </w:r>
+      <w:proofErr w:type="spellStart"/>
+      <w:r>
+        <w:rPr>
+          <w:rFonts w:ascii="Times New Roman" w:hAnsi="Times New Roman" w:cs="Times New Roman"/>
+          <w:sz w:val="28"/>
+          <w:szCs w:val="28"/>
+        </w:rPr>
+        <w:t>рефакторинг</w:t>
+      </w:r>
+      <w:proofErr w:type="spellEnd"/>
+      <w:r>
+        <w:rPr>
+          <w:rFonts w:ascii="Times New Roman" w:hAnsi="Times New Roman" w:cs="Times New Roman"/>
+          <w:sz w:val="28"/>
+          <w:szCs w:val="28"/>
+        </w:rPr>
+        <w:t xml:space="preserve"> функций и классов, а также поддержку миграции программных систем на новые архитектурные решения. По результатам анализа сделан вывод о перспективности использования генеративного искусственного интеллекта для поддержки процессов </w:t>
+      </w:r>
+      <w:proofErr w:type="spellStart"/>
+      <w:r>
+        <w:rPr>
+          <w:rFonts w:ascii="Times New Roman" w:hAnsi="Times New Roman" w:cs="Times New Roman"/>
+          <w:sz w:val="28"/>
+          <w:szCs w:val="28"/>
+        </w:rPr>
+        <w:t>рефакторинга</w:t>
+      </w:r>
+      <w:proofErr w:type="spellEnd"/>
+      <w:r>
+        <w:rPr>
+          <w:rFonts w:ascii="Times New Roman" w:hAnsi="Times New Roman" w:cs="Times New Roman"/>
+          <w:sz w:val="28"/>
+          <w:szCs w:val="28"/>
+        </w:rPr>
+        <w:t xml:space="preserve"> и сопровождения программных систем, особенно в условиях сложных и быстро развивающихся программных проектов.</w:t>
+      </w:r>
+    </w:p>
+    <w:p>
+      <w:pPr>
+        <w:pStyle w:val="a8"/>
+        <w:widowControl w:val="0"/>
+        <w:spacing w:after="0" w:line="360" w:lineRule="auto"/>
+        <w:ind w:left="0" w:firstLine="709"/>
+        <w:jc w:val="both"/>
+        <w:rPr>
+          <w:rFonts w:ascii="Times New Roman" w:hAnsi="Times New Roman" w:cs="Times New Roman"/>
+          <w:sz w:val="28"/>
+          <w:szCs w:val="28"/>
+        </w:rPr>
+      </w:pPr>
+      <w:r>
+        <w:rPr>
+          <w:rFonts w:ascii="Times New Roman" w:hAnsi="Times New Roman" w:cs="Times New Roman"/>
+          <w:sz w:val="28"/>
+          <w:szCs w:val="28"/>
+        </w:rPr>
+        <w:t xml:space="preserve">В рамках выполнения задачи по исследованию среды </w:t>
+      </w:r>
+      <w:proofErr w:type="spellStart"/>
+      <w:r>
+        <w:rPr>
+          <w:rFonts w:ascii="Times New Roman" w:hAnsi="Times New Roman" w:cs="Times New Roman"/>
+          <w:sz w:val="28"/>
+          <w:szCs w:val="28"/>
+        </w:rPr>
+        <w:t>Cursor</w:t>
+      </w:r>
+      <w:proofErr w:type="spellEnd"/>
+      <w:r>
+        <w:rPr>
+          <w:rFonts w:ascii="Times New Roman" w:hAnsi="Times New Roman" w:cs="Times New Roman"/>
+          <w:sz w:val="28"/>
+          <w:szCs w:val="28"/>
+        </w:rPr>
+        <w:t xml:space="preserve"> AI как инструмента для автоматизации модификации и улучшения программного кода был проведён анализ её функциональных возможностей в контексте современной </w:t>
+      </w:r>
+      <w:proofErr w:type="spellStart"/>
+      <w:r>
+        <w:rPr>
+          <w:rFonts w:ascii="Times New Roman" w:hAnsi="Times New Roman" w:cs="Times New Roman"/>
+          <w:sz w:val="28"/>
+          <w:szCs w:val="28"/>
+        </w:rPr>
+        <w:t>AI-ассистированной</w:t>
+      </w:r>
+      <w:proofErr w:type="spellEnd"/>
+      <w:r>
+        <w:rPr>
+          <w:rFonts w:ascii="Times New Roman" w:hAnsi="Times New Roman" w:cs="Times New Roman"/>
+          <w:sz w:val="28"/>
+          <w:szCs w:val="28"/>
+        </w:rPr>
+        <w:t xml:space="preserve"> разработки программного обеспечения. В ходе исследования установлено, что </w:t>
+      </w:r>
+      <w:proofErr w:type="spellStart"/>
+      <w:r>
+        <w:rPr>
+          <w:rFonts w:ascii="Times New Roman" w:hAnsi="Times New Roman" w:cs="Times New Roman"/>
+          <w:sz w:val="28"/>
+          <w:szCs w:val="28"/>
+        </w:rPr>
+        <w:t>Cursor</w:t>
+      </w:r>
+      <w:proofErr w:type="spellEnd"/>
+      <w:r>
+        <w:rPr>
+          <w:rFonts w:ascii="Times New Roman" w:hAnsi="Times New Roman" w:cs="Times New Roman"/>
+          <w:sz w:val="28"/>
+          <w:szCs w:val="28"/>
+        </w:rPr>
+        <w:t xml:space="preserve"> AI представляет собой интегрированную среду разработки, основанную на применении генеративного искусственного интеллекта, которая позволяет разработчику взаимодействовать с программным кодом с использованием естественного языка. </w:t>
+      </w:r>
+    </w:p>
+    <w:p>
+      <w:pPr>
+        <w:pStyle w:val="a8"/>
+        <w:widowControl w:val="0"/>
+        <w:spacing w:after="0" w:line="360" w:lineRule="auto"/>
+        <w:ind w:left="0" w:firstLine="709"/>
+        <w:jc w:val="both"/>
+        <w:rPr>
+          <w:rFonts w:ascii="Times New Roman" w:hAnsi="Times New Roman" w:cs="Times New Roman"/>
+          <w:sz w:val="28"/>
+          <w:szCs w:val="28"/>
+        </w:rPr>
+      </w:pPr>
+      <w:r>
+        <w:rPr>
+          <w:rFonts w:ascii="Times New Roman" w:hAnsi="Times New Roman" w:cs="Times New Roman"/>
+          <w:sz w:val="28"/>
+          <w:szCs w:val="28"/>
+        </w:rPr>
+        <w:lastRenderedPageBreak/>
+        <w:t xml:space="preserve">Данный подход обеспечивает возможность ускоренного внесения изменений в кодовую базу, автоматизации </w:t>
+      </w:r>
+      <w:proofErr w:type="spellStart"/>
+      <w:r>
+        <w:rPr>
+          <w:rFonts w:ascii="Times New Roman" w:hAnsi="Times New Roman" w:cs="Times New Roman"/>
+          <w:sz w:val="28"/>
+          <w:szCs w:val="28"/>
+        </w:rPr>
+        <w:t>рефакторинга</w:t>
+      </w:r>
+      <w:proofErr w:type="spellEnd"/>
+      <w:r>
+        <w:rPr>
+          <w:rFonts w:ascii="Times New Roman" w:hAnsi="Times New Roman" w:cs="Times New Roman"/>
+          <w:sz w:val="28"/>
+          <w:szCs w:val="28"/>
+        </w:rPr>
+        <w:t xml:space="preserve">, генерации новых модулей и анализа структуры программного проекта. Особое внимание было уделено функциям автоматического редактирования кода, контекстного анализа проекта и генерации решений на основе описания задачи. Показано, что </w:t>
+      </w:r>
+      <w:proofErr w:type="spellStart"/>
+      <w:r>
+        <w:rPr>
+          <w:rFonts w:ascii="Times New Roman" w:hAnsi="Times New Roman" w:cs="Times New Roman"/>
+          <w:sz w:val="28"/>
+          <w:szCs w:val="28"/>
+        </w:rPr>
+        <w:t>Cursor</w:t>
+      </w:r>
+      <w:proofErr w:type="spellEnd"/>
+      <w:r>
+        <w:rPr>
+          <w:rFonts w:ascii="Times New Roman" w:hAnsi="Times New Roman" w:cs="Times New Roman"/>
+          <w:sz w:val="28"/>
+          <w:szCs w:val="28"/>
+        </w:rPr>
+        <w:t xml:space="preserve"> AI способен учитывать конте</w:t>
+      </w:r>
+      <w:proofErr w:type="gramStart"/>
+      <w:r>
+        <w:rPr>
+          <w:rFonts w:ascii="Times New Roman" w:hAnsi="Times New Roman" w:cs="Times New Roman"/>
+          <w:sz w:val="28"/>
+          <w:szCs w:val="28"/>
+        </w:rPr>
+        <w:t>кст вс</w:t>
+      </w:r>
+      <w:proofErr w:type="gramEnd"/>
+      <w:r>
+        <w:rPr>
+          <w:rFonts w:ascii="Times New Roman" w:hAnsi="Times New Roman" w:cs="Times New Roman"/>
+          <w:sz w:val="28"/>
+          <w:szCs w:val="28"/>
+        </w:rPr>
+        <w:t xml:space="preserve">его проекта, что повышает точность предлагаемых изменений и снижает вероятность возникновения несогласованностей в кодовой базе. Также были рассмотрены возможности среды в части поддержки процессов </w:t>
+      </w:r>
+      <w:proofErr w:type="spellStart"/>
+      <w:r>
+        <w:rPr>
+          <w:rFonts w:ascii="Times New Roman" w:hAnsi="Times New Roman" w:cs="Times New Roman"/>
+          <w:sz w:val="28"/>
+          <w:szCs w:val="28"/>
+        </w:rPr>
+        <w:t>рефакторинга</w:t>
+      </w:r>
+      <w:proofErr w:type="spellEnd"/>
+      <w:r>
+        <w:rPr>
+          <w:rFonts w:ascii="Times New Roman" w:hAnsi="Times New Roman" w:cs="Times New Roman"/>
+          <w:sz w:val="28"/>
+          <w:szCs w:val="28"/>
+        </w:rPr>
+        <w:t xml:space="preserve"> и сопровождения программных систем. </w:t>
+      </w:r>
+    </w:p>
+    <w:p>
+      <w:pPr>
+        <w:pStyle w:val="a8"/>
+        <w:widowControl w:val="0"/>
+        <w:spacing w:after="0" w:line="360" w:lineRule="auto"/>
+        <w:ind w:left="0" w:firstLine="709"/>
+        <w:jc w:val="both"/>
+        <w:rPr>
+          <w:rFonts w:ascii="Times New Roman" w:hAnsi="Times New Roman" w:cs="Times New Roman"/>
+          <w:sz w:val="28"/>
+          <w:szCs w:val="28"/>
+        </w:rPr>
+      </w:pPr>
+      <w:r>
+        <w:rPr>
+          <w:rFonts w:ascii="Times New Roman" w:hAnsi="Times New Roman" w:cs="Times New Roman"/>
+          <w:sz w:val="28"/>
+          <w:szCs w:val="28"/>
+        </w:rPr>
+        <w:t xml:space="preserve">Установлено, что </w:t>
+      </w:r>
+      <w:proofErr w:type="spellStart"/>
+      <w:r>
+        <w:rPr>
+          <w:rFonts w:ascii="Times New Roman" w:hAnsi="Times New Roman" w:cs="Times New Roman"/>
+          <w:sz w:val="28"/>
+          <w:szCs w:val="28"/>
+        </w:rPr>
+        <w:t>Cursor</w:t>
+      </w:r>
+      <w:proofErr w:type="spellEnd"/>
+      <w:r>
+        <w:rPr>
+          <w:rFonts w:ascii="Times New Roman" w:hAnsi="Times New Roman" w:cs="Times New Roman"/>
+          <w:sz w:val="28"/>
+          <w:szCs w:val="28"/>
+        </w:rPr>
+        <w:t xml:space="preserve"> AI позволяет выявлять потенциальные проблемы в архитектуре приложения, предлагать варианты оптимизации кода и автоматически применять изменения, соответствующие заданным требованиям разработчика. </w:t>
+      </w:r>
+    </w:p>
+    <w:p>
+      <w:pPr>
+        <w:pStyle w:val="a8"/>
+        <w:widowControl w:val="0"/>
+        <w:spacing w:after="0" w:line="360" w:lineRule="auto"/>
+        <w:ind w:left="0" w:firstLine="709"/>
+        <w:jc w:val="both"/>
+        <w:rPr>
+          <w:rFonts w:ascii="Times New Roman" w:hAnsi="Times New Roman" w:cs="Times New Roman"/>
+          <w:sz w:val="28"/>
+          <w:szCs w:val="28"/>
+        </w:rPr>
+      </w:pPr>
+      <w:r>
+        <w:rPr>
+          <w:rFonts w:ascii="Times New Roman" w:hAnsi="Times New Roman" w:cs="Times New Roman"/>
+          <w:sz w:val="28"/>
+          <w:szCs w:val="28"/>
+        </w:rPr>
+        <w:t xml:space="preserve">Дополнительно проанализированы особенности интеграции </w:t>
+      </w:r>
+      <w:proofErr w:type="spellStart"/>
+      <w:r>
+        <w:rPr>
+          <w:rFonts w:ascii="Times New Roman" w:hAnsi="Times New Roman" w:cs="Times New Roman"/>
+          <w:sz w:val="28"/>
+          <w:szCs w:val="28"/>
+        </w:rPr>
+        <w:t>Cursor</w:t>
+      </w:r>
+      <w:proofErr w:type="spellEnd"/>
+      <w:r>
+        <w:rPr>
+          <w:rFonts w:ascii="Times New Roman" w:hAnsi="Times New Roman" w:cs="Times New Roman"/>
+          <w:sz w:val="28"/>
+          <w:szCs w:val="28"/>
+        </w:rPr>
+        <w:t xml:space="preserve"> AI с современными инструментами разработки и языками программирования, включая поддержку </w:t>
+      </w:r>
+      <w:proofErr w:type="spellStart"/>
+      <w:r>
+        <w:rPr>
+          <w:rFonts w:ascii="Times New Roman" w:hAnsi="Times New Roman" w:cs="Times New Roman"/>
+          <w:sz w:val="28"/>
+          <w:szCs w:val="28"/>
+        </w:rPr>
+        <w:t>Python</w:t>
+      </w:r>
+      <w:proofErr w:type="spellEnd"/>
+      <w:r>
+        <w:rPr>
+          <w:rFonts w:ascii="Times New Roman" w:hAnsi="Times New Roman" w:cs="Times New Roman"/>
+          <w:sz w:val="28"/>
+          <w:szCs w:val="28"/>
+        </w:rPr>
+        <w:t xml:space="preserve"> и </w:t>
+      </w:r>
+      <w:proofErr w:type="spellStart"/>
+      <w:r>
+        <w:rPr>
+          <w:rFonts w:ascii="Times New Roman" w:hAnsi="Times New Roman" w:cs="Times New Roman"/>
+          <w:sz w:val="28"/>
+          <w:szCs w:val="28"/>
+        </w:rPr>
+        <w:t>JavaScript</w:t>
+      </w:r>
+      <w:proofErr w:type="spellEnd"/>
+      <w:r>
+        <w:rPr>
+          <w:rFonts w:ascii="Times New Roman" w:hAnsi="Times New Roman" w:cs="Times New Roman"/>
+          <w:sz w:val="28"/>
+          <w:szCs w:val="28"/>
+        </w:rPr>
+        <w:t xml:space="preserve">, а также работу с проектами различной сложности. Отмечено, что использование данной среды способствует повышению скорости разработки и снижению трудозатрат на выполнение рутинных операций. По результатам исследования сделан вывод о том, что </w:t>
+      </w:r>
+      <w:proofErr w:type="spellStart"/>
+      <w:r>
+        <w:rPr>
+          <w:rFonts w:ascii="Times New Roman" w:hAnsi="Times New Roman" w:cs="Times New Roman"/>
+          <w:sz w:val="28"/>
+          <w:szCs w:val="28"/>
+        </w:rPr>
+        <w:t>Cursor</w:t>
+      </w:r>
+      <w:proofErr w:type="spellEnd"/>
+      <w:r>
+        <w:rPr>
+          <w:rFonts w:ascii="Times New Roman" w:hAnsi="Times New Roman" w:cs="Times New Roman"/>
+          <w:sz w:val="28"/>
+          <w:szCs w:val="28"/>
+        </w:rPr>
+        <w:t xml:space="preserve"> AI является эффективным инструментом автоматизации процессов модификации и улучшения программного кода, а также может рассматриваться как перспективное средство поддержки </w:t>
+      </w:r>
+      <w:proofErr w:type="spellStart"/>
+      <w:r>
+        <w:rPr>
+          <w:rFonts w:ascii="Times New Roman" w:hAnsi="Times New Roman" w:cs="Times New Roman"/>
+          <w:sz w:val="28"/>
+          <w:szCs w:val="28"/>
+        </w:rPr>
+        <w:t>рефакторинга</w:t>
+      </w:r>
+      <w:proofErr w:type="spellEnd"/>
+      <w:r>
+        <w:rPr>
+          <w:rFonts w:ascii="Times New Roman" w:hAnsi="Times New Roman" w:cs="Times New Roman"/>
+          <w:sz w:val="28"/>
+          <w:szCs w:val="28"/>
+        </w:rPr>
+        <w:t xml:space="preserve"> и эволюции программных систем в рамках современных подходов к программной инженерии.</w:t>
+      </w:r>
+    </w:p>
+    <w:p>
+      <w:pPr>
+        <w:pStyle w:val="a8"/>
+        <w:widowControl w:val="0"/>
+        <w:spacing w:after="0" w:line="360" w:lineRule="auto"/>
+        <w:ind w:left="0" w:firstLine="709"/>
+        <w:jc w:val="both"/>
+        <w:rPr>
+          <w:rFonts w:ascii="Times New Roman" w:hAnsi="Times New Roman" w:cs="Times New Roman"/>
+          <w:sz w:val="28"/>
+          <w:szCs w:val="28"/>
+        </w:rPr>
+      </w:pPr>
+      <w:r>
+        <w:rPr>
+          <w:rFonts w:ascii="Times New Roman" w:hAnsi="Times New Roman" w:cs="Times New Roman"/>
+          <w:sz w:val="28"/>
+          <w:szCs w:val="28"/>
+        </w:rPr>
+        <w:t xml:space="preserve">В рамках выполнения задачи по определению подходов к практической реализации эволюции программных систем на основе AI-инструментов были рассмотрены современные методы организации процесса разработки программного обеспечения с использованием генеративного искусственного интеллекта. </w:t>
+      </w:r>
+    </w:p>
+    <w:p>
+      <w:pPr>
+        <w:pStyle w:val="a8"/>
+        <w:widowControl w:val="0"/>
+        <w:spacing w:after="0" w:line="360" w:lineRule="auto"/>
+        <w:ind w:left="0" w:firstLine="709"/>
+        <w:jc w:val="both"/>
+        <w:rPr>
+          <w:rFonts w:ascii="Times New Roman" w:hAnsi="Times New Roman" w:cs="Times New Roman"/>
+          <w:sz w:val="28"/>
+          <w:szCs w:val="28"/>
+        </w:rPr>
+      </w:pPr>
+      <w:r>
+        <w:rPr>
+          <w:rFonts w:ascii="Times New Roman" w:hAnsi="Times New Roman" w:cs="Times New Roman"/>
+          <w:sz w:val="28"/>
+          <w:szCs w:val="28"/>
+        </w:rPr>
+        <w:lastRenderedPageBreak/>
+        <w:t xml:space="preserve">В ходе исследования установлено, что эволюция программных систем в условиях применения AI-инструментов приобретает итеративный характер, </w:t>
+      </w:r>
+      <w:proofErr w:type="gramStart"/>
+      <w:r>
+        <w:rPr>
+          <w:rFonts w:ascii="Times New Roman" w:hAnsi="Times New Roman" w:cs="Times New Roman"/>
+          <w:sz w:val="28"/>
+          <w:szCs w:val="28"/>
+        </w:rPr>
+        <w:t>при котором изменения в кодовой базе выполняются последовательно на основе анализа текущего состояния системы, постановки задачи и генерации улучшений с использованием интеллектуальных ассистентов.</w:t>
+      </w:r>
+      <w:proofErr w:type="gramEnd"/>
+      <w:r>
+        <w:rPr>
+          <w:rFonts w:ascii="Times New Roman" w:hAnsi="Times New Roman" w:cs="Times New Roman"/>
+          <w:sz w:val="28"/>
+          <w:szCs w:val="28"/>
+        </w:rPr>
+        <w:t xml:space="preserve"> Такой подход позволяет ускорить процесс модернизации программного обеспечения и повысить его адаптивность к изменяющимся требованиям. Особое внимание было уделено практическим стратегиям внедрения AI-инструментов в процесс разработки. </w:t>
+      </w:r>
+    </w:p>
+    <w:p>
+      <w:pPr>
+        <w:pStyle w:val="a8"/>
+        <w:widowControl w:val="0"/>
+        <w:spacing w:after="0" w:line="360" w:lineRule="auto"/>
+        <w:ind w:left="0" w:firstLine="709"/>
+        <w:jc w:val="both"/>
+        <w:rPr>
+          <w:rFonts w:ascii="Times New Roman" w:hAnsi="Times New Roman" w:cs="Times New Roman"/>
+          <w:sz w:val="28"/>
+          <w:szCs w:val="28"/>
+        </w:rPr>
+      </w:pPr>
+      <w:r>
+        <w:rPr>
+          <w:rFonts w:ascii="Times New Roman" w:hAnsi="Times New Roman" w:cs="Times New Roman"/>
+          <w:sz w:val="28"/>
+          <w:szCs w:val="28"/>
+        </w:rPr>
+        <w:t xml:space="preserve">Рассмотрены подходы, основанные на поэтапной модификации программного кода, включающие планирование изменений, генерацию новых компонентов, </w:t>
+      </w:r>
+      <w:proofErr w:type="gramStart"/>
+      <w:r>
+        <w:rPr>
+          <w:rFonts w:ascii="Times New Roman" w:hAnsi="Times New Roman" w:cs="Times New Roman"/>
+          <w:sz w:val="28"/>
+          <w:szCs w:val="28"/>
+        </w:rPr>
+        <w:t>автоматизированный</w:t>
+      </w:r>
+      <w:proofErr w:type="gramEnd"/>
+      <w:r>
+        <w:rPr>
+          <w:rFonts w:ascii="Times New Roman" w:hAnsi="Times New Roman" w:cs="Times New Roman"/>
+          <w:sz w:val="28"/>
+          <w:szCs w:val="28"/>
+        </w:rPr>
         <w:t xml:space="preserve"> </w:t>
       </w:r>
       <w:proofErr w:type="spellStart"/>
@@ -1154,8 +2551,102 @@
           <w:sz w:val="28"/>
           <w:szCs w:val="28"/>
         </w:rPr>
-        <w:t xml:space="preserve"> программного кода, модернизацию архитектуры программных систем, автоматизированное тестирование и использование современных инструментов контроля качества программного обеспечения. По результатам </w:t>
-      </w:r>
+        <w:t xml:space="preserve"> и последующее тестирование результатов. Установлено, что наиболее эффективным является использование итеративного цикла «анализ — генерация — проверка — уточнение», обеспечивающего контролируемое развитие программной системы. </w:t>
+      </w:r>
+    </w:p>
+    <w:p>
+      <w:pPr>
+        <w:pStyle w:val="a8"/>
+        <w:widowControl w:val="0"/>
+        <w:spacing w:after="0" w:line="360" w:lineRule="auto"/>
+        <w:ind w:left="0" w:firstLine="709"/>
+        <w:jc w:val="both"/>
+        <w:rPr>
+          <w:rFonts w:ascii="Times New Roman" w:hAnsi="Times New Roman" w:cs="Times New Roman"/>
+          <w:sz w:val="28"/>
+          <w:szCs w:val="28"/>
+        </w:rPr>
+      </w:pPr>
+      <w:r>
+        <w:rPr>
+          <w:rFonts w:ascii="Times New Roman" w:hAnsi="Times New Roman" w:cs="Times New Roman"/>
+          <w:sz w:val="28"/>
+          <w:szCs w:val="28"/>
+        </w:rPr>
+        <w:t xml:space="preserve">Также были проанализированы принципы построения </w:t>
+      </w:r>
+      <w:proofErr w:type="spellStart"/>
+      <w:r>
+        <w:rPr>
+          <w:rFonts w:ascii="Times New Roman" w:hAnsi="Times New Roman" w:cs="Times New Roman"/>
+          <w:sz w:val="28"/>
+          <w:szCs w:val="28"/>
+        </w:rPr>
+        <w:t>AI-ассистированных</w:t>
+      </w:r>
+      <w:proofErr w:type="spellEnd"/>
+      <w:r>
+        <w:rPr>
+          <w:rFonts w:ascii="Times New Roman" w:hAnsi="Times New Roman" w:cs="Times New Roman"/>
+          <w:sz w:val="28"/>
+          <w:szCs w:val="28"/>
+        </w:rPr>
+        <w:t xml:space="preserve"> рабочих процессов, включающие декомпозицию задач, использование контекстного описания проекта, формирование структурированных запросов к модели искусственного интеллекта и контроль качества получаемых изменений. Отмечено, что ключевым фактором успешной реализации эволюции программных систем является корректная постановка задач для AI-инструментов и последовательное управление изменениями в кодовой базе. </w:t>
+      </w:r>
+    </w:p>
+    <w:p>
+      <w:pPr>
+        <w:pStyle w:val="a8"/>
+        <w:widowControl w:val="0"/>
+        <w:spacing w:after="0" w:line="360" w:lineRule="auto"/>
+        <w:ind w:left="0" w:firstLine="709"/>
+        <w:jc w:val="both"/>
+        <w:rPr>
+          <w:rFonts w:ascii="Times New Roman" w:hAnsi="Times New Roman" w:cs="Times New Roman"/>
+          <w:sz w:val="28"/>
+          <w:szCs w:val="28"/>
+        </w:rPr>
+      </w:pPr>
+      <w:r>
+        <w:rPr>
+          <w:rFonts w:ascii="Times New Roman" w:hAnsi="Times New Roman" w:cs="Times New Roman"/>
+          <w:sz w:val="28"/>
+          <w:szCs w:val="28"/>
+        </w:rPr>
+        <w:t xml:space="preserve">Дополнительно рассмотрены ограничения и риски, связанные с применением генеративного искусственного интеллекта, включая необходимость </w:t>
+      </w:r>
+      <w:proofErr w:type="spellStart"/>
+      <w:r>
+        <w:rPr>
+          <w:rFonts w:ascii="Times New Roman" w:hAnsi="Times New Roman" w:cs="Times New Roman"/>
+          <w:sz w:val="28"/>
+          <w:szCs w:val="28"/>
+        </w:rPr>
+        <w:t>валидации</w:t>
+      </w:r>
+      <w:proofErr w:type="spellEnd"/>
+      <w:r>
+        <w:rPr>
+          <w:rFonts w:ascii="Times New Roman" w:hAnsi="Times New Roman" w:cs="Times New Roman"/>
+          <w:sz w:val="28"/>
+          <w:szCs w:val="28"/>
+        </w:rPr>
+        <w:t xml:space="preserve"> автоматически сгенерированного кода, возможные несоответствия архитектурным требованиям и важность участия разработчика в принятии окончательных решений. Установлено, что AI-инструменты должны использоваться как средство поддержки, а не полной автоматизации процесса разработки. </w:t>
+      </w:r>
+    </w:p>
+    <w:p>
+      <w:pPr>
+        <w:pStyle w:val="a8"/>
+        <w:widowControl w:val="0"/>
+        <w:spacing w:after="0" w:line="360" w:lineRule="auto"/>
+        <w:ind w:left="0" w:firstLine="709"/>
+        <w:jc w:val="both"/>
+        <w:rPr>
+          <w:rFonts w:ascii="Times New Roman" w:hAnsi="Times New Roman" w:cs="Times New Roman"/>
+          <w:sz w:val="28"/>
+          <w:szCs w:val="28"/>
+        </w:rPr>
+      </w:pPr>
       <w:r>
         <w:rPr>
           <w:rFonts w:ascii="Times New Roman" w:hAnsi="Times New Roman" w:cs="Times New Roman"/>
@@ -1163,941 +2654,7 @@
           <w:szCs w:val="28"/>
         </w:rPr>
         <w:lastRenderedPageBreak/>
-        <w:t>проведённого исследования определено, что своевременное выявление и устранение технического долга является важным условием обеспечения устойчивой эволюции программных систем и поддержания их качества на протяжении всего жизненного цикла. Полученные результаты были использованы при подготовке теоретической части исследования, посвящённой анализу факторов деградации программного обеспечения и механизмам их устранения.</w:t>
-      </w:r>
-    </w:p>
-    <w:p>
-      <w:pPr>
-        <w:pStyle w:val="a8"/>
-        <w:widowControl w:val="0"/>
-        <w:spacing w:after="0" w:line="360" w:lineRule="auto"/>
-        <w:ind w:left="0" w:firstLine="709"/>
-        <w:jc w:val="both"/>
-        <w:rPr>
-          <w:rFonts w:ascii="Times New Roman" w:hAnsi="Times New Roman" w:cs="Times New Roman"/>
-          <w:sz w:val="28"/>
-          <w:szCs w:val="28"/>
-        </w:rPr>
-      </w:pPr>
-      <w:r>
-        <w:rPr>
-          <w:rFonts w:ascii="Times New Roman" w:hAnsi="Times New Roman" w:cs="Times New Roman"/>
-          <w:sz w:val="28"/>
-          <w:szCs w:val="28"/>
-        </w:rPr>
-        <w:t xml:space="preserve">В рамках выполнения задачи по анализу существующих методов </w:t>
-      </w:r>
-      <w:proofErr w:type="spellStart"/>
-      <w:r>
-        <w:rPr>
-          <w:rFonts w:ascii="Times New Roman" w:hAnsi="Times New Roman" w:cs="Times New Roman"/>
-          <w:sz w:val="28"/>
-          <w:szCs w:val="28"/>
-        </w:rPr>
-        <w:t>рефакторинга</w:t>
-      </w:r>
-      <w:proofErr w:type="spellEnd"/>
-      <w:r>
-        <w:rPr>
-          <w:rFonts w:ascii="Times New Roman" w:hAnsi="Times New Roman" w:cs="Times New Roman"/>
-          <w:sz w:val="28"/>
-          <w:szCs w:val="28"/>
-        </w:rPr>
-        <w:t xml:space="preserve"> и подходов к их классификации были рассмотрены современные научные и практические подходы к улучшению структуры программного кода без изменения его внешнего поведения. В ходе исследования были изучены базовые и расширенные методы </w:t>
-      </w:r>
-      <w:proofErr w:type="spellStart"/>
-      <w:r>
-        <w:rPr>
-          <w:rFonts w:ascii="Times New Roman" w:hAnsi="Times New Roman" w:cs="Times New Roman"/>
-          <w:sz w:val="28"/>
-          <w:szCs w:val="28"/>
-        </w:rPr>
-        <w:t>рефакторинга</w:t>
-      </w:r>
-      <w:proofErr w:type="spellEnd"/>
-      <w:r>
-        <w:rPr>
-          <w:rFonts w:ascii="Times New Roman" w:hAnsi="Times New Roman" w:cs="Times New Roman"/>
-          <w:sz w:val="28"/>
-          <w:szCs w:val="28"/>
-        </w:rPr>
-        <w:t xml:space="preserve">, применяемые в современной программной инженерии. К числу базовых методов относятся переименование переменных и функций, выделение методов, удаление дублирующегося кода, упрощение условных конструкций и декомпозиция сложных модулей. Более сложные методы включают реструктуризацию архитектуры приложения, выделение сервисных слоёв, оптимизацию зависимостей между компонентами системы и переработку архитектурных паттернов. Особое внимание было уделено анализу подходов к классификации методов </w:t>
-      </w:r>
-      <w:proofErr w:type="spellStart"/>
-      <w:r>
-        <w:rPr>
-          <w:rFonts w:ascii="Times New Roman" w:hAnsi="Times New Roman" w:cs="Times New Roman"/>
-          <w:sz w:val="28"/>
-          <w:szCs w:val="28"/>
-        </w:rPr>
-        <w:t>рефакторинга</w:t>
-      </w:r>
-      <w:proofErr w:type="spellEnd"/>
-      <w:r>
-        <w:rPr>
-          <w:rFonts w:ascii="Times New Roman" w:hAnsi="Times New Roman" w:cs="Times New Roman"/>
-          <w:sz w:val="28"/>
-          <w:szCs w:val="28"/>
-        </w:rPr>
-        <w:t xml:space="preserve">. </w:t>
-      </w:r>
-      <w:proofErr w:type="gramStart"/>
-      <w:r>
-        <w:rPr>
-          <w:rFonts w:ascii="Times New Roman" w:hAnsi="Times New Roman" w:cs="Times New Roman"/>
-          <w:sz w:val="28"/>
-          <w:szCs w:val="28"/>
-        </w:rPr>
-        <w:t xml:space="preserve">Рассмотрены классификации, основанные на уровне изменений (локальный, модульный, архитектурный), на типе изменений (структурный, поведенческий, оптимизационный), а также на цели применения (повышение читаемости, улучшение производительности, снижение технического долга, повышение </w:t>
-      </w:r>
-      <w:proofErr w:type="spellStart"/>
-      <w:r>
-        <w:rPr>
-          <w:rFonts w:ascii="Times New Roman" w:hAnsi="Times New Roman" w:cs="Times New Roman"/>
-          <w:sz w:val="28"/>
-          <w:szCs w:val="28"/>
-        </w:rPr>
-        <w:t>сопровождаемости</w:t>
-      </w:r>
-      <w:proofErr w:type="spellEnd"/>
-      <w:r>
-        <w:rPr>
-          <w:rFonts w:ascii="Times New Roman" w:hAnsi="Times New Roman" w:cs="Times New Roman"/>
-          <w:sz w:val="28"/>
-          <w:szCs w:val="28"/>
-        </w:rPr>
-        <w:t>).</w:t>
-      </w:r>
-      <w:proofErr w:type="gramEnd"/>
-      <w:r>
-        <w:rPr>
-          <w:rFonts w:ascii="Times New Roman" w:hAnsi="Times New Roman" w:cs="Times New Roman"/>
-          <w:sz w:val="28"/>
-          <w:szCs w:val="28"/>
-        </w:rPr>
-        <w:t xml:space="preserve"> Отмечено, что различные классификационные подходы позволяют </w:t>
-      </w:r>
-      <w:proofErr w:type="gramStart"/>
-      <w:r>
-        <w:rPr>
-          <w:rFonts w:ascii="Times New Roman" w:hAnsi="Times New Roman" w:cs="Times New Roman"/>
-          <w:sz w:val="28"/>
-          <w:szCs w:val="28"/>
-        </w:rPr>
-        <w:t>более системно</w:t>
-      </w:r>
-      <w:proofErr w:type="gramEnd"/>
-      <w:r>
-        <w:rPr>
-          <w:rFonts w:ascii="Times New Roman" w:hAnsi="Times New Roman" w:cs="Times New Roman"/>
-          <w:sz w:val="28"/>
-          <w:szCs w:val="28"/>
-        </w:rPr>
-        <w:t xml:space="preserve"> описывать процесс </w:t>
-      </w:r>
-      <w:proofErr w:type="spellStart"/>
-      <w:r>
-        <w:rPr>
-          <w:rFonts w:ascii="Times New Roman" w:hAnsi="Times New Roman" w:cs="Times New Roman"/>
-          <w:sz w:val="28"/>
-          <w:szCs w:val="28"/>
-        </w:rPr>
-        <w:t>рефакторинга</w:t>
-      </w:r>
-      <w:proofErr w:type="spellEnd"/>
-      <w:r>
-        <w:rPr>
-          <w:rFonts w:ascii="Times New Roman" w:hAnsi="Times New Roman" w:cs="Times New Roman"/>
-          <w:sz w:val="28"/>
-          <w:szCs w:val="28"/>
-        </w:rPr>
-        <w:t xml:space="preserve"> и выбирать наиболее подходящие методы в зависимости от характеристик программной системы. Также были проанализированы автоматизированные методы </w:t>
-      </w:r>
-      <w:proofErr w:type="spellStart"/>
-      <w:r>
-        <w:rPr>
-          <w:rFonts w:ascii="Times New Roman" w:hAnsi="Times New Roman" w:cs="Times New Roman"/>
-          <w:sz w:val="28"/>
-          <w:szCs w:val="28"/>
-        </w:rPr>
-        <w:t>рефакторинга</w:t>
-      </w:r>
-      <w:proofErr w:type="spellEnd"/>
-      <w:r>
-        <w:rPr>
-          <w:rFonts w:ascii="Times New Roman" w:hAnsi="Times New Roman" w:cs="Times New Roman"/>
-          <w:sz w:val="28"/>
-          <w:szCs w:val="28"/>
-        </w:rPr>
-        <w:t xml:space="preserve">, реализованные в современных средствах разработки, включая возможности интеллектуальных IDE и генеративных AI-инструментов. Установлено, что </w:t>
-      </w:r>
-      <w:r>
-        <w:rPr>
-          <w:rFonts w:ascii="Times New Roman" w:hAnsi="Times New Roman" w:cs="Times New Roman"/>
-          <w:sz w:val="28"/>
-          <w:szCs w:val="28"/>
-        </w:rPr>
-        <w:lastRenderedPageBreak/>
-        <w:t xml:space="preserve">применение подобных инструментов позволяет существенно ускорить процесс </w:t>
-      </w:r>
-      <w:proofErr w:type="spellStart"/>
-      <w:r>
-        <w:rPr>
-          <w:rFonts w:ascii="Times New Roman" w:hAnsi="Times New Roman" w:cs="Times New Roman"/>
-          <w:sz w:val="28"/>
-          <w:szCs w:val="28"/>
-        </w:rPr>
-        <w:t>рефакторинга</w:t>
-      </w:r>
-      <w:proofErr w:type="spellEnd"/>
-      <w:r>
-        <w:rPr>
-          <w:rFonts w:ascii="Times New Roman" w:hAnsi="Times New Roman" w:cs="Times New Roman"/>
-          <w:sz w:val="28"/>
-          <w:szCs w:val="28"/>
-        </w:rPr>
-        <w:t xml:space="preserve"> и снизить вероятность внесения ошибок при изменении программного кода. По результатам анализа сформировано обобщённое представление о методах </w:t>
-      </w:r>
-      <w:proofErr w:type="spellStart"/>
-      <w:r>
-        <w:rPr>
-          <w:rFonts w:ascii="Times New Roman" w:hAnsi="Times New Roman" w:cs="Times New Roman"/>
-          <w:sz w:val="28"/>
-          <w:szCs w:val="28"/>
-        </w:rPr>
-        <w:t>рефакторинга</w:t>
-      </w:r>
-      <w:proofErr w:type="spellEnd"/>
-      <w:r>
-        <w:rPr>
-          <w:rFonts w:ascii="Times New Roman" w:hAnsi="Times New Roman" w:cs="Times New Roman"/>
-          <w:sz w:val="28"/>
-          <w:szCs w:val="28"/>
-        </w:rPr>
-        <w:t xml:space="preserve"> и их классификации, которое используется в дальнейшем исследовании для построения теоретической базы работы и обоснования практической части, связанной с применением </w:t>
-      </w:r>
-      <w:proofErr w:type="spellStart"/>
-      <w:r>
-        <w:rPr>
-          <w:rFonts w:ascii="Times New Roman" w:hAnsi="Times New Roman" w:cs="Times New Roman"/>
-          <w:sz w:val="28"/>
-          <w:szCs w:val="28"/>
-        </w:rPr>
-        <w:t>AI-ассистированной</w:t>
-      </w:r>
-      <w:proofErr w:type="spellEnd"/>
-      <w:r>
-        <w:rPr>
-          <w:rFonts w:ascii="Times New Roman" w:hAnsi="Times New Roman" w:cs="Times New Roman"/>
-          <w:sz w:val="28"/>
-          <w:szCs w:val="28"/>
-        </w:rPr>
-        <w:t xml:space="preserve"> среды разработки.</w:t>
-      </w:r>
-    </w:p>
-    <w:p>
-      <w:pPr>
-        <w:pStyle w:val="a8"/>
-        <w:widowControl w:val="0"/>
-        <w:spacing w:after="0" w:line="360" w:lineRule="auto"/>
-        <w:ind w:left="0" w:firstLine="709"/>
-        <w:jc w:val="both"/>
-        <w:rPr>
-          <w:rFonts w:ascii="Times New Roman" w:hAnsi="Times New Roman" w:cs="Times New Roman"/>
-          <w:sz w:val="28"/>
-          <w:szCs w:val="28"/>
-        </w:rPr>
-      </w:pPr>
-      <w:r>
-        <w:rPr>
-          <w:rFonts w:ascii="Times New Roman" w:hAnsi="Times New Roman" w:cs="Times New Roman"/>
-          <w:sz w:val="28"/>
-          <w:szCs w:val="28"/>
-        </w:rPr>
-        <w:t xml:space="preserve">В рамках выполнения задачи по исследованию моделей эволюции программных систем и механизмов их развития были рассмотрены основные теоретические подходы к описанию процессов изменения программного обеспечения на протяжении его жизненного цикла. В ходе анализа установлено, что программные системы не являются статичными объектами и непрерывно изменяются под воздействием внешних и внутренних факторов, включая изменение требований пользователей, развитие технологий, расширение функциональности и необходимость интеграции с внешними сервисами. В связи с этим в программной инженерии выделяются различные модели эволюции программных систем, описывающие закономерности их развития. Были изучены классические модели эволюции программного обеспечения, включая инкрементную модель развития, итеративную модель, спиральную модель, а также современные подходы, основанные на непрерывной интеграции и доставке (CI/CD). Отмечено, что данные модели отражают различные стратегии внесения изменений в программные системы и позволяют формализовать процесс их развития. Особое внимание было уделено механизмам эволюции программных систем, к которым относятся модификация архитектуры, расширение функциональности, </w:t>
-      </w:r>
-      <w:proofErr w:type="spellStart"/>
-      <w:r>
-        <w:rPr>
-          <w:rFonts w:ascii="Times New Roman" w:hAnsi="Times New Roman" w:cs="Times New Roman"/>
-          <w:sz w:val="28"/>
-          <w:szCs w:val="28"/>
-        </w:rPr>
-        <w:t>рефакторинг</w:t>
-      </w:r>
-      <w:proofErr w:type="spellEnd"/>
-      <w:r>
-        <w:rPr>
-          <w:rFonts w:ascii="Times New Roman" w:hAnsi="Times New Roman" w:cs="Times New Roman"/>
-          <w:sz w:val="28"/>
-          <w:szCs w:val="28"/>
-        </w:rPr>
-        <w:t xml:space="preserve"> кода, замена устаревших компонентов, а также интеграция новых технологий. Установлено, что ключевым механизмом обеспечения устойчивой эволюции программных систем является регулярное сопровождение кода и управление его структурной сложностью. Также рассмотрена взаимосвязь между эволюцией программных систем и техническим долгом. Показано, что </w:t>
-      </w:r>
-      <w:r>
-        <w:rPr>
-          <w:rFonts w:ascii="Times New Roman" w:hAnsi="Times New Roman" w:cs="Times New Roman"/>
-          <w:sz w:val="28"/>
-          <w:szCs w:val="28"/>
-        </w:rPr>
-        <w:lastRenderedPageBreak/>
-        <w:t xml:space="preserve">отсутствие систематического подхода к развитию программного обеспечения приводит к накоплению технического долга, что, в свою очередь, замедляет дальнейшую эволюцию системы и увеличивает затраты на её сопровождение. По результатам исследования сформировано представление о закономерностях развития программных систем и ключевых механизмах их эволюции, что составляет теоретическую основу для дальнейшего анализа методов автоматизации сопровождения и </w:t>
-      </w:r>
-      <w:proofErr w:type="spellStart"/>
-      <w:r>
-        <w:rPr>
-          <w:rFonts w:ascii="Times New Roman" w:hAnsi="Times New Roman" w:cs="Times New Roman"/>
-          <w:sz w:val="28"/>
-          <w:szCs w:val="28"/>
-        </w:rPr>
-        <w:t>рефакторинга</w:t>
-      </w:r>
-      <w:proofErr w:type="spellEnd"/>
-      <w:r>
-        <w:rPr>
-          <w:rFonts w:ascii="Times New Roman" w:hAnsi="Times New Roman" w:cs="Times New Roman"/>
-          <w:sz w:val="28"/>
-          <w:szCs w:val="28"/>
-        </w:rPr>
-        <w:t xml:space="preserve"> программного обеспечения с использованием современных инструментов разработки.</w:t>
-      </w:r>
-    </w:p>
-    <w:p>
-      <w:pPr>
-        <w:pStyle w:val="a8"/>
-        <w:widowControl w:val="0"/>
-        <w:spacing w:after="0" w:line="360" w:lineRule="auto"/>
-        <w:ind w:left="0" w:firstLine="709"/>
-        <w:jc w:val="both"/>
-        <w:rPr>
-          <w:rFonts w:ascii="Times New Roman" w:hAnsi="Times New Roman" w:cs="Times New Roman"/>
-          <w:sz w:val="28"/>
-          <w:szCs w:val="28"/>
-        </w:rPr>
-      </w:pPr>
-      <w:r>
-        <w:rPr>
-          <w:rFonts w:ascii="Times New Roman" w:hAnsi="Times New Roman" w:cs="Times New Roman"/>
-          <w:sz w:val="28"/>
-          <w:szCs w:val="28"/>
-        </w:rPr>
-        <w:t xml:space="preserve">В рамках выполнения задачи по изучению современных инструментов автоматизации разработки программного обеспечения был проведён анализ актуальных средств, применяемых в современной программной инженерии для повышения эффективности разработки, тестирования и сопровождения программных систем. В ходе исследования рассмотрены основные классы инструментов автоматизации, включая системы контроля версий, среды разработки, инструменты непрерывной интеграции и доставки (CI/CD), системы автоматического тестирования, а также платформы для управления зависимостями и сборки проектов. Установлено, что использование данных инструментов позволяет существенно снизить трудоёмкость рутинных операций и повысить стабильность процесса разработки. Особое внимание было уделено современным интегрированным средам разработки (IDE), поддерживающим функции интеллектуальной помощи разработчику, включая </w:t>
-      </w:r>
-      <w:proofErr w:type="spellStart"/>
-      <w:r>
-        <w:rPr>
-          <w:rFonts w:ascii="Times New Roman" w:hAnsi="Times New Roman" w:cs="Times New Roman"/>
-          <w:sz w:val="28"/>
-          <w:szCs w:val="28"/>
-        </w:rPr>
-        <w:t>автодополнение</w:t>
-      </w:r>
-      <w:proofErr w:type="spellEnd"/>
-      <w:r>
-        <w:rPr>
-          <w:rFonts w:ascii="Times New Roman" w:hAnsi="Times New Roman" w:cs="Times New Roman"/>
-          <w:sz w:val="28"/>
-          <w:szCs w:val="28"/>
-        </w:rPr>
-        <w:t xml:space="preserve"> кода, статический анализ, </w:t>
-      </w:r>
-      <w:proofErr w:type="spellStart"/>
-      <w:r>
-        <w:rPr>
-          <w:rFonts w:ascii="Times New Roman" w:hAnsi="Times New Roman" w:cs="Times New Roman"/>
-          <w:sz w:val="28"/>
-          <w:szCs w:val="28"/>
-        </w:rPr>
-        <w:t>рефакторинг</w:t>
-      </w:r>
-      <w:proofErr w:type="spellEnd"/>
-      <w:r>
-        <w:rPr>
-          <w:rFonts w:ascii="Times New Roman" w:hAnsi="Times New Roman" w:cs="Times New Roman"/>
-          <w:sz w:val="28"/>
-          <w:szCs w:val="28"/>
-        </w:rPr>
-        <w:t xml:space="preserve"> и выявление потенциальных ошибок. Отмечено, что такие среды становятся ключевым элементом автоматизации процесса программной инженерии. Также были рассмотрены инструменты управления зависимостями и сборки проектов, обеспечивающие автоматизацию процесса подключения внешних библиотек и формирования исполняемых приложений. Проанализированы возможности систем контейнеризации и </w:t>
-      </w:r>
-      <w:proofErr w:type="spellStart"/>
-      <w:r>
-        <w:rPr>
-          <w:rFonts w:ascii="Times New Roman" w:hAnsi="Times New Roman" w:cs="Times New Roman"/>
-          <w:sz w:val="28"/>
-          <w:szCs w:val="28"/>
-        </w:rPr>
-        <w:t>оркестрации</w:t>
-      </w:r>
-      <w:proofErr w:type="spellEnd"/>
-      <w:r>
-        <w:rPr>
-          <w:rFonts w:ascii="Times New Roman" w:hAnsi="Times New Roman" w:cs="Times New Roman"/>
-          <w:sz w:val="28"/>
-          <w:szCs w:val="28"/>
-        </w:rPr>
-        <w:t xml:space="preserve">, применяемых для автоматизации развертывания программных систем в различных средах. Дополнительно изучены современные подходы к автоматизации тестирования программного </w:t>
-      </w:r>
-      <w:r>
-        <w:rPr>
-          <w:rFonts w:ascii="Times New Roman" w:hAnsi="Times New Roman" w:cs="Times New Roman"/>
-          <w:sz w:val="28"/>
-          <w:szCs w:val="28"/>
-        </w:rPr>
-        <w:lastRenderedPageBreak/>
-        <w:t xml:space="preserve">обеспечения, включая </w:t>
-      </w:r>
-      <w:proofErr w:type="spellStart"/>
-      <w:r>
-        <w:rPr>
-          <w:rFonts w:ascii="Times New Roman" w:hAnsi="Times New Roman" w:cs="Times New Roman"/>
-          <w:sz w:val="28"/>
-          <w:szCs w:val="28"/>
-        </w:rPr>
-        <w:t>юнит-тестирование</w:t>
-      </w:r>
-      <w:proofErr w:type="spellEnd"/>
-      <w:r>
-        <w:rPr>
-          <w:rFonts w:ascii="Times New Roman" w:hAnsi="Times New Roman" w:cs="Times New Roman"/>
-          <w:sz w:val="28"/>
-          <w:szCs w:val="28"/>
-        </w:rPr>
-        <w:t xml:space="preserve">, интеграционное тестирование и </w:t>
-      </w:r>
-      <w:proofErr w:type="spellStart"/>
-      <w:r>
-        <w:rPr>
-          <w:rFonts w:ascii="Times New Roman" w:hAnsi="Times New Roman" w:cs="Times New Roman"/>
-          <w:sz w:val="28"/>
-          <w:szCs w:val="28"/>
-        </w:rPr>
-        <w:t>end-to-end</w:t>
-      </w:r>
-      <w:proofErr w:type="spellEnd"/>
-      <w:r>
-        <w:rPr>
-          <w:rFonts w:ascii="Times New Roman" w:hAnsi="Times New Roman" w:cs="Times New Roman"/>
-          <w:sz w:val="28"/>
-          <w:szCs w:val="28"/>
-        </w:rPr>
-        <w:t xml:space="preserve"> тестирование. Отмечено, что автоматизация тестирования является важным элементом обеспечения качества программных систем и снижения количества ошибок на этапах эксплуатации. По результатам исследования установлено, что современные инструменты автоматизации разработки программного обеспечения формируют основу для повышения производительности разработчиков и обеспечения устойчивой эволюции программных систем. Полученные результаты использованы при дальнейшем анализе возможностей применения генеративного искусственного интеллекта в процессах разработки и </w:t>
-      </w:r>
-      <w:proofErr w:type="spellStart"/>
-      <w:r>
-        <w:rPr>
-          <w:rFonts w:ascii="Times New Roman" w:hAnsi="Times New Roman" w:cs="Times New Roman"/>
-          <w:sz w:val="28"/>
-          <w:szCs w:val="28"/>
-        </w:rPr>
-        <w:t>рефакторинга</w:t>
-      </w:r>
-      <w:proofErr w:type="spellEnd"/>
-      <w:r>
-        <w:rPr>
-          <w:rFonts w:ascii="Times New Roman" w:hAnsi="Times New Roman" w:cs="Times New Roman"/>
-          <w:sz w:val="28"/>
-          <w:szCs w:val="28"/>
-        </w:rPr>
-        <w:t xml:space="preserve"> программного обеспечения.</w:t>
-      </w:r>
-    </w:p>
-    <w:p>
-      <w:pPr>
-        <w:pStyle w:val="a8"/>
-        <w:widowControl w:val="0"/>
-        <w:spacing w:after="0" w:line="360" w:lineRule="auto"/>
-        <w:ind w:left="0" w:firstLine="709"/>
-        <w:jc w:val="both"/>
-        <w:rPr>
-          <w:rFonts w:ascii="Times New Roman" w:hAnsi="Times New Roman" w:cs="Times New Roman"/>
-          <w:sz w:val="28"/>
-          <w:szCs w:val="28"/>
-        </w:rPr>
-      </w:pPr>
-      <w:r>
-        <w:rPr>
-          <w:rFonts w:ascii="Times New Roman" w:hAnsi="Times New Roman" w:cs="Times New Roman"/>
-          <w:sz w:val="28"/>
-          <w:szCs w:val="28"/>
-        </w:rPr>
-        <w:t xml:space="preserve">В рамках выполнения задачи по анализу возможностей применения генеративного искусственного интеллекта для поддержки </w:t>
-      </w:r>
-      <w:proofErr w:type="spellStart"/>
-      <w:r>
-        <w:rPr>
-          <w:rFonts w:ascii="Times New Roman" w:hAnsi="Times New Roman" w:cs="Times New Roman"/>
-          <w:sz w:val="28"/>
-          <w:szCs w:val="28"/>
-        </w:rPr>
-        <w:t>рефакторинга</w:t>
-      </w:r>
-      <w:proofErr w:type="spellEnd"/>
-      <w:r>
-        <w:rPr>
-          <w:rFonts w:ascii="Times New Roman" w:hAnsi="Times New Roman" w:cs="Times New Roman"/>
-          <w:sz w:val="28"/>
-          <w:szCs w:val="28"/>
-        </w:rPr>
-        <w:t xml:space="preserve"> программного обеспечения были рассмотрены современные подходы к использованию AI-инструментов в задачах программной инженерии. В ходе исследования установлено, что генеративные модели искусственного интеллекта способны выполнять широкий спектр задач, связанных с анализом, модификацией и улучшением программного кода. К таким задачам относятся автоматическое выявление дублирующихся фрагментов кода, предложение вариантов упрощения логики, оптимизация структуры программных модулей, а также генерация новых компонентов системы на основе естественно-языковых запросов разработчика. Особое внимание было уделено роли генеративного искусственного интеллекта в процессах </w:t>
-      </w:r>
-      <w:proofErr w:type="spellStart"/>
-      <w:r>
-        <w:rPr>
-          <w:rFonts w:ascii="Times New Roman" w:hAnsi="Times New Roman" w:cs="Times New Roman"/>
-          <w:sz w:val="28"/>
-          <w:szCs w:val="28"/>
-        </w:rPr>
-        <w:t>рефакторинга</w:t>
-      </w:r>
-      <w:proofErr w:type="spellEnd"/>
-      <w:r>
-        <w:rPr>
-          <w:rFonts w:ascii="Times New Roman" w:hAnsi="Times New Roman" w:cs="Times New Roman"/>
-          <w:sz w:val="28"/>
-          <w:szCs w:val="28"/>
-        </w:rPr>
-        <w:t xml:space="preserve">. Показано, что AI-инструменты могут выступать в качестве интеллектуальных ассистентов разработчика, предлагая альтернативные варианты реализации кода, выявляя потенциальные архитектурные проблемы и помогая снижать технический долг. При этом отмечено, что эффективность таких инструментов во многом зависит от качества постановки задачи и уровня контекста, предоставляемого модели. Также были проанализированы ограничения применения генеративного искусственного интеллекта в задачах </w:t>
-      </w:r>
-      <w:proofErr w:type="spellStart"/>
-      <w:r>
-        <w:rPr>
-          <w:rFonts w:ascii="Times New Roman" w:hAnsi="Times New Roman" w:cs="Times New Roman"/>
-          <w:sz w:val="28"/>
-          <w:szCs w:val="28"/>
-        </w:rPr>
-        <w:t>рефакторинга</w:t>
-      </w:r>
-      <w:proofErr w:type="spellEnd"/>
-      <w:r>
-        <w:rPr>
-          <w:rFonts w:ascii="Times New Roman" w:hAnsi="Times New Roman" w:cs="Times New Roman"/>
-          <w:sz w:val="28"/>
-          <w:szCs w:val="28"/>
-        </w:rPr>
-        <w:t xml:space="preserve">, включая возможные ошибки генерации кода, необходимость </w:t>
-      </w:r>
-      <w:proofErr w:type="spellStart"/>
-      <w:r>
-        <w:rPr>
-          <w:rFonts w:ascii="Times New Roman" w:hAnsi="Times New Roman" w:cs="Times New Roman"/>
-          <w:sz w:val="28"/>
-          <w:szCs w:val="28"/>
-        </w:rPr>
-        <w:lastRenderedPageBreak/>
-        <w:t>валидации</w:t>
-      </w:r>
-      <w:proofErr w:type="spellEnd"/>
-      <w:r>
-        <w:rPr>
-          <w:rFonts w:ascii="Times New Roman" w:hAnsi="Times New Roman" w:cs="Times New Roman"/>
-          <w:sz w:val="28"/>
-          <w:szCs w:val="28"/>
-        </w:rPr>
-        <w:t xml:space="preserve"> предложенных изменений и зависимость от исходного качества программной системы. Установлено, что AI-инструменты не заменяют разработчика, а выступают в качестве вспомогательного средства, ускоряющего процессы анализа и модификации кода. Дополнительно рассмотрены практические сценарии применения генеративного искусственного интеллекта, включая автоматизированное улучшение читаемости кода, </w:t>
-      </w:r>
-      <w:proofErr w:type="spellStart"/>
-      <w:r>
-        <w:rPr>
-          <w:rFonts w:ascii="Times New Roman" w:hAnsi="Times New Roman" w:cs="Times New Roman"/>
-          <w:sz w:val="28"/>
-          <w:szCs w:val="28"/>
-        </w:rPr>
-        <w:t>рефакторинг</w:t>
-      </w:r>
-      <w:proofErr w:type="spellEnd"/>
-      <w:r>
-        <w:rPr>
-          <w:rFonts w:ascii="Times New Roman" w:hAnsi="Times New Roman" w:cs="Times New Roman"/>
-          <w:sz w:val="28"/>
-          <w:szCs w:val="28"/>
-        </w:rPr>
-        <w:t xml:space="preserve"> функций и классов, а также поддержку миграции программных систем на новые архитектурные решения. По результатам анализа сделан вывод о перспективности использования генеративного искусственного интеллекта для поддержки процессов </w:t>
-      </w:r>
-      <w:proofErr w:type="spellStart"/>
-      <w:r>
-        <w:rPr>
-          <w:rFonts w:ascii="Times New Roman" w:hAnsi="Times New Roman" w:cs="Times New Roman"/>
-          <w:sz w:val="28"/>
-          <w:szCs w:val="28"/>
-        </w:rPr>
-        <w:t>рефакторинга</w:t>
-      </w:r>
-      <w:proofErr w:type="spellEnd"/>
-      <w:r>
-        <w:rPr>
-          <w:rFonts w:ascii="Times New Roman" w:hAnsi="Times New Roman" w:cs="Times New Roman"/>
-          <w:sz w:val="28"/>
-          <w:szCs w:val="28"/>
-        </w:rPr>
-        <w:t xml:space="preserve"> и сопровождения программных систем, особенно в условиях сложных и быстро развивающихся программных проектов.</w:t>
-      </w:r>
-    </w:p>
-    <w:p>
-      <w:pPr>
-        <w:pStyle w:val="a8"/>
-        <w:widowControl w:val="0"/>
-        <w:spacing w:after="0" w:line="360" w:lineRule="auto"/>
-        <w:ind w:left="0" w:firstLine="709"/>
-        <w:jc w:val="both"/>
-        <w:rPr>
-          <w:rFonts w:ascii="Times New Roman" w:hAnsi="Times New Roman" w:cs="Times New Roman"/>
-          <w:sz w:val="28"/>
-          <w:szCs w:val="28"/>
-        </w:rPr>
-      </w:pPr>
-      <w:r>
-        <w:rPr>
-          <w:rFonts w:ascii="Times New Roman" w:hAnsi="Times New Roman" w:cs="Times New Roman"/>
-          <w:sz w:val="28"/>
-          <w:szCs w:val="28"/>
-        </w:rPr>
-        <w:t xml:space="preserve">В рамках выполнения задачи по исследованию среды </w:t>
-      </w:r>
-      <w:proofErr w:type="spellStart"/>
-      <w:r>
-        <w:rPr>
-          <w:rFonts w:ascii="Times New Roman" w:hAnsi="Times New Roman" w:cs="Times New Roman"/>
-          <w:sz w:val="28"/>
-          <w:szCs w:val="28"/>
-        </w:rPr>
-        <w:t>Cursor</w:t>
-      </w:r>
-      <w:proofErr w:type="spellEnd"/>
-      <w:r>
-        <w:rPr>
-          <w:rFonts w:ascii="Times New Roman" w:hAnsi="Times New Roman" w:cs="Times New Roman"/>
-          <w:sz w:val="28"/>
-          <w:szCs w:val="28"/>
-        </w:rPr>
-        <w:t xml:space="preserve"> AI как инструмента для автоматизации модификации и улучшения программного кода был проведён анализ её функциональных возможностей в контексте современной </w:t>
-      </w:r>
-      <w:proofErr w:type="spellStart"/>
-      <w:r>
-        <w:rPr>
-          <w:rFonts w:ascii="Times New Roman" w:hAnsi="Times New Roman" w:cs="Times New Roman"/>
-          <w:sz w:val="28"/>
-          <w:szCs w:val="28"/>
-        </w:rPr>
-        <w:t>AI-ассистированной</w:t>
-      </w:r>
-      <w:proofErr w:type="spellEnd"/>
-      <w:r>
-        <w:rPr>
-          <w:rFonts w:ascii="Times New Roman" w:hAnsi="Times New Roman" w:cs="Times New Roman"/>
-          <w:sz w:val="28"/>
-          <w:szCs w:val="28"/>
-        </w:rPr>
-        <w:t xml:space="preserve"> разработки программного обеспечения. В ходе исследования установлено, что </w:t>
-      </w:r>
-      <w:proofErr w:type="spellStart"/>
-      <w:r>
-        <w:rPr>
-          <w:rFonts w:ascii="Times New Roman" w:hAnsi="Times New Roman" w:cs="Times New Roman"/>
-          <w:sz w:val="28"/>
-          <w:szCs w:val="28"/>
-        </w:rPr>
-        <w:t>Cursor</w:t>
-      </w:r>
-      <w:proofErr w:type="spellEnd"/>
-      <w:r>
-        <w:rPr>
-          <w:rFonts w:ascii="Times New Roman" w:hAnsi="Times New Roman" w:cs="Times New Roman"/>
-          <w:sz w:val="28"/>
-          <w:szCs w:val="28"/>
-        </w:rPr>
-        <w:t xml:space="preserve"> AI представляет собой интегрированную среду разработки, основанную на применении генеративного искусственного интеллекта, которая позволяет разработчику взаимодействовать с программным кодом с использованием естественного языка. Данный подход обеспечивает возможность ускоренного внесения изменений в кодовую базу, автоматизации </w:t>
-      </w:r>
-      <w:proofErr w:type="spellStart"/>
-      <w:r>
-        <w:rPr>
-          <w:rFonts w:ascii="Times New Roman" w:hAnsi="Times New Roman" w:cs="Times New Roman"/>
-          <w:sz w:val="28"/>
-          <w:szCs w:val="28"/>
-        </w:rPr>
-        <w:t>рефакторинга</w:t>
-      </w:r>
-      <w:proofErr w:type="spellEnd"/>
-      <w:r>
-        <w:rPr>
-          <w:rFonts w:ascii="Times New Roman" w:hAnsi="Times New Roman" w:cs="Times New Roman"/>
-          <w:sz w:val="28"/>
-          <w:szCs w:val="28"/>
-        </w:rPr>
-        <w:t xml:space="preserve">, генерации новых модулей и анализа структуры программного проекта. Особое внимание было уделено функциям автоматического редактирования кода, контекстного анализа проекта и генерации решений на основе описания задачи. Показано, что </w:t>
-      </w:r>
-      <w:proofErr w:type="spellStart"/>
-      <w:r>
-        <w:rPr>
-          <w:rFonts w:ascii="Times New Roman" w:hAnsi="Times New Roman" w:cs="Times New Roman"/>
-          <w:sz w:val="28"/>
-          <w:szCs w:val="28"/>
-        </w:rPr>
-        <w:t>Cursor</w:t>
-      </w:r>
-      <w:proofErr w:type="spellEnd"/>
-      <w:r>
-        <w:rPr>
-          <w:rFonts w:ascii="Times New Roman" w:hAnsi="Times New Roman" w:cs="Times New Roman"/>
-          <w:sz w:val="28"/>
-          <w:szCs w:val="28"/>
-        </w:rPr>
-        <w:t xml:space="preserve"> AI способен учитывать конте</w:t>
-      </w:r>
-      <w:proofErr w:type="gramStart"/>
-      <w:r>
-        <w:rPr>
-          <w:rFonts w:ascii="Times New Roman" w:hAnsi="Times New Roman" w:cs="Times New Roman"/>
-          <w:sz w:val="28"/>
-          <w:szCs w:val="28"/>
-        </w:rPr>
-        <w:t>кст вс</w:t>
-      </w:r>
-      <w:proofErr w:type="gramEnd"/>
-      <w:r>
-        <w:rPr>
-          <w:rFonts w:ascii="Times New Roman" w:hAnsi="Times New Roman" w:cs="Times New Roman"/>
-          <w:sz w:val="28"/>
-          <w:szCs w:val="28"/>
-        </w:rPr>
-        <w:t xml:space="preserve">его проекта, что повышает точность предлагаемых изменений и снижает вероятность возникновения несогласованностей в кодовой базе. Также были рассмотрены возможности среды в части поддержки процессов </w:t>
-      </w:r>
-      <w:proofErr w:type="spellStart"/>
-      <w:r>
-        <w:rPr>
-          <w:rFonts w:ascii="Times New Roman" w:hAnsi="Times New Roman" w:cs="Times New Roman"/>
-          <w:sz w:val="28"/>
-          <w:szCs w:val="28"/>
-        </w:rPr>
-        <w:t>рефакторинга</w:t>
-      </w:r>
-      <w:proofErr w:type="spellEnd"/>
-      <w:r>
-        <w:rPr>
-          <w:rFonts w:ascii="Times New Roman" w:hAnsi="Times New Roman" w:cs="Times New Roman"/>
-          <w:sz w:val="28"/>
-          <w:szCs w:val="28"/>
-        </w:rPr>
-        <w:t xml:space="preserve"> и сопровождения программных систем. Установлено, что </w:t>
-      </w:r>
-      <w:proofErr w:type="spellStart"/>
-      <w:r>
-        <w:rPr>
-          <w:rFonts w:ascii="Times New Roman" w:hAnsi="Times New Roman" w:cs="Times New Roman"/>
-          <w:sz w:val="28"/>
-          <w:szCs w:val="28"/>
-        </w:rPr>
-        <w:t>Cursor</w:t>
-      </w:r>
-      <w:proofErr w:type="spellEnd"/>
-      <w:r>
-        <w:rPr>
-          <w:rFonts w:ascii="Times New Roman" w:hAnsi="Times New Roman" w:cs="Times New Roman"/>
-          <w:sz w:val="28"/>
-          <w:szCs w:val="28"/>
-        </w:rPr>
-        <w:t xml:space="preserve"> AI позволяет выявлять </w:t>
-      </w:r>
-      <w:r>
-        <w:rPr>
-          <w:rFonts w:ascii="Times New Roman" w:hAnsi="Times New Roman" w:cs="Times New Roman"/>
-          <w:sz w:val="28"/>
-          <w:szCs w:val="28"/>
-        </w:rPr>
-        <w:lastRenderedPageBreak/>
-        <w:t xml:space="preserve">потенциальные проблемы в архитектуре приложения, предлагать варианты оптимизации кода и автоматически применять изменения, соответствующие заданным требованиям разработчика. Дополнительно проанализированы особенности интеграции </w:t>
-      </w:r>
-      <w:proofErr w:type="spellStart"/>
-      <w:r>
-        <w:rPr>
-          <w:rFonts w:ascii="Times New Roman" w:hAnsi="Times New Roman" w:cs="Times New Roman"/>
-          <w:sz w:val="28"/>
-          <w:szCs w:val="28"/>
-        </w:rPr>
-        <w:t>Cursor</w:t>
-      </w:r>
-      <w:proofErr w:type="spellEnd"/>
-      <w:r>
-        <w:rPr>
-          <w:rFonts w:ascii="Times New Roman" w:hAnsi="Times New Roman" w:cs="Times New Roman"/>
-          <w:sz w:val="28"/>
-          <w:szCs w:val="28"/>
-        </w:rPr>
-        <w:t xml:space="preserve"> AI с современными инструментами разработки и языками программирования, включая поддержку </w:t>
-      </w:r>
-      <w:proofErr w:type="spellStart"/>
-      <w:r>
-        <w:rPr>
-          <w:rFonts w:ascii="Times New Roman" w:hAnsi="Times New Roman" w:cs="Times New Roman"/>
-          <w:sz w:val="28"/>
-          <w:szCs w:val="28"/>
-        </w:rPr>
-        <w:t>Python</w:t>
-      </w:r>
-      <w:proofErr w:type="spellEnd"/>
-      <w:r>
-        <w:rPr>
-          <w:rFonts w:ascii="Times New Roman" w:hAnsi="Times New Roman" w:cs="Times New Roman"/>
-          <w:sz w:val="28"/>
-          <w:szCs w:val="28"/>
-        </w:rPr>
-        <w:t xml:space="preserve"> и </w:t>
-      </w:r>
-      <w:proofErr w:type="spellStart"/>
-      <w:r>
-        <w:rPr>
-          <w:rFonts w:ascii="Times New Roman" w:hAnsi="Times New Roman" w:cs="Times New Roman"/>
-          <w:sz w:val="28"/>
-          <w:szCs w:val="28"/>
-        </w:rPr>
-        <w:t>JavaScript</w:t>
-      </w:r>
-      <w:proofErr w:type="spellEnd"/>
-      <w:r>
-        <w:rPr>
-          <w:rFonts w:ascii="Times New Roman" w:hAnsi="Times New Roman" w:cs="Times New Roman"/>
-          <w:sz w:val="28"/>
-          <w:szCs w:val="28"/>
-        </w:rPr>
-        <w:t xml:space="preserve">, а также работу с проектами различной сложности. Отмечено, что использование данной среды способствует повышению скорости разработки и снижению трудозатрат на выполнение рутинных операций. По результатам исследования сделан вывод о том, что </w:t>
-      </w:r>
-      <w:proofErr w:type="spellStart"/>
-      <w:r>
-        <w:rPr>
-          <w:rFonts w:ascii="Times New Roman" w:hAnsi="Times New Roman" w:cs="Times New Roman"/>
-          <w:sz w:val="28"/>
-          <w:szCs w:val="28"/>
-        </w:rPr>
-        <w:t>Cursor</w:t>
-      </w:r>
-      <w:proofErr w:type="spellEnd"/>
-      <w:r>
-        <w:rPr>
-          <w:rFonts w:ascii="Times New Roman" w:hAnsi="Times New Roman" w:cs="Times New Roman"/>
-          <w:sz w:val="28"/>
-          <w:szCs w:val="28"/>
-        </w:rPr>
-        <w:t xml:space="preserve"> AI является эффективным инструментом автоматизации процессов модификации и улучшения программного кода, а также может рассматриваться как перспективное средство поддержки </w:t>
-      </w:r>
-      <w:proofErr w:type="spellStart"/>
-      <w:r>
-        <w:rPr>
-          <w:rFonts w:ascii="Times New Roman" w:hAnsi="Times New Roman" w:cs="Times New Roman"/>
-          <w:sz w:val="28"/>
-          <w:szCs w:val="28"/>
-        </w:rPr>
-        <w:t>рефакторинга</w:t>
-      </w:r>
-      <w:proofErr w:type="spellEnd"/>
-      <w:r>
-        <w:rPr>
-          <w:rFonts w:ascii="Times New Roman" w:hAnsi="Times New Roman" w:cs="Times New Roman"/>
-          <w:sz w:val="28"/>
-          <w:szCs w:val="28"/>
-        </w:rPr>
-        <w:t xml:space="preserve"> и эволюции программных систем в рамках современных подходов к программной инженерии.</w:t>
-      </w:r>
-    </w:p>
-    <w:p>
-      <w:pPr>
-        <w:pStyle w:val="a8"/>
-        <w:widowControl w:val="0"/>
-        <w:spacing w:after="0" w:line="360" w:lineRule="auto"/>
-        <w:ind w:left="0" w:firstLine="709"/>
-        <w:jc w:val="both"/>
-        <w:rPr>
-          <w:rFonts w:ascii="Times New Roman" w:hAnsi="Times New Roman" w:cs="Times New Roman"/>
-          <w:sz w:val="28"/>
-          <w:szCs w:val="28"/>
-        </w:rPr>
-      </w:pPr>
-      <w:r>
-        <w:rPr>
-          <w:rFonts w:ascii="Times New Roman" w:hAnsi="Times New Roman" w:cs="Times New Roman"/>
-          <w:sz w:val="28"/>
-          <w:szCs w:val="28"/>
-        </w:rPr>
-        <w:t xml:space="preserve">В рамках выполнения задачи по определению подходов к практической реализации эволюции программных систем на основе AI-инструментов были рассмотрены современные методы организации процесса разработки программного обеспечения с использованием генеративного искусственного интеллекта. В ходе исследования установлено, что эволюция программных систем в условиях применения AI-инструментов приобретает итеративный характер, при котором изменения в кодовой базе выполняются последовательно на основе анализа текущего состояния системы, постановки задачи и генерации улучшений с использованием интеллектуальных ассистентов. Такой подход позволяет ускорить процесс модернизации программного обеспечения и повысить его адаптивность к изменяющимся требованиям. Особое внимание было уделено практическим стратегиям внедрения AI-инструментов в процесс разработки. Рассмотрены подходы, основанные на поэтапной модификации программного кода, включающие планирование изменений, генерацию новых компонентов, </w:t>
-      </w:r>
-      <w:proofErr w:type="gramStart"/>
-      <w:r>
-        <w:rPr>
-          <w:rFonts w:ascii="Times New Roman" w:hAnsi="Times New Roman" w:cs="Times New Roman"/>
-          <w:sz w:val="28"/>
-          <w:szCs w:val="28"/>
-        </w:rPr>
-        <w:t>автоматизированный</w:t>
-      </w:r>
-      <w:proofErr w:type="gramEnd"/>
-      <w:r>
-        <w:rPr>
-          <w:rFonts w:ascii="Times New Roman" w:hAnsi="Times New Roman" w:cs="Times New Roman"/>
-          <w:sz w:val="28"/>
-          <w:szCs w:val="28"/>
-        </w:rPr>
-        <w:t xml:space="preserve"> </w:t>
-      </w:r>
-      <w:proofErr w:type="spellStart"/>
-      <w:r>
-        <w:rPr>
-          <w:rFonts w:ascii="Times New Roman" w:hAnsi="Times New Roman" w:cs="Times New Roman"/>
-          <w:sz w:val="28"/>
-          <w:szCs w:val="28"/>
-        </w:rPr>
-        <w:t>рефакторинг</w:t>
-      </w:r>
-      <w:proofErr w:type="spellEnd"/>
-      <w:r>
-        <w:rPr>
-          <w:rFonts w:ascii="Times New Roman" w:hAnsi="Times New Roman" w:cs="Times New Roman"/>
-          <w:sz w:val="28"/>
-          <w:szCs w:val="28"/>
-        </w:rPr>
-        <w:t xml:space="preserve"> и последующее тестирование результатов. Установлено, что наиболее эффективным является использование </w:t>
-      </w:r>
-      <w:r>
-        <w:rPr>
-          <w:rFonts w:ascii="Times New Roman" w:hAnsi="Times New Roman" w:cs="Times New Roman"/>
-          <w:sz w:val="28"/>
-          <w:szCs w:val="28"/>
-        </w:rPr>
-        <w:lastRenderedPageBreak/>
-        <w:t xml:space="preserve">итеративного цикла «анализ — генерация — проверка — уточнение», обеспечивающего контролируемое развитие программной системы. Также были проанализированы принципы построения </w:t>
-      </w:r>
-      <w:proofErr w:type="spellStart"/>
-      <w:r>
-        <w:rPr>
-          <w:rFonts w:ascii="Times New Roman" w:hAnsi="Times New Roman" w:cs="Times New Roman"/>
-          <w:sz w:val="28"/>
-          <w:szCs w:val="28"/>
-        </w:rPr>
-        <w:t>AI-ассистированных</w:t>
-      </w:r>
-      <w:proofErr w:type="spellEnd"/>
-      <w:r>
-        <w:rPr>
-          <w:rFonts w:ascii="Times New Roman" w:hAnsi="Times New Roman" w:cs="Times New Roman"/>
-          <w:sz w:val="28"/>
-          <w:szCs w:val="28"/>
-        </w:rPr>
-        <w:t xml:space="preserve"> рабочих процессов, включающие декомпозицию задач, использование контекстного описания проекта, формирование структурированных запросов к модели искусственного интеллекта и контроль качества получаемых изменений. Отмечено, что ключевым фактором успешной реализации эволюции программных систем является корректная постановка задач для AI-инструментов и последовательное управление изменениями в кодовой базе. Дополнительно рассмотрены ограничения и риски, связанные с применением генеративного искусственного интеллекта, включая необходимость </w:t>
-      </w:r>
-      <w:proofErr w:type="spellStart"/>
-      <w:r>
-        <w:rPr>
-          <w:rFonts w:ascii="Times New Roman" w:hAnsi="Times New Roman" w:cs="Times New Roman"/>
-          <w:sz w:val="28"/>
-          <w:szCs w:val="28"/>
-        </w:rPr>
-        <w:t>валидации</w:t>
-      </w:r>
-      <w:proofErr w:type="spellEnd"/>
-      <w:r>
-        <w:rPr>
-          <w:rFonts w:ascii="Times New Roman" w:hAnsi="Times New Roman" w:cs="Times New Roman"/>
-          <w:sz w:val="28"/>
-          <w:szCs w:val="28"/>
-        </w:rPr>
-        <w:t xml:space="preserve"> автоматически сгенерированного кода, возможные несоответствия архитектурным требованиям и важность участия разработчика в принятии окончательных решений. Установлено, что AI-инструменты должны использоваться как средство поддержки, а не полной автоматизации процесса разработки. По результатам исследования сформированы общие подходы к практической реализации эволюции программных систем с использованием AI-инструментов, которые включают итеративное развитие кода, контроль качества изменений и интеграцию интеллектуальных средств разработки в стандартный процесс программной инженерии.</w:t>
+        <w:t>По результатам исследования сформированы общие подходы к практической реализации эволюции программных систем с использованием AI-инструментов, которые включают итеративное развитие кода, контроль качества изменений и интеграцию интеллектуальных средств разработки в стандартный процесс программной инженерии.</w:t>
       </w:r>
     </w:p>
     <w:p>
@@ -2273,16 +2830,7 @@
           <w:sz w:val="28"/>
           <w:szCs w:val="28"/>
         </w:rPr>
-        <w:t xml:space="preserve"> и </w:t>
-      </w:r>
-      <w:r>
-        <w:rPr>
-          <w:rFonts w:ascii="Times New Roman" w:hAnsi="Times New Roman" w:cs="Times New Roman"/>
-          <w:sz w:val="28"/>
-          <w:szCs w:val="28"/>
-        </w:rPr>
-        <w:lastRenderedPageBreak/>
-        <w:t>моделей эволюции программного обеспечения;</w:t>
+        <w:t xml:space="preserve"> и моделей эволюции программного обеспечения;</w:t>
       </w:r>
     </w:p>
     <w:p>
@@ -2426,7 +2974,130 @@
           <w:sz w:val="28"/>
           <w:szCs w:val="28"/>
         </w:rPr>
-        <w:t xml:space="preserve"> в процессе эволюции программных систем. Дополнительно были изучены подходы к управлению техническим долгом, возникающим в процессе развития программного обеспечения, и рассмотрены современные практики его снижения. Также был выполнен обзор научных работ, посвящённых эволюции программных систем, исследованы закономерности изменения программных продуктов в процессе их эксплуатации и модернизации, а также проанализированы современные тенденции автоматизации процессов разработки и сопровождения программного обеспечения с использованием технологий искусственного интеллекта. Полученные результаты сформировали теоретическую основу дальнейшего исследования и были использованы при подготовке первого раздела магистерской диссертации, посвящённого теоретическим основам </w:t>
+        <w:t xml:space="preserve"> в процессе эволюции программных систем. </w:t>
+      </w:r>
+    </w:p>
+    <w:p>
+      <w:pPr>
+        <w:pStyle w:val="a8"/>
+        <w:widowControl w:val="0"/>
+        <w:spacing w:after="0" w:line="360" w:lineRule="auto"/>
+        <w:ind w:left="0" w:firstLine="709"/>
+        <w:jc w:val="both"/>
+        <w:rPr>
+          <w:rFonts w:ascii="Times New Roman" w:hAnsi="Times New Roman" w:cs="Times New Roman"/>
+          <w:sz w:val="28"/>
+          <w:szCs w:val="28"/>
+        </w:rPr>
+      </w:pPr>
+      <w:proofErr w:type="gramStart"/>
+      <w:r>
+        <w:rPr>
+          <w:rFonts w:ascii="Times New Roman" w:hAnsi="Times New Roman" w:cs="Times New Roman"/>
+          <w:sz w:val="28"/>
+          <w:szCs w:val="28"/>
+        </w:rPr>
+        <w:t xml:space="preserve">Дополнительно </w:t>
+      </w:r>
+      <w:r>
+        <w:rPr>
+          <w:rFonts w:ascii="Times New Roman" w:hAnsi="Times New Roman" w:cs="Times New Roman"/>
+          <w:sz w:val="28"/>
+          <w:szCs w:val="28"/>
+        </w:rPr>
+        <w:t xml:space="preserve">к вышеуказанному </w:t>
+      </w:r>
+      <w:r>
+        <w:rPr>
+          <w:rFonts w:ascii="Times New Roman" w:hAnsi="Times New Roman" w:cs="Times New Roman"/>
+          <w:sz w:val="28"/>
+          <w:szCs w:val="28"/>
+        </w:rPr>
+        <w:t xml:space="preserve">были изучены подходы к управлению техническим долгом, возникающим в процессе развития программного обеспечения, и рассмотрены современные практики его снижения. </w:t>
+      </w:r>
+      <w:proofErr w:type="gramEnd"/>
+    </w:p>
+    <w:p>
+      <w:pPr>
+        <w:pStyle w:val="a8"/>
+        <w:widowControl w:val="0"/>
+        <w:spacing w:after="0" w:line="360" w:lineRule="auto"/>
+        <w:ind w:left="0" w:firstLine="709"/>
+        <w:jc w:val="both"/>
+        <w:rPr>
+          <w:rFonts w:ascii="Times New Roman" w:hAnsi="Times New Roman" w:cs="Times New Roman"/>
+          <w:sz w:val="28"/>
+          <w:szCs w:val="28"/>
+        </w:rPr>
+      </w:pPr>
+      <w:r>
+        <w:rPr>
+          <w:rFonts w:ascii="Times New Roman" w:hAnsi="Times New Roman" w:cs="Times New Roman"/>
+          <w:sz w:val="28"/>
+          <w:szCs w:val="28"/>
+        </w:rPr>
+        <w:t>Также был выполнен обзор научных работ, посвящённ</w:t>
+      </w:r>
+      <w:r>
+        <w:rPr>
+          <w:rFonts w:ascii="Times New Roman" w:hAnsi="Times New Roman" w:cs="Times New Roman"/>
+          <w:sz w:val="28"/>
+          <w:szCs w:val="28"/>
+        </w:rPr>
+        <w:t>ых эволюции программных систем.</w:t>
+      </w:r>
+    </w:p>
+    <w:p>
+      <w:pPr>
+        <w:pStyle w:val="a8"/>
+        <w:widowControl w:val="0"/>
+        <w:spacing w:after="0" w:line="360" w:lineRule="auto"/>
+        <w:ind w:left="0" w:firstLine="709"/>
+        <w:jc w:val="both"/>
+        <w:rPr>
+          <w:rFonts w:ascii="Times New Roman" w:hAnsi="Times New Roman" w:cs="Times New Roman"/>
+          <w:sz w:val="28"/>
+          <w:szCs w:val="28"/>
+        </w:rPr>
+      </w:pPr>
+      <w:r>
+        <w:rPr>
+          <w:rFonts w:ascii="Times New Roman" w:hAnsi="Times New Roman" w:cs="Times New Roman"/>
+          <w:sz w:val="28"/>
+          <w:szCs w:val="28"/>
+        </w:rPr>
+        <w:lastRenderedPageBreak/>
+        <w:t>И</w:t>
+      </w:r>
+      <w:r>
+        <w:rPr>
+          <w:rFonts w:ascii="Times New Roman" w:hAnsi="Times New Roman" w:cs="Times New Roman"/>
+          <w:sz w:val="28"/>
+          <w:szCs w:val="28"/>
+        </w:rPr>
+        <w:t xml:space="preserve">сследованы закономерности изменения программных продуктов в процессе их эксплуатации и модернизации, а также проанализированы современные тенденции автоматизации процессов разработки и сопровождения программного обеспечения с использованием технологий искусственного интеллекта. </w:t>
+      </w:r>
+    </w:p>
+    <w:p>
+      <w:pPr>
+        <w:pStyle w:val="a8"/>
+        <w:widowControl w:val="0"/>
+        <w:spacing w:after="0" w:line="360" w:lineRule="auto"/>
+        <w:ind w:left="0" w:firstLine="709"/>
+        <w:jc w:val="both"/>
+        <w:rPr>
+          <w:rFonts w:ascii="Times New Roman" w:hAnsi="Times New Roman" w:cs="Times New Roman"/>
+          <w:sz w:val="28"/>
+          <w:szCs w:val="28"/>
+        </w:rPr>
+      </w:pPr>
+      <w:r>
+        <w:rPr>
+          <w:rFonts w:ascii="Times New Roman" w:hAnsi="Times New Roman" w:cs="Times New Roman"/>
+          <w:sz w:val="28"/>
+          <w:szCs w:val="28"/>
+        </w:rPr>
+        <w:t xml:space="preserve">Полученные результаты сформировали теоретическую основу дальнейшего исследования и были использованы при подготовке первого раздела магистерской диссертации, посвящённого теоретическим основам </w:t>
       </w:r>
       <w:proofErr w:type="spellStart"/>
       <w:r>
@@ -2520,8 +3191,138 @@
           <w:sz w:val="28"/>
           <w:szCs w:val="28"/>
         </w:rPr>
-        <w:t xml:space="preserve">, направленные на улучшение читаемости и структуры кода (например, переименование сущностей, выделение функций, удаление дублирования), так и более сложные архитектурные подходы, связанные с </w:t>
-      </w:r>
+        <w:t xml:space="preserve">, направленные на улучшение читаемости и структуры кода (например, переименование сущностей, выделение функций, удаление дублирования), так и более сложные архитектурные подходы, связанные с переработкой модульной структуры и оптимизацией взаимодействия компонентов системы. </w:t>
+      </w:r>
+    </w:p>
+    <w:p>
+      <w:pPr>
+        <w:pStyle w:val="a8"/>
+        <w:widowControl w:val="0"/>
+        <w:spacing w:after="0" w:line="360" w:lineRule="auto"/>
+        <w:ind w:left="0" w:firstLine="709"/>
+        <w:jc w:val="both"/>
+        <w:rPr>
+          <w:rFonts w:ascii="Times New Roman" w:hAnsi="Times New Roman" w:cs="Times New Roman"/>
+          <w:sz w:val="28"/>
+          <w:szCs w:val="28"/>
+        </w:rPr>
+      </w:pPr>
+      <w:r>
+        <w:rPr>
+          <w:rFonts w:ascii="Times New Roman" w:hAnsi="Times New Roman" w:cs="Times New Roman"/>
+          <w:sz w:val="28"/>
+          <w:szCs w:val="28"/>
+        </w:rPr>
+        <w:t xml:space="preserve">Сравнительный анализ позволил систематизировать методы </w:t>
+      </w:r>
+      <w:proofErr w:type="spellStart"/>
+      <w:r>
+        <w:rPr>
+          <w:rFonts w:ascii="Times New Roman" w:hAnsi="Times New Roman" w:cs="Times New Roman"/>
+          <w:sz w:val="28"/>
+          <w:szCs w:val="28"/>
+        </w:rPr>
+        <w:t>рефакторинга</w:t>
+      </w:r>
+      <w:proofErr w:type="spellEnd"/>
+      <w:r>
+        <w:rPr>
+          <w:rFonts w:ascii="Times New Roman" w:hAnsi="Times New Roman" w:cs="Times New Roman"/>
+          <w:sz w:val="28"/>
+          <w:szCs w:val="28"/>
+        </w:rPr>
+        <w:t xml:space="preserve"> по различным критериям, включая уровень изменений (локальный, модульный, архитектурный), цель применения (повышение </w:t>
+      </w:r>
+      <w:proofErr w:type="spellStart"/>
+      <w:r>
+        <w:rPr>
+          <w:rFonts w:ascii="Times New Roman" w:hAnsi="Times New Roman" w:cs="Times New Roman"/>
+          <w:sz w:val="28"/>
+          <w:szCs w:val="28"/>
+        </w:rPr>
+        <w:t>сопровождаемости</w:t>
+      </w:r>
+      <w:proofErr w:type="spellEnd"/>
+      <w:r>
+        <w:rPr>
+          <w:rFonts w:ascii="Times New Roman" w:hAnsi="Times New Roman" w:cs="Times New Roman"/>
+          <w:sz w:val="28"/>
+          <w:szCs w:val="28"/>
+        </w:rPr>
+        <w:t xml:space="preserve">, снижение технического долга, улучшение производительности) и степень автоматизации процесса (ручной, полуавтоматический, автоматизированный с использованием инструментов разработки и AI-ассистентов). </w:t>
+      </w:r>
+    </w:p>
+    <w:p>
+      <w:pPr>
+        <w:pStyle w:val="a8"/>
+        <w:widowControl w:val="0"/>
+        <w:spacing w:after="0" w:line="360" w:lineRule="auto"/>
+        <w:ind w:left="0" w:firstLine="709"/>
+        <w:jc w:val="both"/>
+        <w:rPr>
+          <w:rFonts w:ascii="Times New Roman" w:hAnsi="Times New Roman" w:cs="Times New Roman"/>
+          <w:sz w:val="28"/>
+          <w:szCs w:val="28"/>
+        </w:rPr>
+      </w:pPr>
+      <w:r>
+        <w:rPr>
+          <w:rFonts w:ascii="Times New Roman" w:hAnsi="Times New Roman" w:cs="Times New Roman"/>
+          <w:sz w:val="28"/>
+          <w:szCs w:val="28"/>
+        </w:rPr>
+        <w:t xml:space="preserve">Отдельно были сопоставлены традиционные подходы к </w:t>
+      </w:r>
+      <w:proofErr w:type="spellStart"/>
+      <w:r>
+        <w:rPr>
+          <w:rFonts w:ascii="Times New Roman" w:hAnsi="Times New Roman" w:cs="Times New Roman"/>
+          <w:sz w:val="28"/>
+          <w:szCs w:val="28"/>
+        </w:rPr>
+        <w:t>рефакторингу</w:t>
+      </w:r>
+      <w:proofErr w:type="spellEnd"/>
+      <w:r>
+        <w:rPr>
+          <w:rFonts w:ascii="Times New Roman" w:hAnsi="Times New Roman" w:cs="Times New Roman"/>
+          <w:sz w:val="28"/>
+          <w:szCs w:val="28"/>
+        </w:rPr>
+        <w:t xml:space="preserve"> с современными AI-ориентированными методами, реализуемыми в интеллектуальных средах разработки, таких как </w:t>
+      </w:r>
+      <w:proofErr w:type="spellStart"/>
+      <w:r>
+        <w:rPr>
+          <w:rFonts w:ascii="Times New Roman" w:hAnsi="Times New Roman" w:cs="Times New Roman"/>
+          <w:sz w:val="28"/>
+          <w:szCs w:val="28"/>
+        </w:rPr>
+        <w:t>Cursor</w:t>
+      </w:r>
+      <w:proofErr w:type="spellEnd"/>
+      <w:r>
+        <w:rPr>
+          <w:rFonts w:ascii="Times New Roman" w:hAnsi="Times New Roman" w:cs="Times New Roman"/>
+          <w:sz w:val="28"/>
+          <w:szCs w:val="28"/>
+        </w:rPr>
+        <w:t xml:space="preserve"> AI. </w:t>
+      </w:r>
+    </w:p>
+    <w:p>
+      <w:pPr>
+        <w:pStyle w:val="a8"/>
+        <w:widowControl w:val="0"/>
+        <w:spacing w:after="0" w:line="360" w:lineRule="auto"/>
+        <w:ind w:left="0" w:firstLine="709"/>
+        <w:jc w:val="both"/>
+        <w:rPr>
+          <w:rFonts w:ascii="Times New Roman" w:hAnsi="Times New Roman" w:cs="Times New Roman"/>
+          <w:sz w:val="28"/>
+          <w:szCs w:val="28"/>
+        </w:rPr>
+      </w:pPr>
       <w:r>
         <w:rPr>
           <w:rFonts w:ascii="Times New Roman" w:hAnsi="Times New Roman" w:cs="Times New Roman"/>
@@ -2529,7 +3330,7 @@
           <w:szCs w:val="28"/>
         </w:rPr>
         <w:lastRenderedPageBreak/>
-        <w:t xml:space="preserve">переработкой модульной структуры и оптимизацией взаимодействия компонентов системы. Сравнительный анализ позволил систематизировать методы </w:t>
+        <w:t xml:space="preserve">Установлено, что применение генеративного искусственного интеллекта позволяет существенно ускорить процесс </w:t>
       </w:r>
       <w:proofErr w:type="spellStart"/>
       <w:r>
@@ -2547,7 +3348,242 @@
           <w:sz w:val="28"/>
           <w:szCs w:val="28"/>
         </w:rPr>
-        <w:t xml:space="preserve"> по различным критериям, включая уровень изменений (локальный, модульный, архитектурный), цель применения (повышение </w:t>
+        <w:t xml:space="preserve"> за счёт автоматического анализа контекста проекта, генерации вариантов улучшения кода и частичной автоматизации внесения изменений. По результатам применения метода сравнительного анализа были выявлены наиболее эффективные подходы к </w:t>
+      </w:r>
+      <w:proofErr w:type="spellStart"/>
+      <w:r>
+        <w:rPr>
+          <w:rFonts w:ascii="Times New Roman" w:hAnsi="Times New Roman" w:cs="Times New Roman"/>
+          <w:sz w:val="28"/>
+          <w:szCs w:val="28"/>
+        </w:rPr>
+        <w:t>рефакторингу</w:t>
+      </w:r>
+      <w:proofErr w:type="spellEnd"/>
+      <w:r>
+        <w:rPr>
+          <w:rFonts w:ascii="Times New Roman" w:hAnsi="Times New Roman" w:cs="Times New Roman"/>
+          <w:sz w:val="28"/>
+          <w:szCs w:val="28"/>
+        </w:rPr>
+        <w:t xml:space="preserve"> программного кода в зависимости от масштаба программной системы и целей её модернизации. Полученные выводы использованы для формирования теоретической базы исследования и обоснования выбора инструментов в практической части работы.</w:t>
+      </w:r>
+    </w:p>
+    <w:p>
+      <w:pPr>
+        <w:pStyle w:val="a8"/>
+        <w:widowControl w:val="0"/>
+        <w:spacing w:after="0" w:line="360" w:lineRule="auto"/>
+        <w:ind w:left="0" w:firstLine="709"/>
+        <w:jc w:val="both"/>
+        <w:rPr>
+          <w:rFonts w:ascii="Times New Roman" w:hAnsi="Times New Roman" w:cs="Times New Roman"/>
+          <w:sz w:val="28"/>
+          <w:szCs w:val="28"/>
+        </w:rPr>
+      </w:pPr>
+      <w:r>
+        <w:rPr>
+          <w:rFonts w:ascii="Times New Roman" w:hAnsi="Times New Roman" w:cs="Times New Roman"/>
+          <w:sz w:val="28"/>
+          <w:szCs w:val="28"/>
+        </w:rPr>
+        <w:t xml:space="preserve">В рамках выполнения индивидуального задания был применён метод системного анализа процессов разработки, сопровождения и модернизации программных систем. Данный метод заключался в рассмотрении программной системы как целостного объекта, включающего взаимосвязанные компоненты, процессы и участников разработки. Основное внимание уделялось выявлению структуры взаимодействия между этапами жизненного цикла программного обеспечения, начиная от проектирования и разработки и заканчивая сопровождением и эволюционным развитием системы. В ходе системного анализа были изучены ключевые процессы разработки программного обеспечения, включая постановку требований, проектирование архитектуры, реализацию функциональности, тестирование и развертывание. Отдельно рассмотрены процессы сопровождения программных систем, направленные на исправление ошибок, оптимизацию кода и адаптацию системы к изменяющимся требованиям пользователей. Также были проанализированы процессы модернизации программных систем, включающие внесение архитектурных изменений, расширение функциональности и проведение </w:t>
+      </w:r>
+      <w:proofErr w:type="spellStart"/>
+      <w:r>
+        <w:rPr>
+          <w:rFonts w:ascii="Times New Roman" w:hAnsi="Times New Roman" w:cs="Times New Roman"/>
+          <w:sz w:val="28"/>
+          <w:szCs w:val="28"/>
+        </w:rPr>
+        <w:t>рефакторинга</w:t>
+      </w:r>
+      <w:proofErr w:type="spellEnd"/>
+      <w:r>
+        <w:rPr>
+          <w:rFonts w:ascii="Times New Roman" w:hAnsi="Times New Roman" w:cs="Times New Roman"/>
+          <w:sz w:val="28"/>
+          <w:szCs w:val="28"/>
+        </w:rPr>
+        <w:t>. Установлено, что данные процессы тесно взаимосвязаны и образуют непрерывный цикл эволюции программного обеспечения. Особое внимание б</w:t>
+      </w:r>
+      <w:r>
+        <w:rPr>
+          <w:rFonts w:ascii="Times New Roman" w:hAnsi="Times New Roman" w:cs="Times New Roman"/>
+          <w:sz w:val="28"/>
+          <w:szCs w:val="28"/>
+        </w:rPr>
+        <w:t>ыло уделено выявлению факторов</w:t>
+      </w:r>
+      <w:r>
+        <w:rPr>
+          <w:rFonts w:ascii="Times New Roman" w:hAnsi="Times New Roman" w:cs="Times New Roman"/>
+          <w:sz w:val="28"/>
+          <w:szCs w:val="28"/>
+        </w:rPr>
+        <w:t>, таких как сложность архитектуры, наличие технического долга, уровень автоматизации и использование совр</w:t>
+      </w:r>
+      <w:r>
+        <w:rPr>
+          <w:rFonts w:ascii="Times New Roman" w:hAnsi="Times New Roman" w:cs="Times New Roman"/>
+          <w:sz w:val="28"/>
+          <w:szCs w:val="28"/>
+        </w:rPr>
+        <w:t>еменных инструментов разработки.</w:t>
+      </w:r>
+    </w:p>
+    <w:p>
+      <w:pPr>
+        <w:pStyle w:val="a8"/>
+        <w:widowControl w:val="0"/>
+        <w:spacing w:after="0" w:line="360" w:lineRule="auto"/>
+        <w:ind w:left="0" w:firstLine="709"/>
+        <w:jc w:val="both"/>
+        <w:rPr>
+          <w:rFonts w:ascii="Times New Roman" w:hAnsi="Times New Roman" w:cs="Times New Roman"/>
+          <w:sz w:val="28"/>
+          <w:szCs w:val="28"/>
+        </w:rPr>
+      </w:pPr>
+      <w:r>
+        <w:rPr>
+          <w:rFonts w:ascii="Times New Roman" w:hAnsi="Times New Roman" w:cs="Times New Roman"/>
+          <w:sz w:val="28"/>
+          <w:szCs w:val="28"/>
+        </w:rPr>
+        <w:lastRenderedPageBreak/>
+        <w:t xml:space="preserve">По результатам системного анализа было установлено, что эффективность развития программных систем во многом определяется согласованностью процессов разработки и сопровождения, а также применением методов </w:t>
+      </w:r>
+      <w:proofErr w:type="gramStart"/>
+      <w:r>
+        <w:rPr>
+          <w:rFonts w:ascii="Times New Roman" w:hAnsi="Times New Roman" w:cs="Times New Roman"/>
+          <w:sz w:val="28"/>
+          <w:szCs w:val="28"/>
+        </w:rPr>
+        <w:t>регулярного</w:t>
+      </w:r>
+      <w:proofErr w:type="gramEnd"/>
+      <w:r>
+        <w:rPr>
+          <w:rFonts w:ascii="Times New Roman" w:hAnsi="Times New Roman" w:cs="Times New Roman"/>
+          <w:sz w:val="28"/>
+          <w:szCs w:val="28"/>
+        </w:rPr>
+        <w:t xml:space="preserve"> </w:t>
+      </w:r>
+      <w:proofErr w:type="spellStart"/>
+      <w:r>
+        <w:rPr>
+          <w:rFonts w:ascii="Times New Roman" w:hAnsi="Times New Roman" w:cs="Times New Roman"/>
+          <w:sz w:val="28"/>
+          <w:szCs w:val="28"/>
+        </w:rPr>
+        <w:t>рефакторинга</w:t>
+      </w:r>
+      <w:proofErr w:type="spellEnd"/>
+      <w:r>
+        <w:rPr>
+          <w:rFonts w:ascii="Times New Roman" w:hAnsi="Times New Roman" w:cs="Times New Roman"/>
+          <w:sz w:val="28"/>
+          <w:szCs w:val="28"/>
+        </w:rPr>
+        <w:t xml:space="preserve"> и автоматизации изменений. Полученные выводы использованы для формирования целостного представления о механизмах эволюции программных систем и их практической реализации.</w:t>
+      </w:r>
+    </w:p>
+    <w:p>
+      <w:pPr>
+        <w:pStyle w:val="a8"/>
+        <w:widowControl w:val="0"/>
+        <w:spacing w:after="0" w:line="360" w:lineRule="auto"/>
+        <w:ind w:left="0" w:firstLine="709"/>
+        <w:jc w:val="both"/>
+        <w:rPr>
+          <w:rFonts w:ascii="Times New Roman" w:hAnsi="Times New Roman" w:cs="Times New Roman"/>
+          <w:sz w:val="28"/>
+          <w:szCs w:val="28"/>
+        </w:rPr>
+      </w:pPr>
+      <w:r>
+        <w:rPr>
+          <w:rFonts w:ascii="Times New Roman" w:hAnsi="Times New Roman" w:cs="Times New Roman"/>
+          <w:sz w:val="28"/>
+          <w:szCs w:val="28"/>
+        </w:rPr>
+        <w:t xml:space="preserve">В рамках применения метода классификации была проведена систематизация существующих подходов к </w:t>
+      </w:r>
+      <w:proofErr w:type="spellStart"/>
+      <w:r>
+        <w:rPr>
+          <w:rFonts w:ascii="Times New Roman" w:hAnsi="Times New Roman" w:cs="Times New Roman"/>
+          <w:sz w:val="28"/>
+          <w:szCs w:val="28"/>
+        </w:rPr>
+        <w:t>рефакторингу</w:t>
+      </w:r>
+      <w:proofErr w:type="spellEnd"/>
+      <w:r>
+        <w:rPr>
+          <w:rFonts w:ascii="Times New Roman" w:hAnsi="Times New Roman" w:cs="Times New Roman"/>
+          <w:sz w:val="28"/>
+          <w:szCs w:val="28"/>
+        </w:rPr>
+        <w:t xml:space="preserve"> программного обеспечения и моделей эволюции программных систем. На основе анализа научных публикаций, учебной литературы и материалов профессионального сообщества были выделены основные категории </w:t>
+      </w:r>
+      <w:proofErr w:type="spellStart"/>
+      <w:r>
+        <w:rPr>
+          <w:rFonts w:ascii="Times New Roman" w:hAnsi="Times New Roman" w:cs="Times New Roman"/>
+          <w:sz w:val="28"/>
+          <w:szCs w:val="28"/>
+        </w:rPr>
+        <w:t>рефакторинга</w:t>
+      </w:r>
+      <w:proofErr w:type="spellEnd"/>
+      <w:r>
+        <w:rPr>
+          <w:rFonts w:ascii="Times New Roman" w:hAnsi="Times New Roman" w:cs="Times New Roman"/>
+          <w:sz w:val="28"/>
+          <w:szCs w:val="28"/>
+        </w:rPr>
+        <w:t xml:space="preserve"> в зависимости от уровня внесения изменений: </w:t>
+      </w:r>
+      <w:proofErr w:type="spellStart"/>
+      <w:r>
+        <w:rPr>
+          <w:rFonts w:ascii="Times New Roman" w:hAnsi="Times New Roman" w:cs="Times New Roman"/>
+          <w:sz w:val="28"/>
+          <w:szCs w:val="28"/>
+        </w:rPr>
+        <w:t>рефакторинг</w:t>
+      </w:r>
+      <w:proofErr w:type="spellEnd"/>
+      <w:r>
+        <w:rPr>
+          <w:rFonts w:ascii="Times New Roman" w:hAnsi="Times New Roman" w:cs="Times New Roman"/>
+          <w:sz w:val="28"/>
+          <w:szCs w:val="28"/>
+        </w:rPr>
+        <w:t xml:space="preserve"> методов, классов, архитектурных компонентов и программной системы в целом. Также были рассмотрены классификации </w:t>
+      </w:r>
+      <w:proofErr w:type="spellStart"/>
+      <w:r>
+        <w:rPr>
+          <w:rFonts w:ascii="Times New Roman" w:hAnsi="Times New Roman" w:cs="Times New Roman"/>
+          <w:sz w:val="28"/>
+          <w:szCs w:val="28"/>
+        </w:rPr>
+        <w:t>рефакторинга</w:t>
+      </w:r>
+      <w:proofErr w:type="spellEnd"/>
+      <w:r>
+        <w:rPr>
+          <w:rFonts w:ascii="Times New Roman" w:hAnsi="Times New Roman" w:cs="Times New Roman"/>
+          <w:sz w:val="28"/>
+          <w:szCs w:val="28"/>
+        </w:rPr>
+        <w:t xml:space="preserve"> по целям выполнения, включая повышение читаемости кода, снижение сложности, устранение дублирования, улучшение производительности и повышение </w:t>
       </w:r>
       <w:proofErr w:type="spellStart"/>
       <w:r>
@@ -2565,25 +3601,463 @@
           <w:sz w:val="28"/>
           <w:szCs w:val="28"/>
         </w:rPr>
-        <w:t xml:space="preserve">, снижение технического долга, улучшение производительности) и степень автоматизации процесса (ручной, полуавтоматический, автоматизированный с использованием инструментов разработки и AI-ассистентов). Отдельно были сопоставлены традиционные подходы к </w:t>
-      </w:r>
-      <w:proofErr w:type="spellStart"/>
-      <w:r>
-        <w:rPr>
-          <w:rFonts w:ascii="Times New Roman" w:hAnsi="Times New Roman" w:cs="Times New Roman"/>
-          <w:sz w:val="28"/>
-          <w:szCs w:val="28"/>
-        </w:rPr>
-        <w:t>рефакторингу</w:t>
-      </w:r>
-      <w:proofErr w:type="spellEnd"/>
-      <w:r>
-        <w:rPr>
-          <w:rFonts w:ascii="Times New Roman" w:hAnsi="Times New Roman" w:cs="Times New Roman"/>
-          <w:sz w:val="28"/>
-          <w:szCs w:val="28"/>
-        </w:rPr>
-        <w:t xml:space="preserve"> с современными AI-ориентированными методами, реализуемыми в интеллектуальных средах разработки, таких как </w:t>
+        <w:t xml:space="preserve"> программного обеспечения. </w:t>
+      </w:r>
+    </w:p>
+    <w:p>
+      <w:pPr>
+        <w:pStyle w:val="a8"/>
+        <w:widowControl w:val="0"/>
+        <w:spacing w:after="0" w:line="360" w:lineRule="auto"/>
+        <w:ind w:left="0" w:firstLine="709"/>
+        <w:jc w:val="both"/>
+        <w:rPr>
+          <w:rFonts w:ascii="Times New Roman" w:hAnsi="Times New Roman" w:cs="Times New Roman"/>
+          <w:sz w:val="28"/>
+          <w:szCs w:val="28"/>
+        </w:rPr>
+      </w:pPr>
+      <w:r>
+        <w:rPr>
+          <w:rFonts w:ascii="Times New Roman" w:hAnsi="Times New Roman" w:cs="Times New Roman"/>
+          <w:sz w:val="28"/>
+          <w:szCs w:val="28"/>
+        </w:rPr>
+        <w:t xml:space="preserve">Кроме того, была выполнена классификация моделей эволюции программных систем, отражающих различные подходы к развитию программного обеспечения на протяжении его жизненного цикла. Были выделены модели, ориентированные на постепенное наращивание функциональности, архитектурную модернизацию, устранение технического долга и адаптацию программных систем к изменяющимся требованиям пользователей и технологической среды. </w:t>
+      </w:r>
+    </w:p>
+    <w:p>
+      <w:pPr>
+        <w:pStyle w:val="a8"/>
+        <w:widowControl w:val="0"/>
+        <w:spacing w:after="0" w:line="360" w:lineRule="auto"/>
+        <w:ind w:left="0" w:firstLine="709"/>
+        <w:jc w:val="both"/>
+        <w:rPr>
+          <w:rFonts w:ascii="Times New Roman" w:hAnsi="Times New Roman" w:cs="Times New Roman"/>
+          <w:sz w:val="28"/>
+          <w:szCs w:val="28"/>
+        </w:rPr>
+      </w:pPr>
+      <w:r>
+        <w:rPr>
+          <w:rFonts w:ascii="Times New Roman" w:hAnsi="Times New Roman" w:cs="Times New Roman"/>
+          <w:sz w:val="28"/>
+          <w:szCs w:val="28"/>
+        </w:rPr>
+        <w:t xml:space="preserve">Применение метода классификации позволило структурировать накопленные теоретические сведения, выявить взаимосвязи между различными видами </w:t>
+      </w:r>
+      <w:proofErr w:type="spellStart"/>
+      <w:r>
+        <w:rPr>
+          <w:rFonts w:ascii="Times New Roman" w:hAnsi="Times New Roman" w:cs="Times New Roman"/>
+          <w:sz w:val="28"/>
+          <w:szCs w:val="28"/>
+        </w:rPr>
+        <w:t>рефакторинга</w:t>
+      </w:r>
+      <w:proofErr w:type="spellEnd"/>
+      <w:r>
+        <w:rPr>
+          <w:rFonts w:ascii="Times New Roman" w:hAnsi="Times New Roman" w:cs="Times New Roman"/>
+          <w:sz w:val="28"/>
+          <w:szCs w:val="28"/>
+        </w:rPr>
+        <w:t xml:space="preserve"> и процессами эволюции программных систем, а также сформировать целостное представление о направлениях совершенствования программного обеспечения. </w:t>
+      </w:r>
+    </w:p>
+    <w:p>
+      <w:pPr>
+        <w:pStyle w:val="a8"/>
+        <w:widowControl w:val="0"/>
+        <w:spacing w:after="0" w:line="360" w:lineRule="auto"/>
+        <w:ind w:left="0" w:firstLine="709"/>
+        <w:jc w:val="both"/>
+        <w:rPr>
+          <w:rFonts w:ascii="Times New Roman" w:hAnsi="Times New Roman" w:cs="Times New Roman"/>
+          <w:sz w:val="28"/>
+          <w:szCs w:val="28"/>
+        </w:rPr>
+      </w:pPr>
+      <w:r>
+        <w:rPr>
+          <w:rFonts w:ascii="Times New Roman" w:hAnsi="Times New Roman" w:cs="Times New Roman"/>
+          <w:sz w:val="28"/>
+          <w:szCs w:val="28"/>
+        </w:rPr>
+        <w:lastRenderedPageBreak/>
+        <w:t xml:space="preserve">Полученные результаты были использованы при подготовке теоретической части исследования и легли в основу разработки структуры магистерской диссертации по тематике </w:t>
+      </w:r>
+      <w:proofErr w:type="spellStart"/>
+      <w:r>
+        <w:rPr>
+          <w:rFonts w:ascii="Times New Roman" w:hAnsi="Times New Roman" w:cs="Times New Roman"/>
+          <w:sz w:val="28"/>
+          <w:szCs w:val="28"/>
+        </w:rPr>
+        <w:t>рефакторинга</w:t>
+      </w:r>
+      <w:proofErr w:type="spellEnd"/>
+      <w:r>
+        <w:rPr>
+          <w:rFonts w:ascii="Times New Roman" w:hAnsi="Times New Roman" w:cs="Times New Roman"/>
+          <w:sz w:val="28"/>
+          <w:szCs w:val="28"/>
+        </w:rPr>
+        <w:t xml:space="preserve"> и эволюции программных систем.</w:t>
+      </w:r>
+    </w:p>
+    <w:p>
+      <w:pPr>
+        <w:pStyle w:val="a8"/>
+        <w:widowControl w:val="0"/>
+        <w:spacing w:after="0" w:line="360" w:lineRule="auto"/>
+        <w:ind w:left="0" w:firstLine="709"/>
+        <w:jc w:val="both"/>
+        <w:rPr>
+          <w:rFonts w:ascii="Times New Roman" w:hAnsi="Times New Roman" w:cs="Times New Roman"/>
+          <w:sz w:val="28"/>
+          <w:szCs w:val="28"/>
+        </w:rPr>
+      </w:pPr>
+      <w:r>
+        <w:rPr>
+          <w:rFonts w:ascii="Times New Roman" w:hAnsi="Times New Roman" w:cs="Times New Roman"/>
+          <w:sz w:val="28"/>
+          <w:szCs w:val="28"/>
+        </w:rPr>
+        <w:t xml:space="preserve">В рамках применения метода формализации были исследованы процессы изменения и улучшения программного кода, возникающие в ходе сопровождения и эволюции программных систем. </w:t>
+      </w:r>
+    </w:p>
+    <w:p>
+      <w:pPr>
+        <w:pStyle w:val="a8"/>
+        <w:widowControl w:val="0"/>
+        <w:spacing w:after="0" w:line="360" w:lineRule="auto"/>
+        <w:ind w:left="0" w:firstLine="709"/>
+        <w:jc w:val="both"/>
+        <w:rPr>
+          <w:rFonts w:ascii="Times New Roman" w:hAnsi="Times New Roman" w:cs="Times New Roman"/>
+          <w:sz w:val="28"/>
+          <w:szCs w:val="28"/>
+        </w:rPr>
+      </w:pPr>
+      <w:r>
+        <w:rPr>
+          <w:rFonts w:ascii="Times New Roman" w:hAnsi="Times New Roman" w:cs="Times New Roman"/>
+          <w:sz w:val="28"/>
+          <w:szCs w:val="28"/>
+        </w:rPr>
+        <w:t xml:space="preserve">Основной целью использования данного метода являлось представление процессов </w:t>
+      </w:r>
+      <w:proofErr w:type="spellStart"/>
+      <w:r>
+        <w:rPr>
+          <w:rFonts w:ascii="Times New Roman" w:hAnsi="Times New Roman" w:cs="Times New Roman"/>
+          <w:sz w:val="28"/>
+          <w:szCs w:val="28"/>
+        </w:rPr>
+        <w:t>рефакторинга</w:t>
+      </w:r>
+      <w:proofErr w:type="spellEnd"/>
+      <w:r>
+        <w:rPr>
+          <w:rFonts w:ascii="Times New Roman" w:hAnsi="Times New Roman" w:cs="Times New Roman"/>
+          <w:sz w:val="28"/>
+          <w:szCs w:val="28"/>
+        </w:rPr>
+        <w:t xml:space="preserve"> в виде упорядоченной последовательности действий, позволяющей описать механизмы преобразования программного кода независимо от конкретной реализации программного продукта</w:t>
+      </w:r>
+      <w:r>
+        <w:rPr>
+          <w:rFonts w:ascii="Times New Roman" w:hAnsi="Times New Roman" w:cs="Times New Roman"/>
+          <w:sz w:val="28"/>
+          <w:szCs w:val="28"/>
+        </w:rPr>
+        <w:t xml:space="preserve"> в рамках проектирования информационной системы</w:t>
+      </w:r>
+      <w:r>
+        <w:rPr>
+          <w:rFonts w:ascii="Times New Roman" w:hAnsi="Times New Roman" w:cs="Times New Roman"/>
+          <w:sz w:val="28"/>
+          <w:szCs w:val="28"/>
+        </w:rPr>
+        <w:t xml:space="preserve">. </w:t>
+      </w:r>
+    </w:p>
+    <w:p>
+      <w:pPr>
+        <w:pStyle w:val="a8"/>
+        <w:widowControl w:val="0"/>
+        <w:spacing w:after="0" w:line="360" w:lineRule="auto"/>
+        <w:ind w:left="0" w:firstLine="709"/>
+        <w:jc w:val="both"/>
+        <w:rPr>
+          <w:rFonts w:ascii="Times New Roman" w:hAnsi="Times New Roman" w:cs="Times New Roman"/>
+          <w:sz w:val="28"/>
+          <w:szCs w:val="28"/>
+        </w:rPr>
+      </w:pPr>
+      <w:r>
+        <w:rPr>
+          <w:rFonts w:ascii="Times New Roman" w:hAnsi="Times New Roman" w:cs="Times New Roman"/>
+          <w:sz w:val="28"/>
+          <w:szCs w:val="28"/>
+        </w:rPr>
+        <w:t xml:space="preserve">На основе изучения существующих подходов были формализованы основные этапы процесса </w:t>
+      </w:r>
+      <w:proofErr w:type="spellStart"/>
+      <w:r>
+        <w:rPr>
+          <w:rFonts w:ascii="Times New Roman" w:hAnsi="Times New Roman" w:cs="Times New Roman"/>
+          <w:sz w:val="28"/>
+          <w:szCs w:val="28"/>
+        </w:rPr>
+        <w:t>рефакторинга</w:t>
+      </w:r>
+      <w:proofErr w:type="spellEnd"/>
+      <w:r>
+        <w:rPr>
+          <w:rFonts w:ascii="Times New Roman" w:hAnsi="Times New Roman" w:cs="Times New Roman"/>
+          <w:sz w:val="28"/>
+          <w:szCs w:val="28"/>
+        </w:rPr>
+        <w:t xml:space="preserve">, включающие выявление проблемных участков программного кода, определение целей модификации, выбор соответствующего метода </w:t>
+      </w:r>
+      <w:proofErr w:type="spellStart"/>
+      <w:r>
+        <w:rPr>
+          <w:rFonts w:ascii="Times New Roman" w:hAnsi="Times New Roman" w:cs="Times New Roman"/>
+          <w:sz w:val="28"/>
+          <w:szCs w:val="28"/>
+        </w:rPr>
+        <w:t>рефакторинга</w:t>
+      </w:r>
+      <w:proofErr w:type="spellEnd"/>
+      <w:r>
+        <w:rPr>
+          <w:rFonts w:ascii="Times New Roman" w:hAnsi="Times New Roman" w:cs="Times New Roman"/>
+          <w:sz w:val="28"/>
+          <w:szCs w:val="28"/>
+        </w:rPr>
+        <w:t xml:space="preserve">, внесение изменений в структуру кода и последующую проверку сохранения функциональности системы. </w:t>
+      </w:r>
+    </w:p>
+    <w:p>
+      <w:pPr>
+        <w:pStyle w:val="a8"/>
+        <w:widowControl w:val="0"/>
+        <w:spacing w:after="0" w:line="360" w:lineRule="auto"/>
+        <w:ind w:left="0" w:firstLine="709"/>
+        <w:jc w:val="both"/>
+        <w:rPr>
+          <w:rFonts w:ascii="Times New Roman" w:hAnsi="Times New Roman" w:cs="Times New Roman"/>
+          <w:sz w:val="28"/>
+          <w:szCs w:val="28"/>
+        </w:rPr>
+      </w:pPr>
+      <w:r>
+        <w:rPr>
+          <w:rFonts w:ascii="Times New Roman" w:hAnsi="Times New Roman" w:cs="Times New Roman"/>
+          <w:sz w:val="28"/>
+          <w:szCs w:val="28"/>
+        </w:rPr>
+        <w:t xml:space="preserve">Особое внимание было уделено принципу сохранения внешнего поведения программного обеспечения при изменении его внутренней структуры, который является ключевой особенностью </w:t>
+      </w:r>
+      <w:proofErr w:type="spellStart"/>
+      <w:r>
+        <w:rPr>
+          <w:rFonts w:ascii="Times New Roman" w:hAnsi="Times New Roman" w:cs="Times New Roman"/>
+          <w:sz w:val="28"/>
+          <w:szCs w:val="28"/>
+        </w:rPr>
+        <w:t>рефакторинга</w:t>
+      </w:r>
+      <w:proofErr w:type="spellEnd"/>
+      <w:r>
+        <w:rPr>
+          <w:rFonts w:ascii="Times New Roman" w:hAnsi="Times New Roman" w:cs="Times New Roman"/>
+          <w:sz w:val="28"/>
+          <w:szCs w:val="28"/>
+        </w:rPr>
+        <w:t xml:space="preserve">. Кроме того, были формализованы основные факторы, влияющие на необходимость проведения </w:t>
+      </w:r>
+      <w:proofErr w:type="spellStart"/>
+      <w:r>
+        <w:rPr>
+          <w:rFonts w:ascii="Times New Roman" w:hAnsi="Times New Roman" w:cs="Times New Roman"/>
+          <w:sz w:val="28"/>
+          <w:szCs w:val="28"/>
+        </w:rPr>
+        <w:t>рефакторинга</w:t>
+      </w:r>
+      <w:proofErr w:type="spellEnd"/>
+      <w:r>
+        <w:rPr>
+          <w:rFonts w:ascii="Times New Roman" w:hAnsi="Times New Roman" w:cs="Times New Roman"/>
+          <w:sz w:val="28"/>
+          <w:szCs w:val="28"/>
+        </w:rPr>
+        <w:t xml:space="preserve">, такие как накопление технического долга, усложнение архитектуры программной системы, снижение читаемости исходного кода и рост затрат на сопровождение программного обеспечения. </w:t>
+      </w:r>
+    </w:p>
+    <w:p>
+      <w:pPr>
+        <w:pStyle w:val="a8"/>
+        <w:widowControl w:val="0"/>
+        <w:spacing w:after="0" w:line="360" w:lineRule="auto"/>
+        <w:ind w:left="0" w:firstLine="709"/>
+        <w:jc w:val="both"/>
+        <w:rPr>
+          <w:rFonts w:ascii="Times New Roman" w:hAnsi="Times New Roman" w:cs="Times New Roman"/>
+          <w:sz w:val="28"/>
+          <w:szCs w:val="28"/>
+        </w:rPr>
+      </w:pPr>
+      <w:r>
+        <w:rPr>
+          <w:rFonts w:ascii="Times New Roman" w:hAnsi="Times New Roman" w:cs="Times New Roman"/>
+          <w:sz w:val="28"/>
+          <w:szCs w:val="28"/>
+        </w:rPr>
+        <w:t xml:space="preserve">Также были рассмотрены механизмы поддержки эволюции программных систем, основанные на последовательном внесении изменений, направленных на адаптацию программного продукта к новым требованиям пользователей и условиям эксплуатации. </w:t>
+      </w:r>
+    </w:p>
+    <w:p>
+      <w:pPr>
+        <w:pStyle w:val="a8"/>
+        <w:widowControl w:val="0"/>
+        <w:spacing w:after="0" w:line="360" w:lineRule="auto"/>
+        <w:ind w:left="0" w:firstLine="709"/>
+        <w:jc w:val="both"/>
+        <w:rPr>
+          <w:rFonts w:ascii="Times New Roman" w:hAnsi="Times New Roman" w:cs="Times New Roman"/>
+          <w:sz w:val="28"/>
+          <w:szCs w:val="28"/>
+        </w:rPr>
+      </w:pPr>
+      <w:r>
+        <w:rPr>
+          <w:rFonts w:ascii="Times New Roman" w:hAnsi="Times New Roman" w:cs="Times New Roman"/>
+          <w:sz w:val="28"/>
+          <w:szCs w:val="28"/>
+        </w:rPr>
+        <w:t xml:space="preserve">Применение метода формализации позволило представить процессы </w:t>
+      </w:r>
+      <w:proofErr w:type="spellStart"/>
+      <w:r>
+        <w:rPr>
+          <w:rFonts w:ascii="Times New Roman" w:hAnsi="Times New Roman" w:cs="Times New Roman"/>
+          <w:sz w:val="28"/>
+          <w:szCs w:val="28"/>
+        </w:rPr>
+        <w:t>рефакторинга</w:t>
+      </w:r>
+      <w:proofErr w:type="spellEnd"/>
+      <w:r>
+        <w:rPr>
+          <w:rFonts w:ascii="Times New Roman" w:hAnsi="Times New Roman" w:cs="Times New Roman"/>
+          <w:sz w:val="28"/>
+          <w:szCs w:val="28"/>
+        </w:rPr>
+        <w:t xml:space="preserve"> и эволюции программных систем в структурированном виде</w:t>
+      </w:r>
+      <w:r>
+        <w:rPr>
+          <w:rFonts w:ascii="Times New Roman" w:hAnsi="Times New Roman" w:cs="Times New Roman"/>
+          <w:sz w:val="28"/>
+          <w:szCs w:val="28"/>
+        </w:rPr>
+        <w:t>.</w:t>
+      </w:r>
+    </w:p>
+    <w:p>
+      <w:pPr>
+        <w:pStyle w:val="a8"/>
+        <w:widowControl w:val="0"/>
+        <w:spacing w:after="0" w:line="360" w:lineRule="auto"/>
+        <w:ind w:left="0" w:firstLine="709"/>
+        <w:jc w:val="both"/>
+        <w:rPr>
+          <w:rFonts w:ascii="Times New Roman" w:hAnsi="Times New Roman" w:cs="Times New Roman"/>
+          <w:sz w:val="28"/>
+          <w:szCs w:val="28"/>
+        </w:rPr>
+      </w:pPr>
+      <w:r>
+        <w:rPr>
+          <w:rFonts w:ascii="Times New Roman" w:hAnsi="Times New Roman" w:cs="Times New Roman"/>
+          <w:sz w:val="28"/>
+          <w:szCs w:val="28"/>
+        </w:rPr>
+        <w:lastRenderedPageBreak/>
+        <w:t>Это позволило в</w:t>
+      </w:r>
+      <w:r>
+        <w:rPr>
+          <w:rFonts w:ascii="Times New Roman" w:hAnsi="Times New Roman" w:cs="Times New Roman"/>
+          <w:sz w:val="28"/>
+          <w:szCs w:val="28"/>
+        </w:rPr>
+        <w:t xml:space="preserve">ыявить их основные этапы и взаимосвязи, а также сформировать теоретическую основу для дальнейшего анализа возможностей автоматизации данных процессов с использованием инструментов генеративного искусственного интеллекта. Полученные результаты были использованы при подготовке теоретических положений исследования и разработке концептуальной модели применения AI-инструментов для поддержки </w:t>
+      </w:r>
+      <w:proofErr w:type="spellStart"/>
+      <w:r>
+        <w:rPr>
+          <w:rFonts w:ascii="Times New Roman" w:hAnsi="Times New Roman" w:cs="Times New Roman"/>
+          <w:sz w:val="28"/>
+          <w:szCs w:val="28"/>
+        </w:rPr>
+        <w:t>рефакторинга</w:t>
+      </w:r>
+      <w:proofErr w:type="spellEnd"/>
+      <w:r>
+        <w:rPr>
+          <w:rFonts w:ascii="Times New Roman" w:hAnsi="Times New Roman" w:cs="Times New Roman"/>
+          <w:sz w:val="28"/>
+          <w:szCs w:val="28"/>
+        </w:rPr>
+        <w:t xml:space="preserve"> программного обеспечения.</w:t>
+      </w:r>
+    </w:p>
+    <w:p>
+      <w:pPr>
+        <w:pStyle w:val="a8"/>
+        <w:widowControl w:val="0"/>
+        <w:spacing w:after="0" w:line="360" w:lineRule="auto"/>
+        <w:ind w:left="0" w:firstLine="709"/>
+        <w:jc w:val="both"/>
+        <w:rPr>
+          <w:rFonts w:ascii="Times New Roman" w:hAnsi="Times New Roman" w:cs="Times New Roman"/>
+          <w:sz w:val="28"/>
+          <w:szCs w:val="28"/>
+        </w:rPr>
+      </w:pPr>
+      <w:r>
+        <w:rPr>
+          <w:rFonts w:ascii="Times New Roman" w:hAnsi="Times New Roman" w:cs="Times New Roman"/>
+          <w:sz w:val="28"/>
+          <w:szCs w:val="28"/>
+        </w:rPr>
+        <w:t xml:space="preserve">В рамках применения метода программного </w:t>
+      </w:r>
+      <w:proofErr w:type="spellStart"/>
+      <w:r>
+        <w:rPr>
+          <w:rFonts w:ascii="Times New Roman" w:hAnsi="Times New Roman" w:cs="Times New Roman"/>
+          <w:sz w:val="28"/>
+          <w:szCs w:val="28"/>
+        </w:rPr>
+        <w:t>прототипирования</w:t>
+      </w:r>
+      <w:proofErr w:type="spellEnd"/>
+      <w:r>
+        <w:rPr>
+          <w:rFonts w:ascii="Times New Roman" w:hAnsi="Times New Roman" w:cs="Times New Roman"/>
+          <w:sz w:val="28"/>
+          <w:szCs w:val="28"/>
+        </w:rPr>
+        <w:t xml:space="preserve"> была рассмотрена возможность практической реализации подходов к эволюции программных систем с использованием современных инструментов автоматизации разработки и технологий генеративного искусственного интеллекта. Данный метод позволил перейти от теоретического анализа к исследованию практических механизмов модификации и совершенствования программного обеспечения на примере создания и последовательного развития программного прототипа. В качестве инструмента реализации был выбран </w:t>
       </w:r>
       <w:proofErr w:type="spellStart"/>
       <w:r>
@@ -2601,7 +4075,25 @@
           <w:sz w:val="28"/>
           <w:szCs w:val="28"/>
         </w:rPr>
-        <w:t xml:space="preserve"> AI. Установлено, что применение генеративного искусственного интеллекта позволяет существенно ускорить процесс </w:t>
+        <w:t xml:space="preserve"> AI — современная </w:t>
+      </w:r>
+      <w:proofErr w:type="spellStart"/>
+      <w:r>
+        <w:rPr>
+          <w:rFonts w:ascii="Times New Roman" w:hAnsi="Times New Roman" w:cs="Times New Roman"/>
+          <w:sz w:val="28"/>
+          <w:szCs w:val="28"/>
+        </w:rPr>
+        <w:t>AI-ассистированная</w:t>
+      </w:r>
+      <w:proofErr w:type="spellEnd"/>
+      <w:r>
+        <w:rPr>
+          <w:rFonts w:ascii="Times New Roman" w:hAnsi="Times New Roman" w:cs="Times New Roman"/>
+          <w:sz w:val="28"/>
+          <w:szCs w:val="28"/>
+        </w:rPr>
+        <w:t xml:space="preserve"> среда разработки, предоставляющая возможности автоматической генерации, модификации и </w:t>
       </w:r>
       <w:proofErr w:type="spellStart"/>
       <w:r>
@@ -2619,25 +4111,7 @@
           <w:sz w:val="28"/>
           <w:szCs w:val="28"/>
         </w:rPr>
-        <w:t xml:space="preserve"> за счёт автоматического анализа контекста проекта, генерации вариантов улучшения кода и частичной автоматизации внесения изменений. По результатам применения метода сравнительного анализа были выявлены наиболее эффективные подходы к </w:t>
-      </w:r>
-      <w:proofErr w:type="spellStart"/>
-      <w:r>
-        <w:rPr>
-          <w:rFonts w:ascii="Times New Roman" w:hAnsi="Times New Roman" w:cs="Times New Roman"/>
-          <w:sz w:val="28"/>
-          <w:szCs w:val="28"/>
-        </w:rPr>
-        <w:t>рефакторингу</w:t>
-      </w:r>
-      <w:proofErr w:type="spellEnd"/>
-      <w:r>
-        <w:rPr>
-          <w:rFonts w:ascii="Times New Roman" w:hAnsi="Times New Roman" w:cs="Times New Roman"/>
-          <w:sz w:val="28"/>
-          <w:szCs w:val="28"/>
-        </w:rPr>
-        <w:t xml:space="preserve"> программного кода в зависимости от масштаба программной системы и целей её модернизации. Полученные выводы использованы для формирования теоретической базы исследования и обоснования выбора инструментов в практической части работы.</w:t>
+        <w:t xml:space="preserve"> программного кода на основе запросов разработчика. В ходе исследования был проанализирован процесс поэтапного развития программного продукта: от формирования первоначальной версии приложения до последующего расширения функциональности, улучшения пользовательского интерфейса, повышения качества программного кода и внедрения дополнительных возможностей. Особое внимание уделялось оценке возможностей генеративного искусственного интеллекта при выполнении задач сопровождения и эволюции программных систем. Рассматривались сценарии автоматизированного внесения изменений в программный код, оптимизации структуры приложения, устранения дублирования, повышения читаемости программного кода и реализации новых функциональных требований без необходимости полного переписывания программной системы. </w:t>
       </w:r>
     </w:p>
     <w:p>
@@ -2659,16 +4133,26 @@
           <w:sz w:val="28"/>
           <w:szCs w:val="28"/>
         </w:rPr>
-        <w:t xml:space="preserve">В рамках выполнения индивидуального задания был применён метод системного анализа процессов разработки, сопровождения и модернизации программных систем. Данный метод заключался в рассмотрении программной системы как целостного объекта, включающего взаимосвязанные компоненты, процессы и участников разработки. Основное внимание уделялось выявлению структуры взаимодействия между этапами жизненного цикла программного обеспечения, начиная от проектирования и разработки и заканчивая сопровождением и эволюционным развитием системы. В ходе системного анализа были изучены ключевые процессы разработки программного обеспечения, включая постановку требований, проектирование архитектуры, реализацию функциональности, тестирование и развертывание. Отдельно </w:t>
-      </w:r>
-      <w:r>
-        <w:rPr>
-          <w:rFonts w:ascii="Times New Roman" w:hAnsi="Times New Roman" w:cs="Times New Roman"/>
-          <w:sz w:val="28"/>
-          <w:szCs w:val="28"/>
-        </w:rPr>
         <w:lastRenderedPageBreak/>
-        <w:t xml:space="preserve">рассмотрены процессы сопровождения программных систем, направленные на исправление ошибок, оптимизацию кода и адаптацию системы к изменяющимся требованиям пользователей. Также были проанализированы процессы модернизации программных систем, включающие внесение архитектурных изменений, расширение функциональности и проведение </w:t>
+        <w:t xml:space="preserve">Применение метода программного </w:t>
+      </w:r>
+      <w:proofErr w:type="spellStart"/>
+      <w:r>
+        <w:rPr>
+          <w:rFonts w:ascii="Times New Roman" w:hAnsi="Times New Roman" w:cs="Times New Roman"/>
+          <w:sz w:val="28"/>
+          <w:szCs w:val="28"/>
+        </w:rPr>
+        <w:t>прототипирования</w:t>
+      </w:r>
+      <w:proofErr w:type="spellEnd"/>
+      <w:r>
+        <w:rPr>
+          <w:rFonts w:ascii="Times New Roman" w:hAnsi="Times New Roman" w:cs="Times New Roman"/>
+          <w:sz w:val="28"/>
+          <w:szCs w:val="28"/>
+        </w:rPr>
+        <w:t xml:space="preserve"> позволило на практике исследовать особенности эволюционного развития программного обеспечения, оценить эффективность использования AI-инструментов для поддержки процессов </w:t>
       </w:r>
       <w:proofErr w:type="spellStart"/>
       <w:r>
@@ -2686,25 +4170,7 @@
           <w:sz w:val="28"/>
           <w:szCs w:val="28"/>
         </w:rPr>
-        <w:t xml:space="preserve">. Установлено, что данные процессы тесно взаимосвязаны и образуют непрерывный цикл эволюции программного обеспечения. Особое внимание было уделено выявлению факторов, влияющих на эффективность процессов разработки и сопровождения, таких как сложность архитектуры, наличие технического долга, уровень автоматизации и использование современных инструментов разработки, включая </w:t>
-      </w:r>
-      <w:proofErr w:type="spellStart"/>
-      <w:r>
-        <w:rPr>
-          <w:rFonts w:ascii="Times New Roman" w:hAnsi="Times New Roman" w:cs="Times New Roman"/>
-          <w:sz w:val="28"/>
-          <w:szCs w:val="28"/>
-        </w:rPr>
-        <w:t>AI-ассистированные</w:t>
-      </w:r>
-      <w:proofErr w:type="spellEnd"/>
-      <w:r>
-        <w:rPr>
-          <w:rFonts w:ascii="Times New Roman" w:hAnsi="Times New Roman" w:cs="Times New Roman"/>
-          <w:sz w:val="28"/>
-          <w:szCs w:val="28"/>
-        </w:rPr>
-        <w:t xml:space="preserve"> среды. По результатам системного анализа было установлено, что эффективность развития программных систем во многом определяется согласованностью процессов разработки и сопровождения, а также применением методов регулярного </w:t>
+        <w:t xml:space="preserve"> и модернизации программных систем, а также определить преимущества и ограничения подобных подходов в современных условиях разработки. Полученные результаты сформировали практическую основу исследования и будут использованы при подготовке разделов магистерской диссертации, посвящённых анализу применения генеративного искусственного интеллекта для поддержки эволюции программных систем и автоматизации процессов </w:t>
       </w:r>
       <w:proofErr w:type="spellStart"/>
       <w:r>
@@ -2722,7 +4188,7 @@
           <w:sz w:val="28"/>
           <w:szCs w:val="28"/>
         </w:rPr>
-        <w:t xml:space="preserve"> и автоматизации изменений. Полученные выводы использованы для формирования целостного представления о механизмах эволюции программных систем и их практической реализации.</w:t>
+        <w:t>.</w:t>
       </w:r>
     </w:p>
     <w:p>
@@ -2744,25 +4210,25 @@
           <w:sz w:val="28"/>
           <w:szCs w:val="28"/>
         </w:rPr>
-        <w:t xml:space="preserve">В рамках применения метода классификации была проведена систематизация существующих подходов к </w:t>
-      </w:r>
-      <w:proofErr w:type="spellStart"/>
-      <w:r>
-        <w:rPr>
-          <w:rFonts w:ascii="Times New Roman" w:hAnsi="Times New Roman" w:cs="Times New Roman"/>
-          <w:sz w:val="28"/>
-          <w:szCs w:val="28"/>
-        </w:rPr>
-        <w:t>рефакторингу</w:t>
-      </w:r>
-      <w:proofErr w:type="spellEnd"/>
-      <w:r>
-        <w:rPr>
-          <w:rFonts w:ascii="Times New Roman" w:hAnsi="Times New Roman" w:cs="Times New Roman"/>
-          <w:sz w:val="28"/>
-          <w:szCs w:val="28"/>
-        </w:rPr>
-        <w:t xml:space="preserve"> программного обеспечения и моделей эволюции программных систем. На основе анализа научных публикаций, учебной литературы и материалов профессионального сообщества были выделены основные категории </w:t>
+        <w:t>В ходе выполнения научно-исследовательской работы были подготовлены тезисы доклада по теме исследования «</w:t>
+      </w:r>
+      <w:proofErr w:type="spellStart"/>
+      <w:r>
+        <w:rPr>
+          <w:rFonts w:ascii="Times New Roman" w:hAnsi="Times New Roman" w:cs="Times New Roman"/>
+          <w:sz w:val="28"/>
+          <w:szCs w:val="28"/>
+        </w:rPr>
+        <w:t>Рефакторинг</w:t>
+      </w:r>
+      <w:proofErr w:type="spellEnd"/>
+      <w:r>
+        <w:rPr>
+          <w:rFonts w:ascii="Times New Roman" w:hAnsi="Times New Roman" w:cs="Times New Roman"/>
+          <w:sz w:val="28"/>
+          <w:szCs w:val="28"/>
+        </w:rPr>
+        <w:t xml:space="preserve"> и эволюция программных систем». Подготовка тезисов осуществлялась на основе результатов анализа научной литературы, современных подходов к сопровождению программного обеспечения, методов управления техническим долгом, а также изучения возможностей применения генеративного искусственного интеллекта в задачах </w:t>
       </w:r>
       <w:proofErr w:type="spellStart"/>
       <w:r>
@@ -2780,25 +4246,215 @@
           <w:sz w:val="28"/>
           <w:szCs w:val="28"/>
         </w:rPr>
-        <w:t xml:space="preserve"> в зависимости от уровня внесения изменений: </w:t>
-      </w:r>
-      <w:proofErr w:type="spellStart"/>
-      <w:r>
-        <w:rPr>
-          <w:rFonts w:ascii="Times New Roman" w:hAnsi="Times New Roman" w:cs="Times New Roman"/>
-          <w:sz w:val="28"/>
-          <w:szCs w:val="28"/>
-        </w:rPr>
-        <w:t>рефакторинг</w:t>
-      </w:r>
-      <w:proofErr w:type="spellEnd"/>
-      <w:r>
-        <w:rPr>
-          <w:rFonts w:ascii="Times New Roman" w:hAnsi="Times New Roman" w:cs="Times New Roman"/>
-          <w:sz w:val="28"/>
-          <w:szCs w:val="28"/>
-        </w:rPr>
-        <w:t xml:space="preserve"> методов, классов, архитектурных компонентов и программной системы в целом. Также были рассмотрены классификации </w:t>
+        <w:t xml:space="preserve"> программного кода. Подготовленные тезисы отражают актуальность исследуемой темы, основные направления исследования и перспективы использования AI-инструментов для поддержки эволюции программных систем. Полученные материалы могут быть использованы при подготовке докладов на научно-практических конференциях, семинарах и при дальнейшем выполнении магистерской диссертации.</w:t>
+      </w:r>
+    </w:p>
+    <w:p>
+      <w:pPr>
+        <w:pStyle w:val="a8"/>
+        <w:widowControl w:val="0"/>
+        <w:spacing w:after="0" w:line="360" w:lineRule="auto"/>
+        <w:ind w:left="0" w:firstLine="709"/>
+        <w:jc w:val="both"/>
+        <w:rPr>
+          <w:rFonts w:ascii="Times New Roman" w:hAnsi="Times New Roman" w:cs="Times New Roman"/>
+          <w:sz w:val="28"/>
+          <w:szCs w:val="28"/>
+        </w:rPr>
+      </w:pPr>
+      <w:r>
+        <w:rPr>
+          <w:rFonts w:ascii="Times New Roman" w:hAnsi="Times New Roman" w:cs="Times New Roman"/>
+          <w:sz w:val="28"/>
+          <w:szCs w:val="28"/>
+        </w:rPr>
+        <w:t>Тезисы доклада:</w:t>
+      </w:r>
+    </w:p>
+    <w:p>
+      <w:pPr>
+        <w:pStyle w:val="a8"/>
+        <w:widowControl w:val="0"/>
+        <w:spacing w:after="0" w:line="360" w:lineRule="auto"/>
+        <w:ind w:left="0" w:firstLine="709"/>
+        <w:jc w:val="both"/>
+        <w:rPr>
+          <w:rFonts w:ascii="Times New Roman" w:hAnsi="Times New Roman" w:cs="Times New Roman"/>
+          <w:sz w:val="28"/>
+          <w:szCs w:val="28"/>
+        </w:rPr>
+      </w:pPr>
+      <w:r>
+        <w:rPr>
+          <w:rFonts w:ascii="Times New Roman" w:hAnsi="Times New Roman" w:cs="Times New Roman"/>
+          <w:sz w:val="28"/>
+          <w:szCs w:val="28"/>
+        </w:rPr>
+        <w:t>* </w:t>
+      </w:r>
+      <w:r>
+        <w:rPr>
+          <w:rFonts w:ascii="Times New Roman" w:hAnsi="Times New Roman" w:cs="Times New Roman"/>
+          <w:sz w:val="28"/>
+          <w:szCs w:val="28"/>
+        </w:rPr>
+        <w:t>Современные программные системы характеризуются длительным жизненным циклом и необходимостью постоянной адаптации к изменяющимся требованиям пользователей и условиям эксплуатации. В</w:t>
+      </w:r>
+      <w:r>
+        <w:rPr>
+          <w:rFonts w:ascii="Times New Roman" w:hAnsi="Times New Roman" w:cs="Times New Roman"/>
+          <w:sz w:val="28"/>
+          <w:szCs w:val="28"/>
+        </w:rPr>
+        <w:t> </w:t>
+      </w:r>
+      <w:r>
+        <w:rPr>
+          <w:rFonts w:ascii="Times New Roman" w:hAnsi="Times New Roman" w:cs="Times New Roman"/>
+          <w:sz w:val="28"/>
+          <w:szCs w:val="28"/>
+        </w:rPr>
+        <w:t>процессе развития программного обеспечения происходит накопление изменений, приводящих к усложнению архитектуры, снижению качества исходного кода и увел</w:t>
+      </w:r>
+      <w:r>
+        <w:rPr>
+          <w:rFonts w:ascii="Times New Roman" w:hAnsi="Times New Roman" w:cs="Times New Roman"/>
+          <w:sz w:val="28"/>
+          <w:szCs w:val="28"/>
+        </w:rPr>
+        <w:t>ичению затрат на сопровождение</w:t>
+      </w:r>
+      <w:r>
+        <w:rPr>
+          <w:rFonts w:ascii="Times New Roman" w:hAnsi="Times New Roman" w:cs="Times New Roman"/>
+          <w:sz w:val="28"/>
+          <w:szCs w:val="28"/>
+        </w:rPr>
+        <w:t>;</w:t>
+      </w:r>
+    </w:p>
+    <w:p>
+      <w:pPr>
+        <w:pStyle w:val="a8"/>
+        <w:widowControl w:val="0"/>
+        <w:spacing w:after="0" w:line="360" w:lineRule="auto"/>
+        <w:ind w:left="0" w:firstLine="709"/>
+        <w:jc w:val="both"/>
+        <w:rPr>
+          <w:rFonts w:ascii="Times New Roman" w:hAnsi="Times New Roman" w:cs="Times New Roman"/>
+          <w:sz w:val="28"/>
+          <w:szCs w:val="28"/>
+        </w:rPr>
+      </w:pPr>
+      <w:r>
+        <w:rPr>
+          <w:rFonts w:ascii="Times New Roman" w:hAnsi="Times New Roman" w:cs="Times New Roman"/>
+          <w:sz w:val="28"/>
+          <w:szCs w:val="28"/>
+        </w:rPr>
+        <w:lastRenderedPageBreak/>
+        <w:t>* </w:t>
+      </w:r>
+      <w:r>
+        <w:rPr>
+          <w:rFonts w:ascii="Times New Roman" w:hAnsi="Times New Roman" w:cs="Times New Roman"/>
+          <w:sz w:val="28"/>
+          <w:szCs w:val="28"/>
+        </w:rPr>
+        <w:t xml:space="preserve">Одним из ключевых инструментов поддержания качества программных систем является </w:t>
+      </w:r>
+      <w:proofErr w:type="spellStart"/>
+      <w:r>
+        <w:rPr>
+          <w:rFonts w:ascii="Times New Roman" w:hAnsi="Times New Roman" w:cs="Times New Roman"/>
+          <w:sz w:val="28"/>
+          <w:szCs w:val="28"/>
+        </w:rPr>
+        <w:t>рефакторин</w:t>
+      </w:r>
+      <w:r>
+        <w:rPr>
+          <w:rFonts w:ascii="Times New Roman" w:hAnsi="Times New Roman" w:cs="Times New Roman"/>
+          <w:sz w:val="28"/>
+          <w:szCs w:val="28"/>
+        </w:rPr>
+        <w:t>г</w:t>
+      </w:r>
+      <w:proofErr w:type="spellEnd"/>
+      <w:r>
+        <w:rPr>
+          <w:rFonts w:ascii="Times New Roman" w:hAnsi="Times New Roman" w:cs="Times New Roman"/>
+          <w:sz w:val="28"/>
+          <w:szCs w:val="28"/>
+        </w:rPr>
+        <w:t>;</w:t>
+      </w:r>
+    </w:p>
+    <w:p>
+      <w:pPr>
+        <w:pStyle w:val="a8"/>
+        <w:widowControl w:val="0"/>
+        <w:spacing w:after="0" w:line="360" w:lineRule="auto"/>
+        <w:ind w:left="0" w:firstLine="709"/>
+        <w:jc w:val="both"/>
+        <w:rPr>
+          <w:rFonts w:ascii="Times New Roman" w:hAnsi="Times New Roman" w:cs="Times New Roman"/>
+          <w:sz w:val="28"/>
+          <w:szCs w:val="28"/>
+        </w:rPr>
+      </w:pPr>
+      <w:r>
+        <w:rPr>
+          <w:rFonts w:ascii="Times New Roman" w:hAnsi="Times New Roman" w:cs="Times New Roman"/>
+          <w:sz w:val="28"/>
+          <w:szCs w:val="28"/>
+        </w:rPr>
+        <w:t>*</w:t>
+      </w:r>
+      <w:r>
+        <w:rPr>
+          <w:rFonts w:ascii="Times New Roman" w:hAnsi="Times New Roman" w:cs="Times New Roman"/>
+          <w:sz w:val="28"/>
+          <w:szCs w:val="28"/>
+          <w:lang w:val="en-US"/>
+        </w:rPr>
+        <w:t> </w:t>
+      </w:r>
+      <w:proofErr w:type="spellStart"/>
+      <w:r>
+        <w:rPr>
+          <w:rFonts w:ascii="Times New Roman" w:hAnsi="Times New Roman" w:cs="Times New Roman"/>
+          <w:sz w:val="28"/>
+          <w:szCs w:val="28"/>
+        </w:rPr>
+        <w:t>Рефакторинг</w:t>
+      </w:r>
+      <w:proofErr w:type="spellEnd"/>
+      <w:r>
+        <w:rPr>
+          <w:rFonts w:ascii="Times New Roman" w:hAnsi="Times New Roman" w:cs="Times New Roman"/>
+          <w:sz w:val="28"/>
+          <w:szCs w:val="28"/>
+        </w:rPr>
+        <w:t xml:space="preserve"> представляет собой процесс изменения внутренней структуры программного кода без изменения внешнего поведения программной системы. Его применение позволяет повысить читаемость, модульность и </w:t>
+      </w:r>
+      <w:proofErr w:type="spellStart"/>
+      <w:r>
+        <w:rPr>
+          <w:rFonts w:ascii="Times New Roman" w:hAnsi="Times New Roman" w:cs="Times New Roman"/>
+          <w:sz w:val="28"/>
+          <w:szCs w:val="28"/>
+        </w:rPr>
+        <w:t>сопровождаемость</w:t>
+      </w:r>
+      <w:proofErr w:type="spellEnd"/>
+      <w:r>
+        <w:rPr>
+          <w:rFonts w:ascii="Times New Roman" w:hAnsi="Times New Roman" w:cs="Times New Roman"/>
+          <w:sz w:val="28"/>
+          <w:szCs w:val="28"/>
+        </w:rPr>
+        <w:t xml:space="preserve"> программного обеспечения, а также снизить уровень технического долга. Регулярное проведение </w:t>
       </w:r>
       <w:proofErr w:type="spellStart"/>
       <w:r>
@@ -2816,34 +4472,222 @@
           <w:sz w:val="28"/>
           <w:szCs w:val="28"/>
         </w:rPr>
-        <w:t xml:space="preserve"> по целям выполнения, включая повышение читаемости кода, снижение сложности, устранение дублирования, улучшение производительности и повышение </w:t>
-      </w:r>
-      <w:proofErr w:type="spellStart"/>
-      <w:r>
-        <w:rPr>
-          <w:rFonts w:ascii="Times New Roman" w:hAnsi="Times New Roman" w:cs="Times New Roman"/>
-          <w:sz w:val="28"/>
-          <w:szCs w:val="28"/>
-        </w:rPr>
-        <w:t>сопровождаемости</w:t>
-      </w:r>
-      <w:proofErr w:type="spellEnd"/>
-      <w:r>
-        <w:rPr>
-          <w:rFonts w:ascii="Times New Roman" w:hAnsi="Times New Roman" w:cs="Times New Roman"/>
-          <w:sz w:val="28"/>
-          <w:szCs w:val="28"/>
-        </w:rPr>
-        <w:t xml:space="preserve"> программного обеспечения. Кроме того, была выполнена классификация моделей эволюции программных систем, отражающих различные подходы к развитию программного обеспечения на протяжении его жизненного цикла. Были </w:t>
-      </w:r>
-      <w:r>
-        <w:rPr>
-          <w:rFonts w:ascii="Times New Roman" w:hAnsi="Times New Roman" w:cs="Times New Roman"/>
-          <w:sz w:val="28"/>
-          <w:szCs w:val="28"/>
-        </w:rPr>
-        <w:lastRenderedPageBreak/>
-        <w:t xml:space="preserve">выделены модели, ориентированные на постепенное наращивание функциональности, архитектурную модернизацию, устранение технического долга и адаптацию программных систем к изменяющимся требованиям пользователей и технологической среды. Применение метода классификации позволило структурировать накопленные теоретические сведения, выявить взаимосвязи между различными видами </w:t>
+        <w:t xml:space="preserve"> является важным условием успешной эволюции программных с</w:t>
+      </w:r>
+      <w:r>
+        <w:rPr>
+          <w:rFonts w:ascii="Times New Roman" w:hAnsi="Times New Roman" w:cs="Times New Roman"/>
+          <w:sz w:val="28"/>
+          <w:szCs w:val="28"/>
+        </w:rPr>
+        <w:t>истем и их дальнейшего развития;</w:t>
+      </w:r>
+    </w:p>
+    <w:p>
+      <w:pPr>
+        <w:pStyle w:val="a8"/>
+        <w:widowControl w:val="0"/>
+        <w:spacing w:after="0" w:line="360" w:lineRule="auto"/>
+        <w:ind w:left="0" w:firstLine="709"/>
+        <w:jc w:val="both"/>
+        <w:rPr>
+          <w:rFonts w:ascii="Times New Roman" w:hAnsi="Times New Roman" w:cs="Times New Roman"/>
+          <w:sz w:val="28"/>
+          <w:szCs w:val="28"/>
+        </w:rPr>
+      </w:pPr>
+      <w:r>
+        <w:rPr>
+          <w:rFonts w:ascii="Times New Roman" w:hAnsi="Times New Roman" w:cs="Times New Roman"/>
+          <w:sz w:val="28"/>
+          <w:szCs w:val="28"/>
+        </w:rPr>
+        <w:t>*</w:t>
+      </w:r>
+      <w:r>
+        <w:rPr>
+          <w:rFonts w:ascii="Times New Roman" w:hAnsi="Times New Roman" w:cs="Times New Roman"/>
+          <w:sz w:val="28"/>
+          <w:szCs w:val="28"/>
+          <w:lang w:val="en-US"/>
+        </w:rPr>
+        <w:t> </w:t>
+      </w:r>
+      <w:r>
+        <w:rPr>
+          <w:rFonts w:ascii="Times New Roman" w:hAnsi="Times New Roman" w:cs="Times New Roman"/>
+          <w:sz w:val="28"/>
+          <w:szCs w:val="28"/>
+        </w:rPr>
+        <w:t xml:space="preserve">В последние годы, начиная с 2025 года, значительное распространение получили технологии генеративного искусственного интеллекта, способные выполнять анализ программного кода, генерировать новые программные компоненты и предлагать варианты улучшения существующих решений. Использование </w:t>
+      </w:r>
+      <w:r>
+        <w:rPr>
+          <w:rFonts w:ascii="Times New Roman" w:hAnsi="Times New Roman" w:cs="Times New Roman"/>
+          <w:sz w:val="28"/>
+          <w:szCs w:val="28"/>
+          <w:lang w:val="en-US"/>
+        </w:rPr>
+        <w:t>AI</w:t>
+      </w:r>
+      <w:r>
+        <w:rPr>
+          <w:rFonts w:ascii="Times New Roman" w:hAnsi="Times New Roman" w:cs="Times New Roman"/>
+          <w:sz w:val="28"/>
+          <w:szCs w:val="28"/>
+        </w:rPr>
+        <w:t>-</w:t>
+      </w:r>
+      <w:proofErr w:type="spellStart"/>
+      <w:r>
+        <w:rPr>
+          <w:rFonts w:ascii="Times New Roman" w:hAnsi="Times New Roman" w:cs="Times New Roman"/>
+          <w:sz w:val="28"/>
+          <w:szCs w:val="28"/>
+        </w:rPr>
+        <w:t>ассистированных</w:t>
+      </w:r>
+      <w:proofErr w:type="spellEnd"/>
+      <w:r>
+        <w:rPr>
+          <w:rFonts w:ascii="Times New Roman" w:hAnsi="Times New Roman" w:cs="Times New Roman"/>
+          <w:sz w:val="28"/>
+          <w:szCs w:val="28"/>
+        </w:rPr>
+        <w:t xml:space="preserve"> средств разработки открывает новые возможности для автоматизации процессов сопровождения и модерн</w:t>
+      </w:r>
+      <w:r>
+        <w:rPr>
+          <w:rFonts w:ascii="Times New Roman" w:hAnsi="Times New Roman" w:cs="Times New Roman"/>
+          <w:sz w:val="28"/>
+          <w:szCs w:val="28"/>
+        </w:rPr>
+        <w:t>изации программного обеспечения;</w:t>
+      </w:r>
+    </w:p>
+    <w:p>
+      <w:pPr>
+        <w:pStyle w:val="a8"/>
+        <w:widowControl w:val="0"/>
+        <w:spacing w:after="0" w:line="360" w:lineRule="auto"/>
+        <w:ind w:left="0" w:firstLine="709"/>
+        <w:jc w:val="both"/>
+        <w:rPr>
+          <w:rFonts w:ascii="Times New Roman" w:hAnsi="Times New Roman" w:cs="Times New Roman"/>
+          <w:sz w:val="28"/>
+          <w:szCs w:val="28"/>
+        </w:rPr>
+      </w:pPr>
+      <w:r>
+        <w:rPr>
+          <w:rFonts w:ascii="Times New Roman" w:hAnsi="Times New Roman" w:cs="Times New Roman"/>
+          <w:sz w:val="28"/>
+          <w:szCs w:val="28"/>
+        </w:rPr>
+        <w:t>*</w:t>
+      </w:r>
+      <w:r>
+        <w:rPr>
+          <w:rFonts w:ascii="Times New Roman" w:hAnsi="Times New Roman" w:cs="Times New Roman"/>
+          <w:sz w:val="28"/>
+          <w:szCs w:val="28"/>
+          <w:lang w:val="en-US"/>
+        </w:rPr>
+        <w:t> </w:t>
+      </w:r>
+      <w:r>
+        <w:rPr>
+          <w:rFonts w:ascii="Times New Roman" w:hAnsi="Times New Roman" w:cs="Times New Roman"/>
+          <w:sz w:val="28"/>
+          <w:szCs w:val="28"/>
+        </w:rPr>
+        <w:t xml:space="preserve">Одним из наиболее перспективных инструментов данного класса является </w:t>
+      </w:r>
+      <w:r>
+        <w:rPr>
+          <w:rFonts w:ascii="Times New Roman" w:hAnsi="Times New Roman" w:cs="Times New Roman"/>
+          <w:sz w:val="28"/>
+          <w:szCs w:val="28"/>
+          <w:lang w:val="en-US"/>
+        </w:rPr>
+        <w:t>Cursor</w:t>
+      </w:r>
+      <w:r>
+        <w:rPr>
+          <w:rFonts w:ascii="Times New Roman" w:hAnsi="Times New Roman" w:cs="Times New Roman"/>
+          <w:sz w:val="28"/>
+          <w:szCs w:val="28"/>
+        </w:rPr>
+        <w:t xml:space="preserve"> </w:t>
+      </w:r>
+      <w:r>
+        <w:rPr>
+          <w:rFonts w:ascii="Times New Roman" w:hAnsi="Times New Roman" w:cs="Times New Roman"/>
+          <w:sz w:val="28"/>
+          <w:szCs w:val="28"/>
+          <w:lang w:val="en-US"/>
+        </w:rPr>
+        <w:t>AI</w:t>
+      </w:r>
+      <w:r>
+        <w:rPr>
+          <w:rFonts w:ascii="Times New Roman" w:hAnsi="Times New Roman" w:cs="Times New Roman"/>
+          <w:sz w:val="28"/>
+          <w:szCs w:val="28"/>
+        </w:rPr>
+        <w:t xml:space="preserve">, </w:t>
+      </w:r>
+      <w:proofErr w:type="gramStart"/>
+      <w:r>
+        <w:rPr>
+          <w:rFonts w:ascii="Times New Roman" w:hAnsi="Times New Roman" w:cs="Times New Roman"/>
+          <w:sz w:val="28"/>
+          <w:szCs w:val="28"/>
+        </w:rPr>
+        <w:t>представляющий</w:t>
+      </w:r>
+      <w:proofErr w:type="gramEnd"/>
+      <w:r>
+        <w:rPr>
+          <w:rFonts w:ascii="Times New Roman" w:hAnsi="Times New Roman" w:cs="Times New Roman"/>
+          <w:sz w:val="28"/>
+          <w:szCs w:val="28"/>
+        </w:rPr>
+        <w:t xml:space="preserve"> собой интеллектуальную среду разработки с поддержкой генеративного искусственного интеллекта. Возможности </w:t>
+      </w:r>
+      <w:r>
+        <w:rPr>
+          <w:rFonts w:ascii="Times New Roman" w:hAnsi="Times New Roman" w:cs="Times New Roman"/>
+          <w:sz w:val="28"/>
+          <w:szCs w:val="28"/>
+          <w:lang w:val="en-US"/>
+        </w:rPr>
+        <w:t>Cursor</w:t>
+      </w:r>
+      <w:r>
+        <w:rPr>
+          <w:rFonts w:ascii="Times New Roman" w:hAnsi="Times New Roman" w:cs="Times New Roman"/>
+          <w:sz w:val="28"/>
+          <w:szCs w:val="28"/>
+        </w:rPr>
+        <w:t xml:space="preserve"> </w:t>
+      </w:r>
+      <w:r>
+        <w:rPr>
+          <w:rFonts w:ascii="Times New Roman" w:hAnsi="Times New Roman" w:cs="Times New Roman"/>
+          <w:sz w:val="28"/>
+          <w:szCs w:val="28"/>
+          <w:lang w:val="en-US"/>
+        </w:rPr>
+        <w:t>AI</w:t>
+      </w:r>
+      <w:r>
+        <w:rPr>
+          <w:rFonts w:ascii="Times New Roman" w:hAnsi="Times New Roman" w:cs="Times New Roman"/>
+          <w:sz w:val="28"/>
+          <w:szCs w:val="28"/>
+        </w:rPr>
+        <w:t xml:space="preserve"> позволяют автоматизировать выполнение отдельных этапов </w:t>
       </w:r>
       <w:proofErr w:type="spellStart"/>
       <w:r>
@@ -2861,7 +4705,54 @@
           <w:sz w:val="28"/>
           <w:szCs w:val="28"/>
         </w:rPr>
-        <w:t xml:space="preserve"> и процессами эволюции программных систем, а также сформировать целостное представление о направлениях совершенствования программного обеспечения. Полученные результаты были использованы при подготовке теоретической части исследования и легли в основу разработки структуры магистерской диссертации по тематике </w:t>
+        <w:t>, ускорять разработку программных компонентов, улучшать структуру программного кода и снижать трудозатраты разработчиков при с</w:t>
+      </w:r>
+      <w:r>
+        <w:rPr>
+          <w:rFonts w:ascii="Times New Roman" w:hAnsi="Times New Roman" w:cs="Times New Roman"/>
+          <w:sz w:val="28"/>
+          <w:szCs w:val="28"/>
+        </w:rPr>
+        <w:t>опровождении программных систем;</w:t>
+      </w:r>
+    </w:p>
+    <w:p>
+      <w:pPr>
+        <w:pStyle w:val="a8"/>
+        <w:widowControl w:val="0"/>
+        <w:spacing w:after="0" w:line="360" w:lineRule="auto"/>
+        <w:ind w:left="0" w:firstLine="709"/>
+        <w:jc w:val="both"/>
+        <w:rPr>
+          <w:rFonts w:ascii="Times New Roman" w:hAnsi="Times New Roman" w:cs="Times New Roman"/>
+          <w:sz w:val="28"/>
+          <w:szCs w:val="28"/>
+        </w:rPr>
+      </w:pPr>
+      <w:r>
+        <w:rPr>
+          <w:rFonts w:ascii="Times New Roman" w:hAnsi="Times New Roman" w:cs="Times New Roman"/>
+          <w:sz w:val="28"/>
+          <w:szCs w:val="28"/>
+        </w:rPr>
+        <w:t>*</w:t>
+      </w:r>
+      <w:r>
+        <w:rPr>
+          <w:rFonts w:ascii="Times New Roman" w:hAnsi="Times New Roman" w:cs="Times New Roman"/>
+          <w:sz w:val="28"/>
+          <w:szCs w:val="28"/>
+          <w:lang w:val="en-US"/>
+        </w:rPr>
+        <w:t> </w:t>
+      </w:r>
+      <w:r>
+        <w:rPr>
+          <w:rFonts w:ascii="Times New Roman" w:hAnsi="Times New Roman" w:cs="Times New Roman"/>
+          <w:sz w:val="28"/>
+          <w:szCs w:val="28"/>
+        </w:rPr>
+        <w:t xml:space="preserve">Проведённый анализ показывает, что использование генеративного искусственного интеллекта может существенно повысить эффективность процессов </w:t>
       </w:r>
       <w:proofErr w:type="spellStart"/>
       <w:r>
@@ -2879,496 +4770,7 @@
           <w:sz w:val="28"/>
           <w:szCs w:val="28"/>
         </w:rPr>
-        <w:t xml:space="preserve"> и эволюции программных систем.</w:t>
-      </w:r>
-    </w:p>
-    <w:p>
-      <w:pPr>
-        <w:pStyle w:val="a8"/>
-        <w:widowControl w:val="0"/>
-        <w:spacing w:after="0" w:line="360" w:lineRule="auto"/>
-        <w:ind w:left="0" w:firstLine="709"/>
-        <w:jc w:val="both"/>
-        <w:rPr>
-          <w:rFonts w:ascii="Times New Roman" w:hAnsi="Times New Roman" w:cs="Times New Roman"/>
-          <w:sz w:val="28"/>
-          <w:szCs w:val="28"/>
-        </w:rPr>
-      </w:pPr>
-      <w:r>
-        <w:rPr>
-          <w:rFonts w:ascii="Times New Roman" w:hAnsi="Times New Roman" w:cs="Times New Roman"/>
-          <w:sz w:val="28"/>
-          <w:szCs w:val="28"/>
-        </w:rPr>
-        <w:t xml:space="preserve">В рамках применения метода формализации были исследованы процессы изменения и улучшения программного кода, возникающие в ходе сопровождения и эволюции программных систем. Основной целью использования данного метода являлось представление процессов </w:t>
-      </w:r>
-      <w:proofErr w:type="spellStart"/>
-      <w:r>
-        <w:rPr>
-          <w:rFonts w:ascii="Times New Roman" w:hAnsi="Times New Roman" w:cs="Times New Roman"/>
-          <w:sz w:val="28"/>
-          <w:szCs w:val="28"/>
-        </w:rPr>
-        <w:t>рефакторинга</w:t>
-      </w:r>
-      <w:proofErr w:type="spellEnd"/>
-      <w:r>
-        <w:rPr>
-          <w:rFonts w:ascii="Times New Roman" w:hAnsi="Times New Roman" w:cs="Times New Roman"/>
-          <w:sz w:val="28"/>
-          <w:szCs w:val="28"/>
-        </w:rPr>
-        <w:t xml:space="preserve"> в виде упорядоченной последовательности действий, позволяющей описать механизмы преобразования программного кода независимо от конкретной реализации программного продукта. На основе изучения существующих подходов были формализованы основные этапы процесса </w:t>
-      </w:r>
-      <w:proofErr w:type="spellStart"/>
-      <w:r>
-        <w:rPr>
-          <w:rFonts w:ascii="Times New Roman" w:hAnsi="Times New Roman" w:cs="Times New Roman"/>
-          <w:sz w:val="28"/>
-          <w:szCs w:val="28"/>
-        </w:rPr>
-        <w:t>рефакторинга</w:t>
-      </w:r>
-      <w:proofErr w:type="spellEnd"/>
-      <w:r>
-        <w:rPr>
-          <w:rFonts w:ascii="Times New Roman" w:hAnsi="Times New Roman" w:cs="Times New Roman"/>
-          <w:sz w:val="28"/>
-          <w:szCs w:val="28"/>
-        </w:rPr>
-        <w:t xml:space="preserve">, включающие выявление проблемных участков программного кода, определение целей модификации, выбор соответствующего метода </w:t>
-      </w:r>
-      <w:proofErr w:type="spellStart"/>
-      <w:r>
-        <w:rPr>
-          <w:rFonts w:ascii="Times New Roman" w:hAnsi="Times New Roman" w:cs="Times New Roman"/>
-          <w:sz w:val="28"/>
-          <w:szCs w:val="28"/>
-        </w:rPr>
-        <w:t>рефакторинга</w:t>
-      </w:r>
-      <w:proofErr w:type="spellEnd"/>
-      <w:r>
-        <w:rPr>
-          <w:rFonts w:ascii="Times New Roman" w:hAnsi="Times New Roman" w:cs="Times New Roman"/>
-          <w:sz w:val="28"/>
-          <w:szCs w:val="28"/>
-        </w:rPr>
-        <w:t xml:space="preserve">, внесение изменений в структуру кода и последующую проверку сохранения функциональности системы. Особое внимание было уделено принципу сохранения внешнего поведения программного обеспечения при изменении его внутренней структуры, который является ключевой особенностью </w:t>
-      </w:r>
-      <w:proofErr w:type="spellStart"/>
-      <w:r>
-        <w:rPr>
-          <w:rFonts w:ascii="Times New Roman" w:hAnsi="Times New Roman" w:cs="Times New Roman"/>
-          <w:sz w:val="28"/>
-          <w:szCs w:val="28"/>
-        </w:rPr>
-        <w:t>рефакторинга</w:t>
-      </w:r>
-      <w:proofErr w:type="spellEnd"/>
-      <w:r>
-        <w:rPr>
-          <w:rFonts w:ascii="Times New Roman" w:hAnsi="Times New Roman" w:cs="Times New Roman"/>
-          <w:sz w:val="28"/>
-          <w:szCs w:val="28"/>
-        </w:rPr>
-        <w:t xml:space="preserve">. Кроме того, были формализованы основные факторы, влияющие на необходимость проведения </w:t>
-      </w:r>
-      <w:proofErr w:type="spellStart"/>
-      <w:r>
-        <w:rPr>
-          <w:rFonts w:ascii="Times New Roman" w:hAnsi="Times New Roman" w:cs="Times New Roman"/>
-          <w:sz w:val="28"/>
-          <w:szCs w:val="28"/>
-        </w:rPr>
-        <w:t>рефакторинга</w:t>
-      </w:r>
-      <w:proofErr w:type="spellEnd"/>
-      <w:r>
-        <w:rPr>
-          <w:rFonts w:ascii="Times New Roman" w:hAnsi="Times New Roman" w:cs="Times New Roman"/>
-          <w:sz w:val="28"/>
-          <w:szCs w:val="28"/>
-        </w:rPr>
-        <w:t xml:space="preserve">, такие как накопление технического долга, усложнение архитектуры программной системы, снижение читаемости исходного кода и рост затрат на сопровождение программного обеспечения. Также были </w:t>
-      </w:r>
-      <w:r>
-        <w:rPr>
-          <w:rFonts w:ascii="Times New Roman" w:hAnsi="Times New Roman" w:cs="Times New Roman"/>
-          <w:sz w:val="28"/>
-          <w:szCs w:val="28"/>
-        </w:rPr>
-        <w:lastRenderedPageBreak/>
-        <w:t xml:space="preserve">рассмотрены механизмы поддержки эволюции программных систем, основанные на последовательном внесении изменений, направленных на адаптацию программного продукта к новым требованиям пользователей и условиям эксплуатации. Применение метода формализации позволило представить процессы </w:t>
-      </w:r>
-      <w:proofErr w:type="spellStart"/>
-      <w:r>
-        <w:rPr>
-          <w:rFonts w:ascii="Times New Roman" w:hAnsi="Times New Roman" w:cs="Times New Roman"/>
-          <w:sz w:val="28"/>
-          <w:szCs w:val="28"/>
-        </w:rPr>
-        <w:t>рефакторинга</w:t>
-      </w:r>
-      <w:proofErr w:type="spellEnd"/>
-      <w:r>
-        <w:rPr>
-          <w:rFonts w:ascii="Times New Roman" w:hAnsi="Times New Roman" w:cs="Times New Roman"/>
-          <w:sz w:val="28"/>
-          <w:szCs w:val="28"/>
-        </w:rPr>
-        <w:t xml:space="preserve"> и эволюции программных систем в структурированном виде, выявить их основные этапы и взаимосвязи, а также сформировать теоретическую основу для дальнейшего анализа возможностей автоматизации данных процессов с использованием инструментов генеративного искусственного интеллекта. Полученные результаты были использованы при подготовке теоретических положений исследования и разработке концептуальной модели применения AI-инструментов для поддержки </w:t>
-      </w:r>
-      <w:proofErr w:type="spellStart"/>
-      <w:r>
-        <w:rPr>
-          <w:rFonts w:ascii="Times New Roman" w:hAnsi="Times New Roman" w:cs="Times New Roman"/>
-          <w:sz w:val="28"/>
-          <w:szCs w:val="28"/>
-        </w:rPr>
-        <w:t>рефакторинга</w:t>
-      </w:r>
-      <w:proofErr w:type="spellEnd"/>
-      <w:r>
-        <w:rPr>
-          <w:rFonts w:ascii="Times New Roman" w:hAnsi="Times New Roman" w:cs="Times New Roman"/>
-          <w:sz w:val="28"/>
-          <w:szCs w:val="28"/>
-        </w:rPr>
-        <w:t xml:space="preserve"> программного обеспечения.</w:t>
-      </w:r>
-    </w:p>
-    <w:p>
-      <w:pPr>
-        <w:pStyle w:val="a8"/>
-        <w:widowControl w:val="0"/>
-        <w:spacing w:after="0" w:line="360" w:lineRule="auto"/>
-        <w:ind w:left="0" w:firstLine="709"/>
-        <w:jc w:val="both"/>
-        <w:rPr>
-          <w:rFonts w:ascii="Times New Roman" w:hAnsi="Times New Roman" w:cs="Times New Roman"/>
-          <w:sz w:val="28"/>
-          <w:szCs w:val="28"/>
-        </w:rPr>
-      </w:pPr>
-      <w:r>
-        <w:rPr>
-          <w:rFonts w:ascii="Times New Roman" w:hAnsi="Times New Roman" w:cs="Times New Roman"/>
-          <w:sz w:val="28"/>
-          <w:szCs w:val="28"/>
-        </w:rPr>
-        <w:t xml:space="preserve">В рамках применения метода программного </w:t>
-      </w:r>
-      <w:proofErr w:type="spellStart"/>
-      <w:r>
-        <w:rPr>
-          <w:rFonts w:ascii="Times New Roman" w:hAnsi="Times New Roman" w:cs="Times New Roman"/>
-          <w:sz w:val="28"/>
-          <w:szCs w:val="28"/>
-        </w:rPr>
-        <w:t>прототипирования</w:t>
-      </w:r>
-      <w:proofErr w:type="spellEnd"/>
-      <w:r>
-        <w:rPr>
-          <w:rFonts w:ascii="Times New Roman" w:hAnsi="Times New Roman" w:cs="Times New Roman"/>
-          <w:sz w:val="28"/>
-          <w:szCs w:val="28"/>
-        </w:rPr>
-        <w:t xml:space="preserve"> была рассмотрена возможность практической реализации подходов к эволюции программных систем с использованием современных инструментов автоматизации разработки и технологий генеративного искусственного интеллекта. Данный метод позволил перейти от теоретического анализа к исследованию практических механизмов модификации и совершенствования программного обеспечения на примере создания и последовательного развития программного прототипа. В качестве инструмента реализации был выбран </w:t>
-      </w:r>
-      <w:proofErr w:type="spellStart"/>
-      <w:r>
-        <w:rPr>
-          <w:rFonts w:ascii="Times New Roman" w:hAnsi="Times New Roman" w:cs="Times New Roman"/>
-          <w:sz w:val="28"/>
-          <w:szCs w:val="28"/>
-        </w:rPr>
-        <w:t>Cursor</w:t>
-      </w:r>
-      <w:proofErr w:type="spellEnd"/>
-      <w:r>
-        <w:rPr>
-          <w:rFonts w:ascii="Times New Roman" w:hAnsi="Times New Roman" w:cs="Times New Roman"/>
-          <w:sz w:val="28"/>
-          <w:szCs w:val="28"/>
-        </w:rPr>
-        <w:t xml:space="preserve"> AI — современная </w:t>
-      </w:r>
-      <w:proofErr w:type="spellStart"/>
-      <w:r>
-        <w:rPr>
-          <w:rFonts w:ascii="Times New Roman" w:hAnsi="Times New Roman" w:cs="Times New Roman"/>
-          <w:sz w:val="28"/>
-          <w:szCs w:val="28"/>
-        </w:rPr>
-        <w:t>AI-ассистированная</w:t>
-      </w:r>
-      <w:proofErr w:type="spellEnd"/>
-      <w:r>
-        <w:rPr>
-          <w:rFonts w:ascii="Times New Roman" w:hAnsi="Times New Roman" w:cs="Times New Roman"/>
-          <w:sz w:val="28"/>
-          <w:szCs w:val="28"/>
-        </w:rPr>
-        <w:t xml:space="preserve"> среда разработки, предоставляющая возможности автоматической генерации, модификации и </w:t>
-      </w:r>
-      <w:proofErr w:type="spellStart"/>
-      <w:r>
-        <w:rPr>
-          <w:rFonts w:ascii="Times New Roman" w:hAnsi="Times New Roman" w:cs="Times New Roman"/>
-          <w:sz w:val="28"/>
-          <w:szCs w:val="28"/>
-        </w:rPr>
-        <w:t>рефакторинга</w:t>
-      </w:r>
-      <w:proofErr w:type="spellEnd"/>
-      <w:r>
-        <w:rPr>
-          <w:rFonts w:ascii="Times New Roman" w:hAnsi="Times New Roman" w:cs="Times New Roman"/>
-          <w:sz w:val="28"/>
-          <w:szCs w:val="28"/>
-        </w:rPr>
-        <w:t xml:space="preserve"> программного кода на основе запросов разработчика. В ходе исследования был проанализирован процесс поэтапного развития программного продукта: от формирования первоначальной версии приложения до последующего расширения функциональности, улучшения пользовательского интерфейса, повышения качества программного кода и внедрения дополнительных возможностей. Особое внимание уделялось оценке возможностей генеративного искусственного интеллекта при выполнении задач сопровождения и эволюции программных систем. </w:t>
-      </w:r>
-      <w:r>
-        <w:rPr>
-          <w:rFonts w:ascii="Times New Roman" w:hAnsi="Times New Roman" w:cs="Times New Roman"/>
-          <w:sz w:val="28"/>
-          <w:szCs w:val="28"/>
-        </w:rPr>
-        <w:lastRenderedPageBreak/>
-        <w:t xml:space="preserve">Рассматривались сценарии автоматизированного внесения изменений в программный код, оптимизации структуры приложения, устранения дублирования, повышения читаемости программного кода и реализации новых функциональных требований без необходимости полного переписывания программной системы. Применение метода программного </w:t>
-      </w:r>
-      <w:proofErr w:type="spellStart"/>
-      <w:r>
-        <w:rPr>
-          <w:rFonts w:ascii="Times New Roman" w:hAnsi="Times New Roman" w:cs="Times New Roman"/>
-          <w:sz w:val="28"/>
-          <w:szCs w:val="28"/>
-        </w:rPr>
-        <w:t>прототипирования</w:t>
-      </w:r>
-      <w:proofErr w:type="spellEnd"/>
-      <w:r>
-        <w:rPr>
-          <w:rFonts w:ascii="Times New Roman" w:hAnsi="Times New Roman" w:cs="Times New Roman"/>
-          <w:sz w:val="28"/>
-          <w:szCs w:val="28"/>
-        </w:rPr>
-        <w:t xml:space="preserve"> позволило на практике исследовать особенности эволюционного развития программного обеспечения, оценить эффективность использования AI-инструментов для поддержки процессов </w:t>
-      </w:r>
-      <w:proofErr w:type="spellStart"/>
-      <w:r>
-        <w:rPr>
-          <w:rFonts w:ascii="Times New Roman" w:hAnsi="Times New Roman" w:cs="Times New Roman"/>
-          <w:sz w:val="28"/>
-          <w:szCs w:val="28"/>
-        </w:rPr>
-        <w:t>рефакторинга</w:t>
-      </w:r>
-      <w:proofErr w:type="spellEnd"/>
-      <w:r>
-        <w:rPr>
-          <w:rFonts w:ascii="Times New Roman" w:hAnsi="Times New Roman" w:cs="Times New Roman"/>
-          <w:sz w:val="28"/>
-          <w:szCs w:val="28"/>
-        </w:rPr>
-        <w:t xml:space="preserve"> и модернизации программных систем, а также определить преимущества и ограничения подобных подходов в современных условиях разработки. Полученные результаты сформировали практическую основу исследования и будут использованы при подготовке разделов магистерской диссертации, посвящённых анализу применения генеративного искусственного интеллекта для поддержки эволюции программных систем и автоматизации процессов </w:t>
-      </w:r>
-      <w:proofErr w:type="spellStart"/>
-      <w:r>
-        <w:rPr>
-          <w:rFonts w:ascii="Times New Roman" w:hAnsi="Times New Roman" w:cs="Times New Roman"/>
-          <w:sz w:val="28"/>
-          <w:szCs w:val="28"/>
-        </w:rPr>
-        <w:t>рефакторинга</w:t>
-      </w:r>
-      <w:proofErr w:type="spellEnd"/>
-      <w:r>
-        <w:rPr>
-          <w:rFonts w:ascii="Times New Roman" w:hAnsi="Times New Roman" w:cs="Times New Roman"/>
-          <w:sz w:val="28"/>
-          <w:szCs w:val="28"/>
-        </w:rPr>
-        <w:t>.</w:t>
-      </w:r>
-    </w:p>
-    <w:p>
-      <w:pPr>
-        <w:pStyle w:val="a8"/>
-        <w:widowControl w:val="0"/>
-        <w:spacing w:after="0" w:line="360" w:lineRule="auto"/>
-        <w:ind w:left="0" w:firstLine="709"/>
-        <w:jc w:val="both"/>
-        <w:rPr>
-          <w:rFonts w:ascii="Times New Roman" w:hAnsi="Times New Roman" w:cs="Times New Roman"/>
-          <w:sz w:val="28"/>
-          <w:szCs w:val="28"/>
-        </w:rPr>
-      </w:pPr>
-      <w:r>
-        <w:rPr>
-          <w:rFonts w:ascii="Times New Roman" w:hAnsi="Times New Roman" w:cs="Times New Roman"/>
-          <w:sz w:val="28"/>
-          <w:szCs w:val="28"/>
-        </w:rPr>
-        <w:t>В ходе выполнения научно-исследовательской работы были подготовлены тезисы доклада по теме исследования «</w:t>
-      </w:r>
-      <w:proofErr w:type="spellStart"/>
-      <w:r>
-        <w:rPr>
-          <w:rFonts w:ascii="Times New Roman" w:hAnsi="Times New Roman" w:cs="Times New Roman"/>
-          <w:sz w:val="28"/>
-          <w:szCs w:val="28"/>
-        </w:rPr>
-        <w:t>Рефакторинг</w:t>
-      </w:r>
-      <w:proofErr w:type="spellEnd"/>
-      <w:r>
-        <w:rPr>
-          <w:rFonts w:ascii="Times New Roman" w:hAnsi="Times New Roman" w:cs="Times New Roman"/>
-          <w:sz w:val="28"/>
-          <w:szCs w:val="28"/>
-        </w:rPr>
-        <w:t xml:space="preserve"> и эволюция программных систем». Подготовка тезисов осуществлялась на основе результатов анализа научной литературы, современных подходов к сопровождению программного обеспечения, методов управления техническим долгом, а также изучения возможностей применения генеративного искусственного интеллекта в задачах </w:t>
-      </w:r>
-      <w:proofErr w:type="spellStart"/>
-      <w:r>
-        <w:rPr>
-          <w:rFonts w:ascii="Times New Roman" w:hAnsi="Times New Roman" w:cs="Times New Roman"/>
-          <w:sz w:val="28"/>
-          <w:szCs w:val="28"/>
-        </w:rPr>
-        <w:t>рефакторинга</w:t>
-      </w:r>
-      <w:proofErr w:type="spellEnd"/>
-      <w:r>
-        <w:rPr>
-          <w:rFonts w:ascii="Times New Roman" w:hAnsi="Times New Roman" w:cs="Times New Roman"/>
-          <w:sz w:val="28"/>
-          <w:szCs w:val="28"/>
-        </w:rPr>
-        <w:t xml:space="preserve"> программного кода. Подготовленные тезисы отражают актуальность исследуемой темы, основные направления исследования и перспективы использования AI-инструментов для поддержки эволюции программных систем. Полученные материалы могут быть использованы при подготовке докладов на научно-практических конференциях, семинарах и при дальнейшем выполнении магистерской диссертации.</w:t>
-      </w:r>
-    </w:p>
-    <w:p>
-      <w:pPr>
-        <w:suppressAutoHyphens w:val="0"/>
-        <w:rPr>
-          <w:sz w:val="28"/>
-          <w:szCs w:val="28"/>
-        </w:rPr>
-      </w:pPr>
-      <w:r>
-        <w:rPr>
-          <w:sz w:val="28"/>
-          <w:szCs w:val="28"/>
-        </w:rPr>
-        <w:br w:type="page"/>
-      </w:r>
-    </w:p>
-    <w:p>
-      <w:pPr>
-        <w:pStyle w:val="a8"/>
-        <w:widowControl w:val="0"/>
-        <w:spacing w:after="0" w:line="360" w:lineRule="auto"/>
-        <w:ind w:left="0" w:firstLine="709"/>
-        <w:jc w:val="both"/>
-        <w:rPr>
-          <w:rFonts w:ascii="Times New Roman" w:hAnsi="Times New Roman" w:cs="Times New Roman"/>
-          <w:sz w:val="28"/>
-          <w:szCs w:val="28"/>
-        </w:rPr>
-      </w:pPr>
-      <w:r>
-        <w:rPr>
-          <w:rFonts w:ascii="Times New Roman" w:hAnsi="Times New Roman" w:cs="Times New Roman"/>
-          <w:sz w:val="28"/>
-          <w:szCs w:val="28"/>
-        </w:rPr>
-        <w:lastRenderedPageBreak/>
-        <w:t>Тезисы доклада:</w:t>
-      </w:r>
-    </w:p>
-    <w:p>
-      <w:pPr>
-        <w:pStyle w:val="a8"/>
-        <w:widowControl w:val="0"/>
-        <w:spacing w:after="0" w:line="360" w:lineRule="auto"/>
-        <w:ind w:left="0" w:firstLine="709"/>
-        <w:jc w:val="both"/>
-        <w:rPr>
-          <w:rFonts w:ascii="Times New Roman" w:hAnsi="Times New Roman" w:cs="Times New Roman"/>
-          <w:sz w:val="28"/>
-          <w:szCs w:val="28"/>
-        </w:rPr>
-      </w:pPr>
-      <w:r>
-        <w:rPr>
-          <w:rFonts w:ascii="Times New Roman" w:hAnsi="Times New Roman" w:cs="Times New Roman"/>
-          <w:sz w:val="28"/>
-          <w:szCs w:val="28"/>
-        </w:rPr>
-        <w:t>* </w:t>
-      </w:r>
-      <w:r>
-        <w:rPr>
-          <w:rFonts w:ascii="Times New Roman" w:hAnsi="Times New Roman" w:cs="Times New Roman"/>
-          <w:sz w:val="28"/>
-          <w:szCs w:val="28"/>
-        </w:rPr>
-        <w:t xml:space="preserve">Современные программные системы характеризуются длительным жизненным циклом и необходимостью постоянной адаптации к изменяющимся требованиям пользователей и условиям эксплуатации. В процессе развития программного обеспечения происходит накопление изменений, приводящих к усложнению архитектуры, снижению качества исходного кода и увеличению затрат на сопровождение. Одним из ключевых инструментов поддержания качества программных систем является </w:t>
-      </w:r>
-      <w:proofErr w:type="spellStart"/>
-      <w:r>
-        <w:rPr>
-          <w:rFonts w:ascii="Times New Roman" w:hAnsi="Times New Roman" w:cs="Times New Roman"/>
-          <w:sz w:val="28"/>
-          <w:szCs w:val="28"/>
-        </w:rPr>
-        <w:t>рефакторин</w:t>
-      </w:r>
-      <w:r>
-        <w:rPr>
-          <w:rFonts w:ascii="Times New Roman" w:hAnsi="Times New Roman" w:cs="Times New Roman"/>
-          <w:sz w:val="28"/>
-          <w:szCs w:val="28"/>
-        </w:rPr>
-        <w:t>г</w:t>
-      </w:r>
-      <w:proofErr w:type="spellEnd"/>
-      <w:r>
-        <w:rPr>
-          <w:rFonts w:ascii="Times New Roman" w:hAnsi="Times New Roman" w:cs="Times New Roman"/>
-          <w:sz w:val="28"/>
-          <w:szCs w:val="28"/>
-        </w:rPr>
-        <w:t>;</w:t>
-      </w:r>
-    </w:p>
-    <w:p>
-      <w:pPr>
-        <w:pStyle w:val="a8"/>
-        <w:widowControl w:val="0"/>
-        <w:spacing w:after="0" w:line="360" w:lineRule="auto"/>
-        <w:ind w:left="0" w:firstLine="709"/>
-        <w:jc w:val="both"/>
-        <w:rPr>
-          <w:rFonts w:ascii="Times New Roman" w:hAnsi="Times New Roman" w:cs="Times New Roman"/>
-          <w:sz w:val="28"/>
-          <w:szCs w:val="28"/>
-        </w:rPr>
-      </w:pPr>
-      <w:r>
-        <w:rPr>
-          <w:rFonts w:ascii="Times New Roman" w:hAnsi="Times New Roman" w:cs="Times New Roman"/>
-          <w:sz w:val="28"/>
-          <w:szCs w:val="28"/>
-        </w:rPr>
-        <w:t>*</w:t>
+        <w:t xml:space="preserve"> и поддержки эволюции программных систем. Вместе с тем необходимы дальнейшие исследования, направленные на оценку качества автоматически предлагаемых изменений, выявление ограничений существующих </w:t>
       </w:r>
       <w:r>
         <w:rPr>
@@ -3377,116 +4779,6 @@
           <w:szCs w:val="28"/>
           <w:lang w:val="en-US"/>
         </w:rPr>
-        <w:t> </w:t>
-      </w:r>
-      <w:proofErr w:type="spellStart"/>
-      <w:r>
-        <w:rPr>
-          <w:rFonts w:ascii="Times New Roman" w:hAnsi="Times New Roman" w:cs="Times New Roman"/>
-          <w:sz w:val="28"/>
-          <w:szCs w:val="28"/>
-        </w:rPr>
-        <w:t>Рефакторинг</w:t>
-      </w:r>
-      <w:proofErr w:type="spellEnd"/>
-      <w:r>
-        <w:rPr>
-          <w:rFonts w:ascii="Times New Roman" w:hAnsi="Times New Roman" w:cs="Times New Roman"/>
-          <w:sz w:val="28"/>
-          <w:szCs w:val="28"/>
-        </w:rPr>
-        <w:t xml:space="preserve"> представляет собой процесс изменения внутренней структуры программного кода без изменения внешнего поведения программной системы. Его применение позволяет повысить читаемость, модульность и </w:t>
-      </w:r>
-      <w:proofErr w:type="spellStart"/>
-      <w:r>
-        <w:rPr>
-          <w:rFonts w:ascii="Times New Roman" w:hAnsi="Times New Roman" w:cs="Times New Roman"/>
-          <w:sz w:val="28"/>
-          <w:szCs w:val="28"/>
-        </w:rPr>
-        <w:t>сопровождаемость</w:t>
-      </w:r>
-      <w:proofErr w:type="spellEnd"/>
-      <w:r>
-        <w:rPr>
-          <w:rFonts w:ascii="Times New Roman" w:hAnsi="Times New Roman" w:cs="Times New Roman"/>
-          <w:sz w:val="28"/>
-          <w:szCs w:val="28"/>
-        </w:rPr>
-        <w:t xml:space="preserve"> программного обеспечения, а также снизить уровень технического долга. Регулярное проведение </w:t>
-      </w:r>
-      <w:proofErr w:type="spellStart"/>
-      <w:r>
-        <w:rPr>
-          <w:rFonts w:ascii="Times New Roman" w:hAnsi="Times New Roman" w:cs="Times New Roman"/>
-          <w:sz w:val="28"/>
-          <w:szCs w:val="28"/>
-        </w:rPr>
-        <w:t>рефакторинга</w:t>
-      </w:r>
-      <w:proofErr w:type="spellEnd"/>
-      <w:r>
-        <w:rPr>
-          <w:rFonts w:ascii="Times New Roman" w:hAnsi="Times New Roman" w:cs="Times New Roman"/>
-          <w:sz w:val="28"/>
-          <w:szCs w:val="28"/>
-        </w:rPr>
-        <w:t xml:space="preserve"> является важным условием успешной эволюции программных с</w:t>
-      </w:r>
-      <w:r>
-        <w:rPr>
-          <w:rFonts w:ascii="Times New Roman" w:hAnsi="Times New Roman" w:cs="Times New Roman"/>
-          <w:sz w:val="28"/>
-          <w:szCs w:val="28"/>
-        </w:rPr>
-        <w:t>истем и их дальнейшего развития;</w:t>
-      </w:r>
-    </w:p>
-    <w:p>
-      <w:pPr>
-        <w:pStyle w:val="a8"/>
-        <w:widowControl w:val="0"/>
-        <w:spacing w:after="0" w:line="360" w:lineRule="auto"/>
-        <w:ind w:left="0" w:firstLine="709"/>
-        <w:jc w:val="both"/>
-        <w:rPr>
-          <w:rFonts w:ascii="Times New Roman" w:hAnsi="Times New Roman" w:cs="Times New Roman"/>
-          <w:sz w:val="28"/>
-          <w:szCs w:val="28"/>
-        </w:rPr>
-      </w:pPr>
-      <w:r>
-        <w:rPr>
-          <w:rFonts w:ascii="Times New Roman" w:hAnsi="Times New Roman" w:cs="Times New Roman"/>
-          <w:sz w:val="28"/>
-          <w:szCs w:val="28"/>
-        </w:rPr>
-        <w:t>*</w:t>
-      </w:r>
-      <w:r>
-        <w:rPr>
-          <w:rFonts w:ascii="Times New Roman" w:hAnsi="Times New Roman" w:cs="Times New Roman"/>
-          <w:sz w:val="28"/>
-          <w:szCs w:val="28"/>
-          <w:lang w:val="en-US"/>
-        </w:rPr>
-        <w:t> </w:t>
-      </w:r>
-      <w:r>
-        <w:rPr>
-          <w:rFonts w:ascii="Times New Roman" w:hAnsi="Times New Roman" w:cs="Times New Roman"/>
-          <w:sz w:val="28"/>
-          <w:szCs w:val="28"/>
-        </w:rPr>
-        <w:t xml:space="preserve">В последние годы, начиная с 2025 года, значительное распространение получили технологии генеративного искусственного интеллекта, способные выполнять анализ программного кода, генерировать новые программные компоненты и предлагать варианты улучшения существующих решений. Использование </w:t>
-      </w:r>
-      <w:r>
-        <w:rPr>
-          <w:rFonts w:ascii="Times New Roman" w:hAnsi="Times New Roman" w:cs="Times New Roman"/>
-          <w:sz w:val="28"/>
-          <w:szCs w:val="28"/>
-          <w:lang w:val="en-US"/>
-        </w:rPr>
         <w:t>AI</w:t>
       </w:r>
       <w:r>
@@ -3495,184 +4787,7 @@
           <w:sz w:val="28"/>
           <w:szCs w:val="28"/>
         </w:rPr>
-        <w:t>-</w:t>
-      </w:r>
-      <w:proofErr w:type="spellStart"/>
-      <w:r>
-        <w:rPr>
-          <w:rFonts w:ascii="Times New Roman" w:hAnsi="Times New Roman" w:cs="Times New Roman"/>
-          <w:sz w:val="28"/>
-          <w:szCs w:val="28"/>
-        </w:rPr>
-        <w:t>ассистированных</w:t>
-      </w:r>
-      <w:proofErr w:type="spellEnd"/>
-      <w:r>
-        <w:rPr>
-          <w:rFonts w:ascii="Times New Roman" w:hAnsi="Times New Roman" w:cs="Times New Roman"/>
-          <w:sz w:val="28"/>
-          <w:szCs w:val="28"/>
-        </w:rPr>
-        <w:t xml:space="preserve"> средств разработки открывает новые возможности для автоматизации процессов сопровождения и модерн</w:t>
-      </w:r>
-      <w:r>
-        <w:rPr>
-          <w:rFonts w:ascii="Times New Roman" w:hAnsi="Times New Roman" w:cs="Times New Roman"/>
-          <w:sz w:val="28"/>
-          <w:szCs w:val="28"/>
-        </w:rPr>
-        <w:t>изации программного обеспечения;</w:t>
-      </w:r>
-    </w:p>
-    <w:p>
-      <w:pPr>
-        <w:pStyle w:val="a8"/>
-        <w:widowControl w:val="0"/>
-        <w:spacing w:after="0" w:line="360" w:lineRule="auto"/>
-        <w:ind w:left="0" w:firstLine="709"/>
-        <w:jc w:val="both"/>
-        <w:rPr>
-          <w:rFonts w:ascii="Times New Roman" w:hAnsi="Times New Roman" w:cs="Times New Roman"/>
-          <w:sz w:val="28"/>
-          <w:szCs w:val="28"/>
-        </w:rPr>
-      </w:pPr>
-      <w:r>
-        <w:rPr>
-          <w:rFonts w:ascii="Times New Roman" w:hAnsi="Times New Roman" w:cs="Times New Roman"/>
-          <w:sz w:val="28"/>
-          <w:szCs w:val="28"/>
-        </w:rPr>
-        <w:t>*</w:t>
-      </w:r>
-      <w:r>
-        <w:rPr>
-          <w:rFonts w:ascii="Times New Roman" w:hAnsi="Times New Roman" w:cs="Times New Roman"/>
-          <w:sz w:val="28"/>
-          <w:szCs w:val="28"/>
-          <w:lang w:val="en-US"/>
-        </w:rPr>
-        <w:t> </w:t>
-      </w:r>
-      <w:r>
-        <w:rPr>
-          <w:rFonts w:ascii="Times New Roman" w:hAnsi="Times New Roman" w:cs="Times New Roman"/>
-          <w:sz w:val="28"/>
-          <w:szCs w:val="28"/>
-        </w:rPr>
-        <w:t xml:space="preserve">Одним из наиболее перспективных инструментов данного класса является </w:t>
-      </w:r>
-      <w:r>
-        <w:rPr>
-          <w:rFonts w:ascii="Times New Roman" w:hAnsi="Times New Roman" w:cs="Times New Roman"/>
-          <w:sz w:val="28"/>
-          <w:szCs w:val="28"/>
-          <w:lang w:val="en-US"/>
-        </w:rPr>
-        <w:t>Cursor</w:t>
-      </w:r>
-      <w:r>
-        <w:rPr>
-          <w:rFonts w:ascii="Times New Roman" w:hAnsi="Times New Roman" w:cs="Times New Roman"/>
-          <w:sz w:val="28"/>
-          <w:szCs w:val="28"/>
-        </w:rPr>
-        <w:t xml:space="preserve"> </w:t>
-      </w:r>
-      <w:r>
-        <w:rPr>
-          <w:rFonts w:ascii="Times New Roman" w:hAnsi="Times New Roman" w:cs="Times New Roman"/>
-          <w:sz w:val="28"/>
-          <w:szCs w:val="28"/>
-          <w:lang w:val="en-US"/>
-        </w:rPr>
-        <w:t>AI</w:t>
-      </w:r>
-      <w:r>
-        <w:rPr>
-          <w:rFonts w:ascii="Times New Roman" w:hAnsi="Times New Roman" w:cs="Times New Roman"/>
-          <w:sz w:val="28"/>
-          <w:szCs w:val="28"/>
-        </w:rPr>
-        <w:t xml:space="preserve">, </w:t>
-      </w:r>
-      <w:proofErr w:type="gramStart"/>
-      <w:r>
-        <w:rPr>
-          <w:rFonts w:ascii="Times New Roman" w:hAnsi="Times New Roman" w:cs="Times New Roman"/>
-          <w:sz w:val="28"/>
-          <w:szCs w:val="28"/>
-        </w:rPr>
-        <w:t>представляющий</w:t>
-      </w:r>
-      <w:proofErr w:type="gramEnd"/>
-      <w:r>
-        <w:rPr>
-          <w:rFonts w:ascii="Times New Roman" w:hAnsi="Times New Roman" w:cs="Times New Roman"/>
-          <w:sz w:val="28"/>
-          <w:szCs w:val="28"/>
-        </w:rPr>
-        <w:t xml:space="preserve"> собой интеллектуальную среду разработки с поддержкой генеративного искусственного интеллекта. Возможности </w:t>
-      </w:r>
-      <w:r>
-        <w:rPr>
-          <w:rFonts w:ascii="Times New Roman" w:hAnsi="Times New Roman" w:cs="Times New Roman"/>
-          <w:sz w:val="28"/>
-          <w:szCs w:val="28"/>
-          <w:lang w:val="en-US"/>
-        </w:rPr>
-        <w:t>Cursor</w:t>
-      </w:r>
-      <w:r>
-        <w:rPr>
-          <w:rFonts w:ascii="Times New Roman" w:hAnsi="Times New Roman" w:cs="Times New Roman"/>
-          <w:sz w:val="28"/>
-          <w:szCs w:val="28"/>
-        </w:rPr>
-        <w:t xml:space="preserve"> </w:t>
-      </w:r>
-      <w:r>
-        <w:rPr>
-          <w:rFonts w:ascii="Times New Roman" w:hAnsi="Times New Roman" w:cs="Times New Roman"/>
-          <w:sz w:val="28"/>
-          <w:szCs w:val="28"/>
-          <w:lang w:val="en-US"/>
-        </w:rPr>
-        <w:t>AI</w:t>
-      </w:r>
-      <w:r>
-        <w:rPr>
-          <w:rFonts w:ascii="Times New Roman" w:hAnsi="Times New Roman" w:cs="Times New Roman"/>
-          <w:sz w:val="28"/>
-          <w:szCs w:val="28"/>
-        </w:rPr>
-        <w:t xml:space="preserve"> позволяют автоматизировать выполнение отдельных этапов </w:t>
-      </w:r>
-      <w:proofErr w:type="spellStart"/>
-      <w:r>
-        <w:rPr>
-          <w:rFonts w:ascii="Times New Roman" w:hAnsi="Times New Roman" w:cs="Times New Roman"/>
-          <w:sz w:val="28"/>
-          <w:szCs w:val="28"/>
-        </w:rPr>
-        <w:t>рефакторинга</w:t>
-      </w:r>
-      <w:proofErr w:type="spellEnd"/>
-      <w:r>
-        <w:rPr>
-          <w:rFonts w:ascii="Times New Roman" w:hAnsi="Times New Roman" w:cs="Times New Roman"/>
-          <w:sz w:val="28"/>
-          <w:szCs w:val="28"/>
-        </w:rPr>
-        <w:t>, ускорять разработку программных компонентов, улучшать структуру программного кода и снижать трудозатраты разработчиков при с</w:t>
-      </w:r>
-      <w:r>
-        <w:rPr>
-          <w:rFonts w:ascii="Times New Roman" w:hAnsi="Times New Roman" w:cs="Times New Roman"/>
-          <w:sz w:val="28"/>
-          <w:szCs w:val="28"/>
-        </w:rPr>
-        <w:t>опровождении программных систем;</w:t>
+        <w:t>-инструментов и разработку методик их эффективного применения в программной инженерии;</w:t>
       </w:r>
     </w:p>
     <w:p>
@@ -3712,7 +4827,86 @@
           <w:sz w:val="28"/>
           <w:szCs w:val="28"/>
         </w:rPr>
-        <w:t xml:space="preserve">Проведённый анализ показывает, что использование генеративного искусственного интеллекта может существенно повысить эффективность процессов </w:t>
+        <w:t xml:space="preserve">Результаты исследования планируется использовать при разработке практических рекомендаций по применению </w:t>
+      </w:r>
+      <w:r>
+        <w:rPr>
+          <w:rFonts w:ascii="Times New Roman" w:hAnsi="Times New Roman" w:cs="Times New Roman"/>
+          <w:sz w:val="28"/>
+          <w:szCs w:val="28"/>
+          <w:lang w:val="en-US"/>
+        </w:rPr>
+        <w:t>AI</w:t>
+      </w:r>
+      <w:r>
+        <w:rPr>
+          <w:rFonts w:ascii="Times New Roman" w:hAnsi="Times New Roman" w:cs="Times New Roman"/>
+          <w:sz w:val="28"/>
+          <w:szCs w:val="28"/>
+        </w:rPr>
+        <w:t>-инструментов для автоматизации сопровождения программного обеспечения и поддержки эволюционного развития программных систем.</w:t>
+      </w:r>
+    </w:p>
+    <w:p>
+      <w:pPr>
+        <w:pStyle w:val="a8"/>
+        <w:widowControl w:val="0"/>
+        <w:spacing w:after="0" w:line="360" w:lineRule="auto"/>
+        <w:ind w:left="0" w:firstLine="709"/>
+        <w:jc w:val="both"/>
+        <w:rPr>
+          <w:rFonts w:ascii="Times New Roman" w:hAnsi="Times New Roman" w:cs="Times New Roman"/>
+          <w:sz w:val="28"/>
+          <w:szCs w:val="28"/>
+        </w:rPr>
+      </w:pPr>
+      <w:r>
+        <w:rPr>
+          <w:rFonts w:ascii="Times New Roman" w:hAnsi="Times New Roman" w:cs="Times New Roman"/>
+          <w:sz w:val="28"/>
+          <w:szCs w:val="28"/>
+        </w:rPr>
+        <w:t xml:space="preserve">По результатам прохождения научно-исследовательской работы был систематизирован собранный теоретический материал, выполнен анализ современных подходов к </w:t>
+      </w:r>
+      <w:proofErr w:type="spellStart"/>
+      <w:r>
+        <w:rPr>
+          <w:rFonts w:ascii="Times New Roman" w:hAnsi="Times New Roman" w:cs="Times New Roman"/>
+          <w:sz w:val="28"/>
+          <w:szCs w:val="28"/>
+        </w:rPr>
+        <w:t>рефакторингу</w:t>
+      </w:r>
+      <w:proofErr w:type="spellEnd"/>
+      <w:r>
+        <w:rPr>
+          <w:rFonts w:ascii="Times New Roman" w:hAnsi="Times New Roman" w:cs="Times New Roman"/>
+          <w:sz w:val="28"/>
+          <w:szCs w:val="28"/>
+        </w:rPr>
+        <w:t xml:space="preserve"> и эволюции программных систем, подготовлены выводы о перспективах применения генеративного искусственного интеллекта для автоматизации процессов сопровождения программного обеспечения, а также оформлены материалы для итогового отчёта и подготовки доклада по теме исследования.</w:t>
+      </w:r>
+    </w:p>
+    <w:p>
+      <w:pPr>
+        <w:pStyle w:val="a8"/>
+        <w:widowControl w:val="0"/>
+        <w:spacing w:after="0" w:line="360" w:lineRule="auto"/>
+        <w:ind w:left="0" w:firstLine="709"/>
+        <w:jc w:val="both"/>
+        <w:rPr>
+          <w:rFonts w:ascii="Times New Roman" w:hAnsi="Times New Roman" w:cs="Times New Roman"/>
+          <w:sz w:val="28"/>
+          <w:szCs w:val="28"/>
+        </w:rPr>
+      </w:pPr>
+      <w:r>
+        <w:rPr>
+          <w:rFonts w:ascii="Times New Roman" w:hAnsi="Times New Roman" w:cs="Times New Roman"/>
+          <w:sz w:val="28"/>
+          <w:szCs w:val="28"/>
+        </w:rPr>
+        <w:t xml:space="preserve">В ходе выполнения научно-исследовательской работы были изучены основные понятия </w:t>
       </w:r>
       <w:proofErr w:type="spellStart"/>
       <w:r>
@@ -3730,7 +4924,99 @@
           <w:sz w:val="28"/>
           <w:szCs w:val="28"/>
         </w:rPr>
-        <w:t xml:space="preserve"> и поддержки эволюции программных систем. Вместе с тем необходимы дальнейшие исследования, направленные на оценку качества автоматически предлагаемых изменений, выявление ограничений существующих </w:t>
+        <w:t xml:space="preserve"> программного обеспечения, рассмотрены вопросы управления техническим долгом, проанализированы существующие методы совершенствования программного кода и исследованы модели эволюции программных систем. </w:t>
+      </w:r>
+    </w:p>
+    <w:p>
+      <w:pPr>
+        <w:pStyle w:val="a8"/>
+        <w:widowControl w:val="0"/>
+        <w:spacing w:after="0" w:line="360" w:lineRule="auto"/>
+        <w:ind w:left="0" w:firstLine="709"/>
+        <w:jc w:val="both"/>
+        <w:rPr>
+          <w:rFonts w:ascii="Times New Roman" w:hAnsi="Times New Roman" w:cs="Times New Roman"/>
+          <w:sz w:val="28"/>
+          <w:szCs w:val="28"/>
+        </w:rPr>
+      </w:pPr>
+      <w:r>
+        <w:rPr>
+          <w:rFonts w:ascii="Times New Roman" w:hAnsi="Times New Roman" w:cs="Times New Roman"/>
+          <w:sz w:val="28"/>
+          <w:szCs w:val="28"/>
+        </w:rPr>
+        <w:t>Особое внимание было уделено современным средствам автоматизации разработки программного обеспечения и возможностям использования генеративного искусственного интеллекта в задачах сопровождения и модернизации программных продуктов.</w:t>
+      </w:r>
+    </w:p>
+    <w:p>
+      <w:pPr>
+        <w:pStyle w:val="a8"/>
+        <w:widowControl w:val="0"/>
+        <w:spacing w:after="0" w:line="360" w:lineRule="auto"/>
+        <w:ind w:left="0" w:firstLine="709"/>
+        <w:jc w:val="both"/>
+        <w:rPr>
+          <w:rFonts w:ascii="Times New Roman" w:hAnsi="Times New Roman" w:cs="Times New Roman"/>
+          <w:sz w:val="28"/>
+          <w:szCs w:val="28"/>
+        </w:rPr>
+      </w:pPr>
+      <w:r>
+        <w:rPr>
+          <w:rFonts w:ascii="Times New Roman" w:hAnsi="Times New Roman" w:cs="Times New Roman"/>
+          <w:sz w:val="28"/>
+          <w:szCs w:val="28"/>
+        </w:rPr>
+        <w:t xml:space="preserve">Проведённое исследование показало, что </w:t>
+      </w:r>
+      <w:proofErr w:type="spellStart"/>
+      <w:r>
+        <w:rPr>
+          <w:rFonts w:ascii="Times New Roman" w:hAnsi="Times New Roman" w:cs="Times New Roman"/>
+          <w:sz w:val="28"/>
+          <w:szCs w:val="28"/>
+        </w:rPr>
+        <w:t>рефакторинг</w:t>
+      </w:r>
+      <w:proofErr w:type="spellEnd"/>
+      <w:r>
+        <w:rPr>
+          <w:rFonts w:ascii="Times New Roman" w:hAnsi="Times New Roman" w:cs="Times New Roman"/>
+          <w:sz w:val="28"/>
+          <w:szCs w:val="28"/>
+        </w:rPr>
+        <w:t xml:space="preserve"> является одним из ключевых инструментов поддержания качества программного обеспечения на протяжении </w:t>
+      </w:r>
+      <w:r>
+        <w:rPr>
+          <w:rFonts w:ascii="Times New Roman" w:hAnsi="Times New Roman" w:cs="Times New Roman"/>
+          <w:sz w:val="28"/>
+          <w:szCs w:val="28"/>
+        </w:rPr>
+        <w:t>всего жизненного цикла системы.</w:t>
+      </w:r>
+    </w:p>
+    <w:p>
+      <w:pPr>
+        <w:pStyle w:val="a8"/>
+        <w:widowControl w:val="0"/>
+        <w:spacing w:after="0" w:line="360" w:lineRule="auto"/>
+        <w:ind w:left="0" w:firstLine="709"/>
+        <w:jc w:val="both"/>
+        <w:rPr>
+          <w:rFonts w:ascii="Times New Roman" w:hAnsi="Times New Roman" w:cs="Times New Roman"/>
+          <w:sz w:val="28"/>
+          <w:szCs w:val="28"/>
+        </w:rPr>
+      </w:pPr>
+      <w:r>
+        <w:rPr>
+          <w:rFonts w:ascii="Times New Roman" w:hAnsi="Times New Roman" w:cs="Times New Roman"/>
+          <w:sz w:val="28"/>
+          <w:szCs w:val="28"/>
+        </w:rPr>
+        <w:t>Кроме того, по результатам выполнения НИР было составление приблизительное содержание магистерской диссертации на тему «Методы</w:t>
       </w:r>
       <w:r>
         <w:rPr>
@@ -3739,16 +5025,1829 @@
           <w:szCs w:val="28"/>
           <w:lang w:val="en-US"/>
         </w:rPr>
-        <w:t>AI</w:t>
-      </w:r>
-      <w:r>
-        <w:rPr>
-          <w:rFonts w:ascii="Times New Roman" w:hAnsi="Times New Roman" w:cs="Times New Roman"/>
-          <w:sz w:val="28"/>
-          <w:szCs w:val="28"/>
-        </w:rPr>
-        <w:t>-инструментов и разработку методик их эффективного применения в программной инженерии;</w:t>
-      </w:r>
+        <w:t> </w:t>
+      </w:r>
+      <w:proofErr w:type="spellStart"/>
+      <w:r>
+        <w:rPr>
+          <w:rFonts w:ascii="Times New Roman" w:hAnsi="Times New Roman" w:cs="Times New Roman"/>
+          <w:sz w:val="28"/>
+          <w:szCs w:val="28"/>
+        </w:rPr>
+        <w:t>рефакторинга</w:t>
+      </w:r>
+      <w:proofErr w:type="spellEnd"/>
+      <w:r>
+        <w:rPr>
+          <w:rFonts w:ascii="Times New Roman" w:hAnsi="Times New Roman" w:cs="Times New Roman"/>
+          <w:sz w:val="28"/>
+          <w:szCs w:val="28"/>
+        </w:rPr>
+        <w:t xml:space="preserve"> и поддержки</w:t>
+      </w:r>
+      <w:r>
+        <w:rPr>
+          <w:rFonts w:ascii="Times New Roman" w:hAnsi="Times New Roman" w:cs="Times New Roman"/>
+          <w:sz w:val="28"/>
+          <w:szCs w:val="28"/>
+        </w:rPr>
+        <w:t xml:space="preserve"> </w:t>
+      </w:r>
+      <w:r>
+        <w:rPr>
+          <w:rFonts w:ascii="Times New Roman" w:hAnsi="Times New Roman" w:cs="Times New Roman"/>
+          <w:sz w:val="28"/>
+          <w:szCs w:val="28"/>
+        </w:rPr>
+        <w:t>эволюции</w:t>
+      </w:r>
+      <w:r>
+        <w:rPr>
+          <w:rFonts w:ascii="Times New Roman" w:hAnsi="Times New Roman" w:cs="Times New Roman"/>
+          <w:sz w:val="28"/>
+          <w:szCs w:val="28"/>
+        </w:rPr>
+        <w:t> </w:t>
+      </w:r>
+      <w:r>
+        <w:rPr>
+          <w:rFonts w:ascii="Times New Roman" w:hAnsi="Times New Roman" w:cs="Times New Roman"/>
+          <w:sz w:val="28"/>
+          <w:szCs w:val="28"/>
+        </w:rPr>
+        <w:t>программных</w:t>
+      </w:r>
+      <w:r>
+        <w:rPr>
+          <w:rFonts w:ascii="Times New Roman" w:hAnsi="Times New Roman" w:cs="Times New Roman"/>
+          <w:sz w:val="28"/>
+          <w:szCs w:val="28"/>
+        </w:rPr>
+        <w:t> </w:t>
+      </w:r>
+      <w:r>
+        <w:rPr>
+          <w:rFonts w:ascii="Times New Roman" w:hAnsi="Times New Roman" w:cs="Times New Roman"/>
+          <w:sz w:val="28"/>
+          <w:szCs w:val="28"/>
+        </w:rPr>
+        <w:t>систем», которое приведено далее.</w:t>
+      </w:r>
+    </w:p>
+    <w:p>
+      <w:pPr>
+        <w:suppressAutoHyphens w:val="0"/>
+        <w:rPr>
+          <w:sz w:val="28"/>
+          <w:szCs w:val="28"/>
+        </w:rPr>
+      </w:pPr>
+      <w:r>
+        <w:rPr>
+          <w:sz w:val="28"/>
+          <w:szCs w:val="28"/>
+        </w:rPr>
+        <w:br w:type="page"/>
+      </w:r>
+    </w:p>
+    <w:sdt>
+      <w:sdtPr>
+        <w:rPr>
+          <w:rFonts w:ascii="Times New Roman" w:eastAsiaTheme="minorEastAsia" w:hAnsi="Times New Roman" w:cs="Times New Roman"/>
+          <w:b/>
+          <w:bCs/>
+          <w:caps/>
+        </w:rPr>
+        <w:id w:val="2094376"/>
+        <w:docPartObj>
+          <w:docPartGallery w:val="Table of Contents"/>
+          <w:docPartUnique/>
+        </w:docPartObj>
+      </w:sdtPr>
+      <w:sdtEndPr>
+        <w:rPr>
+          <w:b w:val="0"/>
+          <w:bCs w:val="0"/>
+          <w:caps w:val="0"/>
+          <w:lang w:eastAsia="en-US"/>
+        </w:rPr>
+      </w:sdtEndPr>
+      <w:sdtContent>
+        <w:p>
+          <w:pPr>
+            <w:pStyle w:val="a8"/>
+            <w:widowControl w:val="0"/>
+            <w:spacing w:before="240" w:line="360" w:lineRule="auto"/>
+            <w:ind w:left="0" w:firstLine="709"/>
+            <w:jc w:val="center"/>
+            <w:rPr>
+              <w:rFonts w:ascii="Times New Roman" w:hAnsi="Times New Roman" w:cs="Times New Roman"/>
+            </w:rPr>
+          </w:pPr>
+          <w:r>
+            <w:rPr>
+              <w:rStyle w:val="af5"/>
+              <w:rFonts w:ascii="Times New Roman" w:hAnsi="Times New Roman" w:cs="Times New Roman"/>
+              <w:sz w:val="28"/>
+            </w:rPr>
+            <w:t>СОДЕРЖАНИЕ</w:t>
+          </w:r>
+          <w:r>
+            <w:rPr>
+              <w:rStyle w:val="af5"/>
+              <w:rFonts w:ascii="Times New Roman" w:hAnsi="Times New Roman" w:cs="Times New Roman"/>
+              <w:sz w:val="28"/>
+              <w:lang w:val="en-US"/>
+            </w:rPr>
+            <w:t xml:space="preserve"> (</w:t>
+          </w:r>
+          <w:r>
+            <w:rPr>
+              <w:rStyle w:val="af5"/>
+              <w:rFonts w:ascii="Times New Roman" w:hAnsi="Times New Roman" w:cs="Times New Roman"/>
+              <w:sz w:val="28"/>
+            </w:rPr>
+            <w:t>приблизительное)</w:t>
+          </w:r>
+        </w:p>
+        <w:p>
+          <w:pPr>
+            <w:pStyle w:val="14"/>
+            <w:spacing w:before="240"/>
+            <w:rPr>
+              <w:noProof/>
+              <w:sz w:val="22"/>
+              <w:lang w:eastAsia="ru-RU" w:bidi="ar-SA"/>
+            </w:rPr>
+          </w:pPr>
+          <w:r>
+            <w:rPr>
+              <w:noProof/>
+            </w:rPr>
+            <w:t>ВВЕДЕНИЕ</w:t>
+          </w:r>
+          <w:r>
+            <w:rPr>
+              <w:noProof/>
+              <w:webHidden/>
+            </w:rPr>
+            <w:tab/>
+            <w:t>7</w:t>
+          </w:r>
+        </w:p>
+        <w:p>
+          <w:pPr>
+            <w:pStyle w:val="14"/>
+            <w:spacing w:before="240"/>
+            <w:rPr>
+              <w:noProof/>
+              <w:sz w:val="22"/>
+              <w:lang w:eastAsia="ru-RU" w:bidi="ar-SA"/>
+            </w:rPr>
+          </w:pPr>
+          <w:r>
+            <w:rPr>
+              <w:noProof/>
+            </w:rPr>
+            <w:t>РАЗДЕЛ 1. Основы рефакторинга и эволюции программных систем</w:t>
+          </w:r>
+          <w:r>
+            <w:rPr>
+              <w:noProof/>
+              <w:webHidden/>
+            </w:rPr>
+            <w:tab/>
+            <w:t>10</w:t>
+          </w:r>
+        </w:p>
+        <w:p>
+          <w:pPr>
+            <w:pStyle w:val="2"/>
+            <w:tabs>
+              <w:tab w:val="right" w:leader="dot" w:pos="9631"/>
+            </w:tabs>
+            <w:spacing w:line="360" w:lineRule="auto"/>
+            <w:rPr>
+              <w:rFonts w:ascii="Times New Roman" w:hAnsi="Times New Roman"/>
+              <w:noProof/>
+              <w:sz w:val="25"/>
+              <w:szCs w:val="25"/>
+              <w:lang w:eastAsia="ru-RU"/>
+            </w:rPr>
+          </w:pPr>
+          <w:r>
+            <w:rPr>
+              <w:rFonts w:ascii="Times New Roman" w:hAnsi="Times New Roman"/>
+              <w:noProof/>
+              <w:sz w:val="25"/>
+              <w:szCs w:val="25"/>
+              <w:lang w:bidi="en-US"/>
+            </w:rPr>
+            <w:t>1.1. Понятие рефакторинга и его роль в жизненном цикле программного обеспечения</w:t>
+          </w:r>
+          <w:r>
+            <w:rPr>
+              <w:rFonts w:ascii="Times New Roman" w:hAnsi="Times New Roman"/>
+              <w:noProof/>
+              <w:webHidden/>
+              <w:sz w:val="25"/>
+              <w:szCs w:val="25"/>
+            </w:rPr>
+            <w:tab/>
+            <w:t>10</w:t>
+          </w:r>
+        </w:p>
+        <w:p>
+          <w:pPr>
+            <w:pStyle w:val="2"/>
+            <w:tabs>
+              <w:tab w:val="right" w:leader="dot" w:pos="9631"/>
+            </w:tabs>
+            <w:spacing w:line="360" w:lineRule="auto"/>
+            <w:rPr>
+              <w:rFonts w:ascii="Times New Roman" w:hAnsi="Times New Roman"/>
+              <w:noProof/>
+              <w:sz w:val="25"/>
+              <w:szCs w:val="25"/>
+              <w:lang w:eastAsia="ru-RU"/>
+            </w:rPr>
+          </w:pPr>
+          <w:r>
+            <w:rPr>
+              <w:rFonts w:ascii="Times New Roman" w:hAnsi="Times New Roman"/>
+              <w:noProof/>
+              <w:sz w:val="25"/>
+              <w:szCs w:val="25"/>
+              <w:lang w:bidi="en-US"/>
+            </w:rPr>
+            <w:t>1.2. Технический долг как фактор деградации программных систем</w:t>
+          </w:r>
+          <w:r>
+            <w:rPr>
+              <w:rFonts w:ascii="Times New Roman" w:hAnsi="Times New Roman"/>
+              <w:noProof/>
+              <w:webHidden/>
+              <w:sz w:val="25"/>
+              <w:szCs w:val="25"/>
+            </w:rPr>
+            <w:tab/>
+            <w:t>13</w:t>
+          </w:r>
+        </w:p>
+        <w:p>
+          <w:pPr>
+            <w:pStyle w:val="2"/>
+            <w:tabs>
+              <w:tab w:val="right" w:leader="dot" w:pos="9631"/>
+            </w:tabs>
+            <w:spacing w:line="360" w:lineRule="auto"/>
+            <w:rPr>
+              <w:rFonts w:ascii="Times New Roman" w:hAnsi="Times New Roman"/>
+              <w:noProof/>
+              <w:sz w:val="25"/>
+              <w:szCs w:val="25"/>
+              <w:lang w:eastAsia="ru-RU"/>
+            </w:rPr>
+          </w:pPr>
+          <w:r>
+            <w:rPr>
+              <w:rFonts w:ascii="Times New Roman" w:hAnsi="Times New Roman"/>
+              <w:noProof/>
+              <w:sz w:val="25"/>
+              <w:szCs w:val="25"/>
+              <w:lang w:bidi="en-US"/>
+            </w:rPr>
+            <w:t>1.3. Эволюция программных систем: модели, подходы и закономерности изменений</w:t>
+          </w:r>
+          <w:r>
+            <w:rPr>
+              <w:rFonts w:ascii="Times New Roman" w:hAnsi="Times New Roman"/>
+              <w:noProof/>
+              <w:webHidden/>
+              <w:sz w:val="25"/>
+              <w:szCs w:val="25"/>
+            </w:rPr>
+            <w:tab/>
+            <w:t>16</w:t>
+          </w:r>
+        </w:p>
+        <w:p>
+          <w:pPr>
+            <w:pStyle w:val="2"/>
+            <w:tabs>
+              <w:tab w:val="right" w:leader="dot" w:pos="9631"/>
+            </w:tabs>
+            <w:spacing w:line="360" w:lineRule="auto"/>
+            <w:rPr>
+              <w:rFonts w:ascii="Times New Roman" w:hAnsi="Times New Roman"/>
+              <w:noProof/>
+              <w:sz w:val="25"/>
+              <w:szCs w:val="25"/>
+              <w:lang w:eastAsia="ru-RU"/>
+            </w:rPr>
+          </w:pPr>
+          <w:r>
+            <w:rPr>
+              <w:rFonts w:ascii="Times New Roman" w:hAnsi="Times New Roman"/>
+              <w:noProof/>
+              <w:sz w:val="25"/>
+              <w:szCs w:val="25"/>
+              <w:lang w:bidi="en-US"/>
+            </w:rPr>
+            <w:t>1.4. Классификация методов рефакторинга</w:t>
+          </w:r>
+          <w:r>
+            <w:rPr>
+              <w:rFonts w:ascii="Times New Roman" w:hAnsi="Times New Roman"/>
+              <w:noProof/>
+              <w:webHidden/>
+              <w:sz w:val="25"/>
+              <w:szCs w:val="25"/>
+            </w:rPr>
+            <w:tab/>
+            <w:t>18</w:t>
+          </w:r>
+        </w:p>
+        <w:p>
+          <w:pPr>
+            <w:pStyle w:val="2"/>
+            <w:tabs>
+              <w:tab w:val="right" w:leader="dot" w:pos="9631"/>
+            </w:tabs>
+            <w:spacing w:line="360" w:lineRule="auto"/>
+            <w:rPr>
+              <w:rFonts w:ascii="Times New Roman" w:hAnsi="Times New Roman"/>
+              <w:noProof/>
+              <w:sz w:val="25"/>
+              <w:szCs w:val="25"/>
+              <w:lang w:eastAsia="ru-RU"/>
+            </w:rPr>
+          </w:pPr>
+          <w:r>
+            <w:rPr>
+              <w:rFonts w:ascii="Times New Roman" w:hAnsi="Times New Roman"/>
+              <w:noProof/>
+              <w:sz w:val="25"/>
+              <w:szCs w:val="25"/>
+              <w:lang w:bidi="en-US"/>
+            </w:rPr>
+            <w:t>1.5. Метрики качества кода и критерии необходимости рефакторинга</w:t>
+          </w:r>
+          <w:r>
+            <w:rPr>
+              <w:rFonts w:ascii="Times New Roman" w:hAnsi="Times New Roman"/>
+              <w:noProof/>
+              <w:webHidden/>
+              <w:sz w:val="25"/>
+              <w:szCs w:val="25"/>
+            </w:rPr>
+            <w:tab/>
+            <w:t>20</w:t>
+          </w:r>
+        </w:p>
+        <w:p>
+          <w:pPr>
+            <w:pStyle w:val="14"/>
+            <w:spacing w:before="240"/>
+            <w:rPr>
+              <w:noProof/>
+              <w:sz w:val="22"/>
+              <w:lang w:eastAsia="ru-RU" w:bidi="ar-SA"/>
+            </w:rPr>
+          </w:pPr>
+          <w:r>
+            <w:rPr>
+              <w:noProof/>
+            </w:rPr>
+            <w:t>РАЗДЕЛ 2. Методы автоматизации рефакторинга и поддержки эволюции программных систем с использованием генеративного ИИ</w:t>
+          </w:r>
+          <w:r>
+            <w:rPr>
+              <w:noProof/>
+              <w:webHidden/>
+            </w:rPr>
+            <w:tab/>
+            <w:t>23</w:t>
+          </w:r>
+        </w:p>
+        <w:p>
+          <w:pPr>
+            <w:pStyle w:val="2"/>
+            <w:tabs>
+              <w:tab w:val="right" w:leader="dot" w:pos="9631"/>
+            </w:tabs>
+            <w:spacing w:line="360" w:lineRule="auto"/>
+            <w:rPr>
+              <w:rFonts w:ascii="Times New Roman" w:hAnsi="Times New Roman"/>
+              <w:noProof/>
+              <w:sz w:val="25"/>
+              <w:szCs w:val="25"/>
+              <w:lang w:eastAsia="ru-RU"/>
+            </w:rPr>
+          </w:pPr>
+          <w:r>
+            <w:rPr>
+              <w:rFonts w:ascii="Times New Roman" w:hAnsi="Times New Roman"/>
+              <w:noProof/>
+              <w:sz w:val="25"/>
+              <w:szCs w:val="25"/>
+              <w:lang w:bidi="en-US"/>
+            </w:rPr>
+            <w:t>2.1. Генеративный искусственный интеллект как инструмент модификации кода</w:t>
+          </w:r>
+          <w:r>
+            <w:rPr>
+              <w:rFonts w:ascii="Times New Roman" w:hAnsi="Times New Roman"/>
+              <w:noProof/>
+              <w:webHidden/>
+              <w:sz w:val="25"/>
+              <w:szCs w:val="25"/>
+            </w:rPr>
+            <w:tab/>
+            <w:t>23</w:t>
+          </w:r>
+        </w:p>
+        <w:p>
+          <w:pPr>
+            <w:pStyle w:val="2"/>
+            <w:tabs>
+              <w:tab w:val="right" w:leader="dot" w:pos="9631"/>
+            </w:tabs>
+            <w:spacing w:line="360" w:lineRule="auto"/>
+            <w:rPr>
+              <w:rFonts w:ascii="Times New Roman" w:hAnsi="Times New Roman"/>
+              <w:noProof/>
+              <w:sz w:val="25"/>
+              <w:szCs w:val="25"/>
+              <w:lang w:eastAsia="ru-RU"/>
+            </w:rPr>
+          </w:pPr>
+          <w:r>
+            <w:rPr>
+              <w:rFonts w:ascii="Times New Roman" w:hAnsi="Times New Roman"/>
+              <w:noProof/>
+              <w:sz w:val="25"/>
+              <w:szCs w:val="25"/>
+              <w:lang w:bidi="en-US"/>
+            </w:rPr>
+            <w:t>2.2. Промпт-инжиниринг как метод управления рефакторингом программных систем</w:t>
+          </w:r>
+          <w:r>
+            <w:rPr>
+              <w:rFonts w:ascii="Times New Roman" w:hAnsi="Times New Roman"/>
+              <w:noProof/>
+              <w:webHidden/>
+              <w:sz w:val="25"/>
+              <w:szCs w:val="25"/>
+            </w:rPr>
+            <w:tab/>
+            <w:t>27</w:t>
+          </w:r>
+        </w:p>
+        <w:p>
+          <w:pPr>
+            <w:pStyle w:val="2"/>
+            <w:tabs>
+              <w:tab w:val="right" w:leader="dot" w:pos="9631"/>
+            </w:tabs>
+            <w:spacing w:line="360" w:lineRule="auto"/>
+            <w:rPr>
+              <w:rFonts w:ascii="Times New Roman" w:hAnsi="Times New Roman"/>
+              <w:noProof/>
+              <w:sz w:val="25"/>
+              <w:szCs w:val="25"/>
+              <w:lang w:eastAsia="ru-RU"/>
+            </w:rPr>
+          </w:pPr>
+          <w:r>
+            <w:rPr>
+              <w:rFonts w:ascii="Times New Roman" w:hAnsi="Times New Roman"/>
+              <w:noProof/>
+              <w:sz w:val="25"/>
+              <w:szCs w:val="25"/>
+              <w:lang w:bidi="en-US"/>
+            </w:rPr>
+            <w:t>2.3. Итеративная разработка и эволюция кода в AI-ассистированной среде</w:t>
+          </w:r>
+          <w:r>
+            <w:rPr>
+              <w:rFonts w:ascii="Times New Roman" w:hAnsi="Times New Roman"/>
+              <w:noProof/>
+              <w:webHidden/>
+              <w:sz w:val="25"/>
+              <w:szCs w:val="25"/>
+            </w:rPr>
+            <w:tab/>
+            <w:t>30</w:t>
+          </w:r>
+        </w:p>
+        <w:p>
+          <w:pPr>
+            <w:pStyle w:val="2"/>
+            <w:tabs>
+              <w:tab w:val="right" w:leader="dot" w:pos="9631"/>
+            </w:tabs>
+            <w:spacing w:line="360" w:lineRule="auto"/>
+            <w:rPr>
+              <w:rFonts w:ascii="Times New Roman" w:hAnsi="Times New Roman"/>
+              <w:noProof/>
+              <w:sz w:val="25"/>
+              <w:szCs w:val="25"/>
+              <w:lang w:eastAsia="ru-RU"/>
+            </w:rPr>
+          </w:pPr>
+          <w:r>
+            <w:rPr>
+              <w:rFonts w:ascii="Times New Roman" w:hAnsi="Times New Roman"/>
+              <w:noProof/>
+              <w:sz w:val="25"/>
+              <w:szCs w:val="25"/>
+              <w:lang w:bidi="en-US"/>
+            </w:rPr>
+            <w:t>2.4. Автоматическое выявление и устранение кодовых дефектов с помощью AI</w:t>
+          </w:r>
+          <w:r>
+            <w:rPr>
+              <w:rFonts w:ascii="Times New Roman" w:hAnsi="Times New Roman"/>
+              <w:noProof/>
+              <w:webHidden/>
+              <w:sz w:val="25"/>
+              <w:szCs w:val="25"/>
+            </w:rPr>
+            <w:tab/>
+            <w:t>34</w:t>
+          </w:r>
+        </w:p>
+        <w:p>
+          <w:pPr>
+            <w:pStyle w:val="2"/>
+            <w:tabs>
+              <w:tab w:val="right" w:leader="dot" w:pos="9631"/>
+            </w:tabs>
+            <w:spacing w:line="360" w:lineRule="auto"/>
+            <w:rPr>
+              <w:rFonts w:ascii="Times New Roman" w:hAnsi="Times New Roman"/>
+              <w:noProof/>
+              <w:sz w:val="25"/>
+              <w:szCs w:val="25"/>
+              <w:lang w:eastAsia="ru-RU"/>
+            </w:rPr>
+          </w:pPr>
+          <w:r>
+            <w:rPr>
+              <w:rFonts w:ascii="Times New Roman" w:hAnsi="Times New Roman"/>
+              <w:noProof/>
+              <w:sz w:val="25"/>
+              <w:szCs w:val="25"/>
+              <w:lang w:bidi="en-US"/>
+            </w:rPr>
+            <w:t>2.5. AI-ассистированный рефакторинг архитектуры программных систем</w:t>
+          </w:r>
+          <w:r>
+            <w:rPr>
+              <w:rFonts w:ascii="Times New Roman" w:hAnsi="Times New Roman"/>
+              <w:noProof/>
+              <w:webHidden/>
+              <w:sz w:val="25"/>
+              <w:szCs w:val="25"/>
+            </w:rPr>
+            <w:tab/>
+            <w:t>38</w:t>
+          </w:r>
+        </w:p>
+        <w:p>
+          <w:pPr>
+            <w:pStyle w:val="2"/>
+            <w:tabs>
+              <w:tab w:val="right" w:leader="dot" w:pos="9631"/>
+            </w:tabs>
+            <w:spacing w:line="360" w:lineRule="auto"/>
+            <w:rPr>
+              <w:rFonts w:ascii="Times New Roman" w:hAnsi="Times New Roman"/>
+              <w:noProof/>
+              <w:sz w:val="25"/>
+              <w:szCs w:val="25"/>
+              <w:lang w:eastAsia="ru-RU"/>
+            </w:rPr>
+          </w:pPr>
+          <w:r>
+            <w:rPr>
+              <w:rFonts w:ascii="Times New Roman" w:hAnsi="Times New Roman"/>
+              <w:noProof/>
+              <w:sz w:val="25"/>
+              <w:szCs w:val="25"/>
+              <w:lang w:bidi="en-US"/>
+            </w:rPr>
+            <w:t>2.6. Поддержка согласованности кода при эволюционных изменениях</w:t>
+          </w:r>
+          <w:r>
+            <w:rPr>
+              <w:rFonts w:ascii="Times New Roman" w:hAnsi="Times New Roman"/>
+              <w:noProof/>
+              <w:webHidden/>
+              <w:sz w:val="25"/>
+              <w:szCs w:val="25"/>
+            </w:rPr>
+            <w:tab/>
+            <w:t>41</w:t>
+          </w:r>
+        </w:p>
+        <w:p>
+          <w:pPr>
+            <w:pStyle w:val="2"/>
+            <w:tabs>
+              <w:tab w:val="right" w:leader="dot" w:pos="9631"/>
+            </w:tabs>
+            <w:spacing w:line="360" w:lineRule="auto"/>
+            <w:rPr>
+              <w:rFonts w:ascii="Times New Roman" w:hAnsi="Times New Roman"/>
+              <w:noProof/>
+              <w:sz w:val="25"/>
+              <w:szCs w:val="25"/>
+              <w:lang w:eastAsia="ru-RU"/>
+            </w:rPr>
+          </w:pPr>
+          <w:r>
+            <w:rPr>
+              <w:rFonts w:ascii="Times New Roman" w:hAnsi="Times New Roman"/>
+              <w:noProof/>
+              <w:sz w:val="25"/>
+              <w:szCs w:val="25"/>
+              <w:lang w:bidi="en-US"/>
+            </w:rPr>
+            <w:t>2.7. Роль тестирования в безопасном рефакторинге</w:t>
+          </w:r>
+          <w:r>
+            <w:rPr>
+              <w:rFonts w:ascii="Times New Roman" w:hAnsi="Times New Roman"/>
+              <w:noProof/>
+              <w:webHidden/>
+              <w:sz w:val="25"/>
+              <w:szCs w:val="25"/>
+            </w:rPr>
+            <w:tab/>
+            <w:t>45</w:t>
+          </w:r>
+        </w:p>
+        <w:p>
+          <w:pPr>
+            <w:pStyle w:val="2"/>
+            <w:tabs>
+              <w:tab w:val="right" w:leader="dot" w:pos="9631"/>
+            </w:tabs>
+            <w:spacing w:line="360" w:lineRule="auto"/>
+            <w:rPr>
+              <w:rFonts w:ascii="Times New Roman" w:hAnsi="Times New Roman"/>
+              <w:noProof/>
+              <w:sz w:val="25"/>
+              <w:szCs w:val="25"/>
+              <w:lang w:eastAsia="ru-RU"/>
+            </w:rPr>
+          </w:pPr>
+          <w:r>
+            <w:rPr>
+              <w:rFonts w:ascii="Times New Roman" w:hAnsi="Times New Roman"/>
+              <w:noProof/>
+              <w:sz w:val="25"/>
+              <w:szCs w:val="25"/>
+              <w:lang w:bidi="en-US"/>
+            </w:rPr>
+            <w:t>2.8. Инструментальная среда Cursor AI как платформа реализации AI-рефакторинга</w:t>
+          </w:r>
+          <w:r>
+            <w:rPr>
+              <w:rFonts w:ascii="Times New Roman" w:hAnsi="Times New Roman"/>
+              <w:noProof/>
+              <w:webHidden/>
+              <w:sz w:val="25"/>
+              <w:szCs w:val="25"/>
+            </w:rPr>
+            <w:tab/>
+            <w:t>49</w:t>
+          </w:r>
+        </w:p>
+        <w:p>
+          <w:pPr>
+            <w:pStyle w:val="14"/>
+            <w:spacing w:before="240"/>
+            <w:rPr>
+              <w:noProof/>
+              <w:sz w:val="22"/>
+              <w:lang w:eastAsia="ru-RU" w:bidi="ar-SA"/>
+            </w:rPr>
+          </w:pPr>
+          <w:r>
+            <w:rPr>
+              <w:noProof/>
+            </w:rPr>
+            <w:t>РАЗДЕЛ 3. Практическая реализация методов рефакторинга и эволюции программных систем на примере веб-приложения с использованием Cursor</w:t>
+          </w:r>
+          <w:r>
+            <w:rPr>
+              <w:noProof/>
+              <w:webHidden/>
+            </w:rPr>
+            <w:tab/>
+            <w:t>52</w:t>
+          </w:r>
+        </w:p>
+        <w:p>
+          <w:pPr>
+            <w:pStyle w:val="2"/>
+            <w:tabs>
+              <w:tab w:val="right" w:leader="dot" w:pos="9631"/>
+            </w:tabs>
+            <w:spacing w:line="360" w:lineRule="auto"/>
+            <w:rPr>
+              <w:rFonts w:ascii="Times New Roman" w:hAnsi="Times New Roman"/>
+              <w:noProof/>
+              <w:sz w:val="25"/>
+              <w:szCs w:val="25"/>
+              <w:lang w:eastAsia="ru-RU"/>
+            </w:rPr>
+          </w:pPr>
+          <w:r>
+            <w:rPr>
+              <w:rFonts w:ascii="Times New Roman" w:hAnsi="Times New Roman"/>
+              <w:noProof/>
+              <w:sz w:val="25"/>
+              <w:szCs w:val="25"/>
+              <w:lang w:bidi="en-US"/>
+            </w:rPr>
+            <w:t>3.1. Описание предметной области и постановка задачи разработки веб-приложения</w:t>
+          </w:r>
+          <w:r>
+            <w:rPr>
+              <w:rFonts w:ascii="Times New Roman" w:hAnsi="Times New Roman"/>
+              <w:noProof/>
+              <w:webHidden/>
+              <w:sz w:val="25"/>
+              <w:szCs w:val="25"/>
+            </w:rPr>
+            <w:tab/>
+            <w:t>52</w:t>
+          </w:r>
+        </w:p>
+        <w:p>
+          <w:pPr>
+            <w:pStyle w:val="2"/>
+            <w:tabs>
+              <w:tab w:val="right" w:leader="dot" w:pos="9631"/>
+            </w:tabs>
+            <w:spacing w:line="360" w:lineRule="auto"/>
+            <w:rPr>
+              <w:rFonts w:ascii="Times New Roman" w:hAnsi="Times New Roman"/>
+              <w:noProof/>
+              <w:sz w:val="25"/>
+              <w:szCs w:val="25"/>
+              <w:lang w:eastAsia="ru-RU"/>
+            </w:rPr>
+          </w:pPr>
+          <w:r>
+            <w:rPr>
+              <w:rFonts w:ascii="Times New Roman" w:hAnsi="Times New Roman"/>
+              <w:noProof/>
+              <w:sz w:val="25"/>
+              <w:szCs w:val="25"/>
+              <w:lang w:bidi="en-US"/>
+            </w:rPr>
+            <w:t>3.2. Проектирование архитектуры веб-приложения</w:t>
+          </w:r>
+          <w:r>
+            <w:rPr>
+              <w:rFonts w:ascii="Times New Roman" w:hAnsi="Times New Roman"/>
+              <w:noProof/>
+              <w:webHidden/>
+              <w:sz w:val="25"/>
+              <w:szCs w:val="25"/>
+            </w:rPr>
+            <w:tab/>
+            <w:t>52</w:t>
+          </w:r>
+        </w:p>
+        <w:p>
+          <w:pPr>
+            <w:pStyle w:val="2"/>
+            <w:tabs>
+              <w:tab w:val="right" w:leader="dot" w:pos="9631"/>
+            </w:tabs>
+            <w:spacing w:line="360" w:lineRule="auto"/>
+            <w:rPr>
+              <w:rFonts w:ascii="Times New Roman" w:hAnsi="Times New Roman"/>
+              <w:noProof/>
+              <w:sz w:val="25"/>
+              <w:szCs w:val="25"/>
+              <w:lang w:eastAsia="ru-RU"/>
+            </w:rPr>
+          </w:pPr>
+          <w:r>
+            <w:rPr>
+              <w:rFonts w:ascii="Times New Roman" w:hAnsi="Times New Roman"/>
+              <w:noProof/>
+              <w:sz w:val="25"/>
+              <w:szCs w:val="25"/>
+              <w:lang w:bidi="en-US"/>
+            </w:rPr>
+            <w:t>3.3. Первичная генерация MVP с использованием Cursor AI</w:t>
+          </w:r>
+          <w:r>
+            <w:rPr>
+              <w:rFonts w:ascii="Times New Roman" w:hAnsi="Times New Roman"/>
+              <w:noProof/>
+              <w:webHidden/>
+              <w:sz w:val="25"/>
+              <w:szCs w:val="25"/>
+            </w:rPr>
+            <w:tab/>
+            <w:t>52</w:t>
+          </w:r>
+        </w:p>
+        <w:p>
+          <w:pPr>
+            <w:pStyle w:val="2"/>
+            <w:tabs>
+              <w:tab w:val="right" w:leader="dot" w:pos="9631"/>
+            </w:tabs>
+            <w:spacing w:line="360" w:lineRule="auto"/>
+            <w:rPr>
+              <w:rFonts w:ascii="Times New Roman" w:hAnsi="Times New Roman"/>
+              <w:noProof/>
+              <w:sz w:val="25"/>
+              <w:szCs w:val="25"/>
+              <w:lang w:eastAsia="ru-RU"/>
+            </w:rPr>
+          </w:pPr>
+          <w:r>
+            <w:rPr>
+              <w:rFonts w:ascii="Times New Roman" w:hAnsi="Times New Roman"/>
+              <w:noProof/>
+              <w:sz w:val="25"/>
+              <w:szCs w:val="25"/>
+              <w:lang w:bidi="en-US"/>
+            </w:rPr>
+            <w:t>3.4. Реализация функциональных модулей через промпт-инжиниринг</w:t>
+          </w:r>
+          <w:r>
+            <w:rPr>
+              <w:rFonts w:ascii="Times New Roman" w:hAnsi="Times New Roman"/>
+              <w:noProof/>
+              <w:webHidden/>
+              <w:sz w:val="25"/>
+              <w:szCs w:val="25"/>
+            </w:rPr>
+            <w:tab/>
+            <w:t>52</w:t>
+          </w:r>
+        </w:p>
+        <w:p>
+          <w:pPr>
+            <w:pStyle w:val="2"/>
+            <w:tabs>
+              <w:tab w:val="right" w:leader="dot" w:pos="9631"/>
+            </w:tabs>
+            <w:spacing w:line="360" w:lineRule="auto"/>
+            <w:rPr>
+              <w:rFonts w:ascii="Times New Roman" w:hAnsi="Times New Roman"/>
+              <w:noProof/>
+              <w:sz w:val="25"/>
+              <w:szCs w:val="25"/>
+              <w:lang w:eastAsia="ru-RU"/>
+            </w:rPr>
+          </w:pPr>
+          <w:r>
+            <w:rPr>
+              <w:rFonts w:ascii="Times New Roman" w:hAnsi="Times New Roman"/>
+              <w:noProof/>
+              <w:sz w:val="25"/>
+              <w:szCs w:val="25"/>
+              <w:lang w:bidi="en-US"/>
+            </w:rPr>
+            <w:t>3.5. UI/UX рефакторинг веб-интерфейса</w:t>
+          </w:r>
+          <w:r>
+            <w:rPr>
+              <w:rFonts w:ascii="Times New Roman" w:hAnsi="Times New Roman"/>
+              <w:noProof/>
+              <w:webHidden/>
+              <w:sz w:val="25"/>
+              <w:szCs w:val="25"/>
+            </w:rPr>
+            <w:tab/>
+            <w:t>52</w:t>
+          </w:r>
+        </w:p>
+        <w:p>
+          <w:pPr>
+            <w:pStyle w:val="2"/>
+            <w:tabs>
+              <w:tab w:val="right" w:leader="dot" w:pos="9631"/>
+            </w:tabs>
+            <w:spacing w:line="360" w:lineRule="auto"/>
+            <w:rPr>
+              <w:rFonts w:ascii="Times New Roman" w:hAnsi="Times New Roman"/>
+              <w:noProof/>
+              <w:sz w:val="25"/>
+              <w:szCs w:val="25"/>
+              <w:lang w:eastAsia="ru-RU"/>
+            </w:rPr>
+          </w:pPr>
+          <w:r>
+            <w:rPr>
+              <w:rFonts w:ascii="Times New Roman" w:hAnsi="Times New Roman"/>
+              <w:noProof/>
+              <w:sz w:val="25"/>
+              <w:szCs w:val="25"/>
+              <w:lang w:bidi="en-US"/>
+            </w:rPr>
+            <w:t>3.6. Архитектурный рефакторинг и декомпозиция компонентов</w:t>
+          </w:r>
+          <w:r>
+            <w:rPr>
+              <w:rFonts w:ascii="Times New Roman" w:hAnsi="Times New Roman"/>
+              <w:noProof/>
+              <w:webHidden/>
+              <w:sz w:val="25"/>
+              <w:szCs w:val="25"/>
+            </w:rPr>
+            <w:tab/>
+            <w:t>52</w:t>
+          </w:r>
+        </w:p>
+        <w:p>
+          <w:pPr>
+            <w:pStyle w:val="2"/>
+            <w:tabs>
+              <w:tab w:val="right" w:leader="dot" w:pos="9631"/>
+            </w:tabs>
+            <w:spacing w:line="360" w:lineRule="auto"/>
+            <w:rPr>
+              <w:rFonts w:ascii="Times New Roman" w:hAnsi="Times New Roman"/>
+              <w:noProof/>
+              <w:sz w:val="25"/>
+              <w:szCs w:val="25"/>
+              <w:lang w:eastAsia="ru-RU"/>
+            </w:rPr>
+          </w:pPr>
+          <w:r>
+            <w:rPr>
+              <w:rFonts w:ascii="Times New Roman" w:hAnsi="Times New Roman"/>
+              <w:noProof/>
+              <w:sz w:val="25"/>
+              <w:szCs w:val="25"/>
+              <w:lang w:bidi="en-US"/>
+            </w:rPr>
+            <w:lastRenderedPageBreak/>
+            <w:t>3.7. Автоматизация обработки ошибок и повышение устойчивости системы</w:t>
+          </w:r>
+          <w:r>
+            <w:rPr>
+              <w:rFonts w:ascii="Times New Roman" w:hAnsi="Times New Roman"/>
+              <w:noProof/>
+              <w:webHidden/>
+              <w:sz w:val="25"/>
+              <w:szCs w:val="25"/>
+            </w:rPr>
+            <w:tab/>
+            <w:t>52</w:t>
+          </w:r>
+        </w:p>
+        <w:p>
+          <w:pPr>
+            <w:pStyle w:val="2"/>
+            <w:tabs>
+              <w:tab w:val="right" w:leader="dot" w:pos="9631"/>
+            </w:tabs>
+            <w:spacing w:line="360" w:lineRule="auto"/>
+            <w:rPr>
+              <w:rFonts w:ascii="Times New Roman" w:hAnsi="Times New Roman"/>
+              <w:noProof/>
+              <w:sz w:val="25"/>
+              <w:szCs w:val="25"/>
+              <w:lang w:eastAsia="ru-RU"/>
+            </w:rPr>
+          </w:pPr>
+          <w:r>
+            <w:rPr>
+              <w:rFonts w:ascii="Times New Roman" w:hAnsi="Times New Roman"/>
+              <w:noProof/>
+              <w:sz w:val="25"/>
+              <w:szCs w:val="25"/>
+              <w:lang w:bidi="en-US"/>
+            </w:rPr>
+            <w:t>3.8. Интеграция API и внешних сервисов</w:t>
+          </w:r>
+          <w:r>
+            <w:rPr>
+              <w:rFonts w:ascii="Times New Roman" w:hAnsi="Times New Roman"/>
+              <w:noProof/>
+              <w:webHidden/>
+              <w:sz w:val="25"/>
+              <w:szCs w:val="25"/>
+            </w:rPr>
+            <w:tab/>
+            <w:t>52</w:t>
+          </w:r>
+        </w:p>
+        <w:p>
+          <w:pPr>
+            <w:pStyle w:val="2"/>
+            <w:tabs>
+              <w:tab w:val="right" w:leader="dot" w:pos="9631"/>
+            </w:tabs>
+            <w:spacing w:line="360" w:lineRule="auto"/>
+            <w:rPr>
+              <w:rFonts w:ascii="Times New Roman" w:hAnsi="Times New Roman"/>
+              <w:noProof/>
+              <w:sz w:val="25"/>
+              <w:szCs w:val="25"/>
+              <w:lang w:eastAsia="ru-RU"/>
+            </w:rPr>
+          </w:pPr>
+          <w:r>
+            <w:rPr>
+              <w:rFonts w:ascii="Times New Roman" w:hAnsi="Times New Roman"/>
+              <w:noProof/>
+              <w:sz w:val="25"/>
+              <w:szCs w:val="25"/>
+              <w:lang w:bidi="en-US"/>
+            </w:rPr>
+            <w:t>3.9. Автоматическое тестирование и валидация изменений</w:t>
+          </w:r>
+          <w:r>
+            <w:rPr>
+              <w:rFonts w:ascii="Times New Roman" w:hAnsi="Times New Roman"/>
+              <w:noProof/>
+              <w:webHidden/>
+              <w:sz w:val="25"/>
+              <w:szCs w:val="25"/>
+            </w:rPr>
+            <w:tab/>
+            <w:t>53</w:t>
+          </w:r>
+        </w:p>
+        <w:p>
+          <w:pPr>
+            <w:pStyle w:val="2"/>
+            <w:tabs>
+              <w:tab w:val="right" w:leader="dot" w:pos="9631"/>
+            </w:tabs>
+            <w:spacing w:line="360" w:lineRule="auto"/>
+            <w:rPr>
+              <w:rFonts w:ascii="Times New Roman" w:hAnsi="Times New Roman"/>
+              <w:noProof/>
+              <w:sz w:val="25"/>
+              <w:szCs w:val="25"/>
+              <w:lang w:eastAsia="ru-RU"/>
+            </w:rPr>
+          </w:pPr>
+          <w:r>
+            <w:rPr>
+              <w:rFonts w:ascii="Times New Roman" w:hAnsi="Times New Roman"/>
+              <w:noProof/>
+              <w:sz w:val="25"/>
+              <w:szCs w:val="25"/>
+              <w:lang w:bidi="en-US"/>
+            </w:rPr>
+            <w:t>3.10. Эволюция системы: последовательные улучшения по версиям</w:t>
+          </w:r>
+          <w:r>
+            <w:rPr>
+              <w:rFonts w:ascii="Times New Roman" w:hAnsi="Times New Roman"/>
+              <w:noProof/>
+              <w:webHidden/>
+              <w:sz w:val="25"/>
+              <w:szCs w:val="25"/>
+            </w:rPr>
+            <w:tab/>
+            <w:t>53</w:t>
+          </w:r>
+        </w:p>
+        <w:p>
+          <w:pPr>
+            <w:pStyle w:val="2"/>
+            <w:tabs>
+              <w:tab w:val="right" w:leader="dot" w:pos="9631"/>
+            </w:tabs>
+            <w:spacing w:line="360" w:lineRule="auto"/>
+            <w:rPr>
+              <w:rFonts w:ascii="Times New Roman" w:hAnsi="Times New Roman"/>
+              <w:noProof/>
+              <w:sz w:val="25"/>
+              <w:szCs w:val="25"/>
+              <w:lang w:eastAsia="ru-RU"/>
+            </w:rPr>
+          </w:pPr>
+          <w:r>
+            <w:rPr>
+              <w:rFonts w:ascii="Times New Roman" w:hAnsi="Times New Roman"/>
+              <w:noProof/>
+              <w:sz w:val="25"/>
+              <w:szCs w:val="25"/>
+              <w:lang w:bidi="en-US"/>
+            </w:rPr>
+            <w:t>3.11. Анализ эффективности применения AI-рефакторинга</w:t>
+          </w:r>
+          <w:r>
+            <w:rPr>
+              <w:rFonts w:ascii="Times New Roman" w:hAnsi="Times New Roman"/>
+              <w:noProof/>
+              <w:webHidden/>
+              <w:sz w:val="25"/>
+              <w:szCs w:val="25"/>
+            </w:rPr>
+            <w:tab/>
+            <w:t>53</w:t>
+          </w:r>
+        </w:p>
+        <w:p>
+          <w:pPr>
+            <w:pStyle w:val="2"/>
+            <w:tabs>
+              <w:tab w:val="right" w:leader="dot" w:pos="9631"/>
+            </w:tabs>
+            <w:spacing w:line="360" w:lineRule="auto"/>
+            <w:rPr>
+              <w:rFonts w:ascii="Times New Roman" w:hAnsi="Times New Roman"/>
+              <w:noProof/>
+              <w:lang w:eastAsia="ru-RU"/>
+            </w:rPr>
+          </w:pPr>
+          <w:r>
+            <w:rPr>
+              <w:rFonts w:ascii="Times New Roman" w:hAnsi="Times New Roman"/>
+              <w:noProof/>
+              <w:sz w:val="25"/>
+              <w:szCs w:val="25"/>
+              <w:lang w:bidi="en-US"/>
+            </w:rPr>
+            <w:t>3.12. Результаты практической реализации и выводы по проекту</w:t>
+          </w:r>
+          <w:r>
+            <w:rPr>
+              <w:rFonts w:ascii="Times New Roman" w:hAnsi="Times New Roman"/>
+              <w:noProof/>
+              <w:webHidden/>
+              <w:sz w:val="25"/>
+              <w:szCs w:val="25"/>
+            </w:rPr>
+            <w:tab/>
+            <w:t>53</w:t>
+          </w:r>
+        </w:p>
+        <w:p>
+          <w:pPr>
+            <w:pStyle w:val="14"/>
+            <w:spacing w:before="240"/>
+            <w:rPr>
+              <w:noProof/>
+              <w:sz w:val="22"/>
+              <w:lang w:eastAsia="ru-RU" w:bidi="ar-SA"/>
+            </w:rPr>
+          </w:pPr>
+          <w:r>
+            <w:rPr>
+              <w:noProof/>
+            </w:rPr>
+            <w:t>РАЗДЕЛ 4. ОХРАНА ТРУДА</w:t>
+          </w:r>
+          <w:r>
+            <w:rPr>
+              <w:noProof/>
+              <w:webHidden/>
+            </w:rPr>
+            <w:tab/>
+            <w:t>54</w:t>
+          </w:r>
+        </w:p>
+        <w:p>
+          <w:pPr>
+            <w:pStyle w:val="14"/>
+            <w:spacing w:before="240"/>
+            <w:rPr>
+              <w:noProof/>
+              <w:sz w:val="22"/>
+              <w:lang w:eastAsia="ru-RU" w:bidi="ar-SA"/>
+            </w:rPr>
+          </w:pPr>
+          <w:r>
+            <w:rPr>
+              <w:noProof/>
+            </w:rPr>
+            <w:t>ЗАКЛЮЧЕНИЕ</w:t>
+          </w:r>
+          <w:r>
+            <w:rPr>
+              <w:noProof/>
+              <w:webHidden/>
+            </w:rPr>
+            <w:tab/>
+            <w:t>55</w:t>
+          </w:r>
+        </w:p>
+        <w:p>
+          <w:pPr>
+            <w:pStyle w:val="14"/>
+            <w:spacing w:before="240"/>
+            <w:rPr>
+              <w:noProof/>
+              <w:sz w:val="22"/>
+              <w:lang w:eastAsia="ru-RU" w:bidi="ar-SA"/>
+            </w:rPr>
+          </w:pPr>
+          <w:r>
+            <w:rPr>
+              <w:noProof/>
+            </w:rPr>
+            <w:t>СПИСОК ИСПОЛЬЗОВАННЫХ ИСТОЧНИКОВ</w:t>
+          </w:r>
+          <w:r>
+            <w:rPr>
+              <w:noProof/>
+              <w:webHidden/>
+            </w:rPr>
+            <w:tab/>
+            <w:t>56</w:t>
+          </w:r>
+        </w:p>
+        <w:p>
+          <w:pPr>
+            <w:pStyle w:val="14"/>
+            <w:spacing w:before="240"/>
+            <w:rPr>
+              <w:noProof/>
+              <w:sz w:val="22"/>
+              <w:lang w:eastAsia="ru-RU" w:bidi="ar-SA"/>
+            </w:rPr>
+          </w:pPr>
+          <w:r>
+            <w:rPr>
+              <w:noProof/>
+            </w:rPr>
+            <w:t>ПРИЛОЖЕНИЕ</w:t>
+          </w:r>
+          <w:r>
+            <w:rPr>
+              <w:noProof/>
+              <w:webHidden/>
+            </w:rPr>
+            <w:tab/>
+            <w:t>60</w:t>
+          </w:r>
+        </w:p>
+        <w:p>
+          <w:pPr>
+            <w:pStyle w:val="2"/>
+            <w:tabs>
+              <w:tab w:val="right" w:leader="dot" w:pos="9631"/>
+            </w:tabs>
+            <w:spacing w:line="360" w:lineRule="auto"/>
+            <w:rPr>
+              <w:rFonts w:ascii="Times New Roman" w:hAnsi="Times New Roman"/>
+              <w:noProof/>
+              <w:sz w:val="25"/>
+              <w:szCs w:val="25"/>
+              <w:lang w:eastAsia="ru-RU"/>
+            </w:rPr>
+          </w:pPr>
+          <w:r>
+            <w:rPr>
+              <w:rFonts w:ascii="Times New Roman" w:hAnsi="Times New Roman"/>
+              <w:noProof/>
+              <w:sz w:val="25"/>
+              <w:szCs w:val="25"/>
+              <w:lang w:bidi="en-US"/>
+            </w:rPr>
+            <w:t xml:space="preserve">1. </w:t>
+          </w:r>
+          <w:r>
+            <w:rPr>
+              <w:rFonts w:ascii="Times New Roman" w:hAnsi="Times New Roman"/>
+              <w:noProof/>
+              <w:sz w:val="25"/>
+              <w:szCs w:val="25"/>
+              <w:lang w:val="en-US" w:bidi="en-US"/>
+            </w:rPr>
+            <w:t>Cursor</w:t>
+          </w:r>
+          <w:r>
+            <w:rPr>
+              <w:rFonts w:ascii="Times New Roman" w:hAnsi="Times New Roman"/>
+              <w:noProof/>
+              <w:sz w:val="25"/>
+              <w:szCs w:val="25"/>
+              <w:lang w:bidi="en-US"/>
+            </w:rPr>
+            <w:t xml:space="preserve"> </w:t>
+          </w:r>
+          <w:r>
+            <w:rPr>
+              <w:rFonts w:ascii="Times New Roman" w:hAnsi="Times New Roman"/>
+              <w:noProof/>
+              <w:sz w:val="25"/>
+              <w:szCs w:val="25"/>
+              <w:lang w:val="en-US" w:bidi="en-US"/>
+            </w:rPr>
+            <w:t>AI</w:t>
+          </w:r>
+          <w:r>
+            <w:rPr>
+              <w:rFonts w:ascii="Times New Roman" w:hAnsi="Times New Roman"/>
+              <w:noProof/>
+              <w:sz w:val="25"/>
+              <w:szCs w:val="25"/>
+              <w:lang w:bidi="en-US"/>
+            </w:rPr>
+            <w:t xml:space="preserve"> как новый этап эволюции программной инженерии</w:t>
+          </w:r>
+          <w:r>
+            <w:rPr>
+              <w:rFonts w:ascii="Times New Roman" w:hAnsi="Times New Roman"/>
+              <w:noProof/>
+              <w:webHidden/>
+              <w:sz w:val="25"/>
+              <w:szCs w:val="25"/>
+            </w:rPr>
+            <w:tab/>
+            <w:t>60</w:t>
+          </w:r>
+        </w:p>
+        <w:p>
+          <w:pPr>
+            <w:pStyle w:val="2"/>
+            <w:tabs>
+              <w:tab w:val="right" w:leader="dot" w:pos="9631"/>
+            </w:tabs>
+            <w:spacing w:line="360" w:lineRule="auto"/>
+            <w:rPr>
+              <w:rFonts w:ascii="Times New Roman" w:hAnsi="Times New Roman"/>
+              <w:noProof/>
+              <w:sz w:val="25"/>
+              <w:szCs w:val="25"/>
+              <w:lang w:eastAsia="ru-RU"/>
+            </w:rPr>
+          </w:pPr>
+          <w:r>
+            <w:rPr>
+              <w:rFonts w:ascii="Times New Roman" w:hAnsi="Times New Roman"/>
+              <w:noProof/>
+              <w:sz w:val="25"/>
+              <w:szCs w:val="25"/>
+              <w:lang w:bidi="en-US"/>
+            </w:rPr>
+            <w:t xml:space="preserve">2. Организация </w:t>
+          </w:r>
+          <w:r>
+            <w:rPr>
+              <w:rFonts w:ascii="Times New Roman" w:hAnsi="Times New Roman"/>
+              <w:noProof/>
+              <w:sz w:val="25"/>
+              <w:szCs w:val="25"/>
+              <w:lang w:val="en-US" w:bidi="en-US"/>
+            </w:rPr>
+            <w:t>AI</w:t>
+          </w:r>
+          <w:r>
+            <w:rPr>
+              <w:rFonts w:ascii="Times New Roman" w:hAnsi="Times New Roman"/>
+              <w:noProof/>
+              <w:sz w:val="25"/>
+              <w:szCs w:val="25"/>
+              <w:lang w:bidi="en-US"/>
+            </w:rPr>
+            <w:t xml:space="preserve">-ориентированного веб-приложения на </w:t>
+          </w:r>
+          <w:r>
+            <w:rPr>
+              <w:rFonts w:ascii="Times New Roman" w:hAnsi="Times New Roman"/>
+              <w:noProof/>
+              <w:sz w:val="25"/>
+              <w:szCs w:val="25"/>
+              <w:lang w:val="en-US" w:bidi="en-US"/>
+            </w:rPr>
+            <w:t>JavaScript</w:t>
+          </w:r>
+          <w:r>
+            <w:rPr>
+              <w:rFonts w:ascii="Times New Roman" w:hAnsi="Times New Roman"/>
+              <w:noProof/>
+              <w:webHidden/>
+              <w:sz w:val="25"/>
+              <w:szCs w:val="25"/>
+            </w:rPr>
+            <w:tab/>
+            <w:t>61</w:t>
+          </w:r>
+        </w:p>
+        <w:p>
+          <w:pPr>
+            <w:pStyle w:val="2"/>
+            <w:tabs>
+              <w:tab w:val="right" w:leader="dot" w:pos="9631"/>
+            </w:tabs>
+            <w:spacing w:line="360" w:lineRule="auto"/>
+            <w:rPr>
+              <w:rFonts w:ascii="Times New Roman" w:hAnsi="Times New Roman"/>
+              <w:noProof/>
+              <w:sz w:val="25"/>
+              <w:szCs w:val="25"/>
+              <w:lang w:eastAsia="ru-RU"/>
+            </w:rPr>
+          </w:pPr>
+          <w:r>
+            <w:rPr>
+              <w:rFonts w:ascii="Times New Roman" w:hAnsi="Times New Roman"/>
+              <w:noProof/>
+              <w:sz w:val="25"/>
+              <w:szCs w:val="25"/>
+              <w:lang w:bidi="en-US"/>
+            </w:rPr>
+            <w:t>3. Эволюция программных систем на примере калькулятора</w:t>
+          </w:r>
+          <w:r>
+            <w:rPr>
+              <w:rFonts w:ascii="Times New Roman" w:hAnsi="Times New Roman"/>
+              <w:noProof/>
+              <w:webHidden/>
+              <w:sz w:val="25"/>
+              <w:szCs w:val="25"/>
+            </w:rPr>
+            <w:tab/>
+            <w:t>62</w:t>
+          </w:r>
+        </w:p>
+        <w:p>
+          <w:pPr>
+            <w:pStyle w:val="2"/>
+            <w:tabs>
+              <w:tab w:val="right" w:leader="dot" w:pos="9631"/>
+            </w:tabs>
+            <w:spacing w:line="360" w:lineRule="auto"/>
+            <w:rPr>
+              <w:rFonts w:ascii="Times New Roman" w:hAnsi="Times New Roman"/>
+              <w:noProof/>
+              <w:sz w:val="25"/>
+              <w:szCs w:val="25"/>
+              <w:lang w:eastAsia="ru-RU"/>
+            </w:rPr>
+          </w:pPr>
+          <w:r>
+            <w:rPr>
+              <w:rFonts w:ascii="Times New Roman" w:hAnsi="Times New Roman"/>
+              <w:noProof/>
+              <w:sz w:val="25"/>
+              <w:szCs w:val="25"/>
+              <w:lang w:bidi="en-US"/>
+            </w:rPr>
+            <w:t>4. Отладка программного обеспечения при AI-assisted development</w:t>
+          </w:r>
+          <w:r>
+            <w:rPr>
+              <w:rFonts w:ascii="Times New Roman" w:hAnsi="Times New Roman"/>
+              <w:noProof/>
+              <w:webHidden/>
+              <w:sz w:val="25"/>
+              <w:szCs w:val="25"/>
+            </w:rPr>
+            <w:tab/>
+            <w:t>63</w:t>
+          </w:r>
+        </w:p>
+        <w:p>
+          <w:pPr>
+            <w:pStyle w:val="2"/>
+            <w:tabs>
+              <w:tab w:val="right" w:leader="dot" w:pos="9631"/>
+            </w:tabs>
+            <w:spacing w:line="360" w:lineRule="auto"/>
+            <w:rPr>
+              <w:rFonts w:ascii="Times New Roman" w:hAnsi="Times New Roman"/>
+              <w:noProof/>
+              <w:sz w:val="25"/>
+              <w:szCs w:val="25"/>
+              <w:lang w:eastAsia="ru-RU"/>
+            </w:rPr>
+          </w:pPr>
+          <w:r>
+            <w:rPr>
+              <w:rFonts w:ascii="Times New Roman" w:hAnsi="Times New Roman"/>
+              <w:noProof/>
+              <w:sz w:val="25"/>
+              <w:szCs w:val="25"/>
+              <w:lang w:bidi="en-US"/>
+            </w:rPr>
+            <w:t>5. Автоматизация тестирования ПО в AI-ориентированной среде</w:t>
+          </w:r>
+          <w:r>
+            <w:rPr>
+              <w:rFonts w:ascii="Times New Roman" w:hAnsi="Times New Roman"/>
+              <w:noProof/>
+              <w:webHidden/>
+              <w:sz w:val="25"/>
+              <w:szCs w:val="25"/>
+            </w:rPr>
+            <w:tab/>
+            <w:t>64</w:t>
+          </w:r>
+        </w:p>
+        <w:p>
+          <w:pPr>
+            <w:pStyle w:val="2"/>
+            <w:tabs>
+              <w:tab w:val="right" w:leader="dot" w:pos="9631"/>
+            </w:tabs>
+            <w:spacing w:line="360" w:lineRule="auto"/>
+            <w:rPr>
+              <w:rFonts w:ascii="Times New Roman" w:hAnsi="Times New Roman"/>
+              <w:noProof/>
+              <w:sz w:val="25"/>
+              <w:szCs w:val="25"/>
+              <w:lang w:eastAsia="ru-RU"/>
+            </w:rPr>
+          </w:pPr>
+          <w:r>
+            <w:rPr>
+              <w:rFonts w:ascii="Times New Roman" w:hAnsi="Times New Roman"/>
+              <w:noProof/>
+              <w:sz w:val="25"/>
+              <w:szCs w:val="25"/>
+              <w:lang w:bidi="en-US"/>
+            </w:rPr>
+            <w:t>6. Деплой AI-ориентированных веб-приложений</w:t>
+          </w:r>
+          <w:r>
+            <w:rPr>
+              <w:rFonts w:ascii="Times New Roman" w:hAnsi="Times New Roman"/>
+              <w:noProof/>
+              <w:webHidden/>
+              <w:sz w:val="25"/>
+              <w:szCs w:val="25"/>
+            </w:rPr>
+            <w:tab/>
+            <w:t>65</w:t>
+          </w:r>
+        </w:p>
+        <w:p>
+          <w:pPr>
+            <w:pStyle w:val="2"/>
+            <w:tabs>
+              <w:tab w:val="right" w:leader="dot" w:pos="9631"/>
+            </w:tabs>
+            <w:spacing w:line="360" w:lineRule="auto"/>
+            <w:rPr>
+              <w:rFonts w:ascii="Times New Roman" w:hAnsi="Times New Roman"/>
+              <w:noProof/>
+              <w:sz w:val="25"/>
+              <w:szCs w:val="25"/>
+              <w:lang w:eastAsia="ru-RU"/>
+            </w:rPr>
+          </w:pPr>
+          <w:r>
+            <w:rPr>
+              <w:rFonts w:ascii="Times New Roman" w:hAnsi="Times New Roman"/>
+              <w:noProof/>
+              <w:sz w:val="25"/>
+              <w:szCs w:val="25"/>
+              <w:lang w:bidi="en-US"/>
+            </w:rPr>
+            <w:t>7. Каркас проекта и управление контекстом в Cursor AI</w:t>
+          </w:r>
+          <w:r>
+            <w:rPr>
+              <w:rFonts w:ascii="Times New Roman" w:hAnsi="Times New Roman"/>
+              <w:noProof/>
+              <w:webHidden/>
+              <w:sz w:val="25"/>
+              <w:szCs w:val="25"/>
+            </w:rPr>
+            <w:tab/>
+            <w:t>66</w:t>
+          </w:r>
+        </w:p>
+        <w:p>
+          <w:pPr>
+            <w:pStyle w:val="2"/>
+            <w:tabs>
+              <w:tab w:val="right" w:leader="dot" w:pos="9631"/>
+            </w:tabs>
+            <w:spacing w:line="360" w:lineRule="auto"/>
+            <w:rPr>
+              <w:rFonts w:ascii="Times New Roman" w:hAnsi="Times New Roman"/>
+              <w:noProof/>
+              <w:sz w:val="25"/>
+              <w:szCs w:val="25"/>
+              <w:lang w:eastAsia="ru-RU"/>
+            </w:rPr>
+          </w:pPr>
+          <w:r>
+            <w:rPr>
+              <w:rFonts w:ascii="Times New Roman" w:hAnsi="Times New Roman"/>
+              <w:noProof/>
+              <w:sz w:val="25"/>
+              <w:szCs w:val="25"/>
+              <w:lang w:bidi="en-US"/>
+            </w:rPr>
+            <w:t>8. Деплой AI-ориентированного веб-приложения с модулем парсинга</w:t>
+          </w:r>
+          <w:r>
+            <w:rPr>
+              <w:rFonts w:ascii="Times New Roman" w:hAnsi="Times New Roman"/>
+              <w:noProof/>
+              <w:webHidden/>
+              <w:sz w:val="25"/>
+              <w:szCs w:val="25"/>
+            </w:rPr>
+            <w:tab/>
+            <w:t>67</w:t>
+          </w:r>
+        </w:p>
+        <w:p>
+          <w:pPr>
+            <w:pStyle w:val="2"/>
+            <w:tabs>
+              <w:tab w:val="right" w:leader="dot" w:pos="9631"/>
+            </w:tabs>
+            <w:spacing w:line="360" w:lineRule="auto"/>
+            <w:rPr>
+              <w:rFonts w:ascii="Times New Roman" w:hAnsi="Times New Roman"/>
+              <w:noProof/>
+              <w:sz w:val="25"/>
+              <w:szCs w:val="25"/>
+              <w:lang w:eastAsia="ru-RU"/>
+            </w:rPr>
+          </w:pPr>
+          <w:r>
+            <w:rPr>
+              <w:rFonts w:ascii="Times New Roman" w:hAnsi="Times New Roman"/>
+              <w:noProof/>
+              <w:sz w:val="25"/>
+              <w:szCs w:val="25"/>
+              <w:lang w:bidi="en-US"/>
+            </w:rPr>
+            <w:t>9. Подключение искусственного интеллекта и обновление дизайна</w:t>
+          </w:r>
+          <w:r>
+            <w:rPr>
+              <w:rFonts w:ascii="Times New Roman" w:hAnsi="Times New Roman"/>
+              <w:noProof/>
+              <w:webHidden/>
+              <w:sz w:val="25"/>
+              <w:szCs w:val="25"/>
+            </w:rPr>
+            <w:tab/>
+            <w:t>68</w:t>
+          </w:r>
+        </w:p>
+        <w:p>
+          <w:pPr>
+            <w:pStyle w:val="2"/>
+            <w:tabs>
+              <w:tab w:val="right" w:leader="dot" w:pos="9631"/>
+            </w:tabs>
+            <w:spacing w:line="360" w:lineRule="auto"/>
+            <w:rPr>
+              <w:rFonts w:ascii="Times New Roman" w:hAnsi="Times New Roman"/>
+              <w:noProof/>
+              <w:sz w:val="25"/>
+              <w:szCs w:val="25"/>
+              <w:lang w:eastAsia="ru-RU"/>
+            </w:rPr>
+          </w:pPr>
+          <w:r>
+            <w:rPr>
+              <w:rFonts w:ascii="Times New Roman" w:hAnsi="Times New Roman"/>
+              <w:noProof/>
+              <w:sz w:val="25"/>
+              <w:szCs w:val="25"/>
+              <w:lang w:bidi="en-US"/>
+            </w:rPr>
+            <w:t xml:space="preserve">10. Реализация основного функционала в </w:t>
+          </w:r>
+          <w:r>
+            <w:rPr>
+              <w:rFonts w:ascii="Times New Roman" w:hAnsi="Times New Roman"/>
+              <w:noProof/>
+              <w:sz w:val="25"/>
+              <w:szCs w:val="25"/>
+              <w:lang w:val="en-US" w:bidi="en-US"/>
+            </w:rPr>
+            <w:t>Cursor</w:t>
+          </w:r>
+          <w:r>
+            <w:rPr>
+              <w:rFonts w:ascii="Times New Roman" w:hAnsi="Times New Roman"/>
+              <w:noProof/>
+              <w:sz w:val="25"/>
+              <w:szCs w:val="25"/>
+              <w:lang w:bidi="en-US"/>
+            </w:rPr>
+            <w:t xml:space="preserve"> </w:t>
+          </w:r>
+          <w:r>
+            <w:rPr>
+              <w:rFonts w:ascii="Times New Roman" w:hAnsi="Times New Roman"/>
+              <w:noProof/>
+              <w:sz w:val="25"/>
+              <w:szCs w:val="25"/>
+              <w:lang w:val="en-US" w:bidi="en-US"/>
+            </w:rPr>
+            <w:t>AI</w:t>
+          </w:r>
+          <w:r>
+            <w:rPr>
+              <w:rFonts w:ascii="Times New Roman" w:hAnsi="Times New Roman"/>
+              <w:noProof/>
+              <w:webHidden/>
+              <w:sz w:val="25"/>
+              <w:szCs w:val="25"/>
+            </w:rPr>
+            <w:tab/>
+            <w:t>69</w:t>
+          </w:r>
+        </w:p>
+        <w:p>
+          <w:pPr>
+            <w:pStyle w:val="2"/>
+            <w:tabs>
+              <w:tab w:val="right" w:leader="dot" w:pos="9631"/>
+            </w:tabs>
+            <w:spacing w:line="360" w:lineRule="auto"/>
+            <w:rPr>
+              <w:rFonts w:ascii="Times New Roman" w:hAnsi="Times New Roman"/>
+              <w:noProof/>
+              <w:sz w:val="25"/>
+              <w:szCs w:val="25"/>
+              <w:lang w:eastAsia="ru-RU"/>
+            </w:rPr>
+          </w:pPr>
+          <w:r>
+            <w:rPr>
+              <w:rFonts w:ascii="Times New Roman" w:hAnsi="Times New Roman"/>
+              <w:noProof/>
+              <w:sz w:val="25"/>
+              <w:szCs w:val="25"/>
+              <w:lang w:bidi="en-US"/>
+            </w:rPr>
+            <w:t>11. Повышение юзабилити веб-приложения</w:t>
+          </w:r>
+          <w:r>
+            <w:rPr>
+              <w:rFonts w:ascii="Times New Roman" w:hAnsi="Times New Roman"/>
+              <w:noProof/>
+              <w:webHidden/>
+              <w:sz w:val="25"/>
+              <w:szCs w:val="25"/>
+            </w:rPr>
+            <w:tab/>
+            <w:t>70</w:t>
+          </w:r>
+        </w:p>
+        <w:p>
+          <w:pPr>
+            <w:pStyle w:val="2"/>
+            <w:tabs>
+              <w:tab w:val="right" w:leader="dot" w:pos="9631"/>
+            </w:tabs>
+            <w:spacing w:line="360" w:lineRule="auto"/>
+            <w:rPr>
+              <w:rFonts w:ascii="Times New Roman" w:hAnsi="Times New Roman"/>
+              <w:noProof/>
+              <w:sz w:val="24"/>
+              <w:lang w:eastAsia="ru-RU"/>
+            </w:rPr>
+          </w:pPr>
+          <w:r>
+            <w:rPr>
+              <w:rFonts w:ascii="Times New Roman" w:hAnsi="Times New Roman"/>
+              <w:noProof/>
+              <w:sz w:val="25"/>
+              <w:szCs w:val="25"/>
+              <w:lang w:bidi="en-US"/>
+            </w:rPr>
+            <w:t>12. Рефакторинг и дальнейшее развитие программного продукта</w:t>
+          </w:r>
+          <w:r>
+            <w:rPr>
+              <w:rFonts w:ascii="Times New Roman" w:hAnsi="Times New Roman"/>
+              <w:noProof/>
+              <w:webHidden/>
+              <w:sz w:val="25"/>
+              <w:szCs w:val="25"/>
+            </w:rPr>
+            <w:tab/>
+            <w:t>71</w:t>
+          </w:r>
+        </w:p>
+      </w:sdtContent>
+    </w:sdt>
+    <w:p>
+      <w:pPr>
+        <w:suppressAutoHyphens w:val="0"/>
+        <w:rPr>
+          <w:sz w:val="28"/>
+          <w:szCs w:val="28"/>
+          <w:lang w:val="en-US"/>
+        </w:rPr>
+      </w:pPr>
     </w:p>
     <w:p>
       <w:pPr>
@@ -3769,14 +6868,105 @@
           <w:sz w:val="28"/>
           <w:szCs w:val="28"/>
         </w:rPr>
-        <w:t>*</w:t>
-      </w:r>
-      <w:r>
-        <w:rPr>
-          <w:rFonts w:ascii="Times New Roman" w:hAnsi="Times New Roman" w:cs="Times New Roman"/>
-          <w:sz w:val="28"/>
-          <w:szCs w:val="28"/>
-          <w:lang w:val="en-US"/>
+        <w:t xml:space="preserve">В завершение отчёта </w:t>
+      </w:r>
+      <w:r>
+        <w:rPr>
+          <w:rFonts w:ascii="Times New Roman" w:hAnsi="Times New Roman" w:cs="Times New Roman"/>
+          <w:sz w:val="28"/>
+          <w:szCs w:val="28"/>
+        </w:rPr>
+        <w:t>по производственной практике (</w:t>
+      </w:r>
+      <w:proofErr w:type="spellStart"/>
+      <w:r>
+        <w:rPr>
+          <w:rFonts w:ascii="Times New Roman" w:hAnsi="Times New Roman" w:cs="Times New Roman"/>
+          <w:sz w:val="28"/>
+          <w:szCs w:val="28"/>
+        </w:rPr>
+        <w:t>научно</w:t>
+      </w:r>
+      <w:r>
+        <w:rPr>
+          <w:rFonts w:ascii="Times New Roman" w:hAnsi="Times New Roman" w:cs="Times New Roman"/>
+          <w:sz w:val="28"/>
+          <w:szCs w:val="28"/>
+        </w:rPr>
+        <w:noBreakHyphen/>
+      </w:r>
+      <w:r>
+        <w:rPr>
+          <w:rFonts w:ascii="Times New Roman" w:hAnsi="Times New Roman" w:cs="Times New Roman"/>
+          <w:sz w:val="28"/>
+          <w:szCs w:val="28"/>
+        </w:rPr>
+        <w:t>исследовательск</w:t>
+      </w:r>
+      <w:r>
+        <w:rPr>
+          <w:rFonts w:ascii="Times New Roman" w:hAnsi="Times New Roman" w:cs="Times New Roman"/>
+          <w:sz w:val="28"/>
+          <w:szCs w:val="28"/>
+        </w:rPr>
+        <w:t>ой</w:t>
+      </w:r>
+      <w:proofErr w:type="spellEnd"/>
+      <w:r>
+        <w:rPr>
+          <w:rFonts w:ascii="Times New Roman" w:hAnsi="Times New Roman" w:cs="Times New Roman"/>
+          <w:sz w:val="28"/>
+          <w:szCs w:val="28"/>
+        </w:rPr>
+        <w:t xml:space="preserve"> работ</w:t>
+      </w:r>
+      <w:r>
+        <w:rPr>
+          <w:rFonts w:ascii="Times New Roman" w:hAnsi="Times New Roman" w:cs="Times New Roman"/>
+          <w:sz w:val="28"/>
+          <w:szCs w:val="28"/>
+        </w:rPr>
+        <w:t>е</w:t>
+      </w:r>
+      <w:r>
+        <w:rPr>
+          <w:rFonts w:ascii="Times New Roman" w:hAnsi="Times New Roman" w:cs="Times New Roman"/>
+          <w:sz w:val="28"/>
+          <w:szCs w:val="28"/>
+        </w:rPr>
+        <w:t>)</w:t>
+      </w:r>
+      <w:r>
+        <w:rPr>
+          <w:rFonts w:ascii="Times New Roman" w:hAnsi="Times New Roman" w:cs="Times New Roman"/>
+          <w:sz w:val="28"/>
+          <w:szCs w:val="28"/>
+        </w:rPr>
+        <w:t xml:space="preserve"> на тему «</w:t>
+      </w:r>
+      <w:proofErr w:type="spellStart"/>
+      <w:r>
+        <w:rPr>
+          <w:rFonts w:ascii="Times New Roman" w:hAnsi="Times New Roman" w:cs="Times New Roman"/>
+          <w:sz w:val="28"/>
+          <w:szCs w:val="28"/>
+        </w:rPr>
+        <w:t>Рефакторинг</w:t>
+      </w:r>
+      <w:proofErr w:type="spellEnd"/>
+      <w:r>
+        <w:rPr>
+          <w:rFonts w:ascii="Times New Roman" w:hAnsi="Times New Roman" w:cs="Times New Roman"/>
+          <w:sz w:val="28"/>
+          <w:szCs w:val="28"/>
+        </w:rPr>
+        <w:t xml:space="preserve"> и эволюция</w:t>
+      </w:r>
+      <w:r>
+        <w:rPr>
+          <w:rFonts w:ascii="Times New Roman" w:hAnsi="Times New Roman" w:cs="Times New Roman"/>
+          <w:sz w:val="28"/>
+          <w:szCs w:val="28"/>
         </w:rPr>
         <w:t> </w:t>
       </w:r>
@@ -3786,24 +6976,23 @@
           <w:sz w:val="28"/>
           <w:szCs w:val="28"/>
         </w:rPr>
-        <w:t xml:space="preserve">Результаты исследования планируется использовать при разработке практических рекомендаций по применению </w:t>
-      </w:r>
-      <w:r>
-        <w:rPr>
-          <w:rFonts w:ascii="Times New Roman" w:hAnsi="Times New Roman" w:cs="Times New Roman"/>
-          <w:sz w:val="28"/>
-          <w:szCs w:val="28"/>
-          <w:lang w:val="en-US"/>
-        </w:rPr>
-        <w:t>AI</w:t>
-      </w:r>
-      <w:r>
-        <w:rPr>
-          <w:rFonts w:ascii="Times New Roman" w:hAnsi="Times New Roman" w:cs="Times New Roman"/>
-          <w:sz w:val="28"/>
-          <w:szCs w:val="28"/>
-        </w:rPr>
-        <w:t>-инструментов для автоматизации сопровождения программного обеспечения и поддержки эволюционного развития программных систем.</w:t>
+        <w:t>программных систем</w:t>
+      </w:r>
+      <w:r>
+        <w:rPr>
+          <w:rFonts w:ascii="Times New Roman" w:hAnsi="Times New Roman" w:cs="Times New Roman"/>
+          <w:sz w:val="28"/>
+          <w:szCs w:val="28"/>
+        </w:rPr>
+        <w:t>»</w:t>
+      </w:r>
+      <w:r>
+        <w:rPr>
+          <w:rFonts w:ascii="Times New Roman" w:hAnsi="Times New Roman" w:cs="Times New Roman"/>
+          <w:sz w:val="28"/>
+          <w:szCs w:val="28"/>
+        </w:rPr>
+        <w:t xml:space="preserve"> следует отметить следующее.</w:t>
       </w:r>
     </w:p>
     <w:p>
@@ -3825,25 +7014,60 @@
           <w:sz w:val="28"/>
           <w:szCs w:val="28"/>
         </w:rPr>
-        <w:t xml:space="preserve">По результатам прохождения научно-исследовательской работы был систематизирован собранный теоретический материал, выполнен анализ современных подходов к </w:t>
-      </w:r>
-      <w:proofErr w:type="spellStart"/>
-      <w:r>
-        <w:rPr>
-          <w:rFonts w:ascii="Times New Roman" w:hAnsi="Times New Roman" w:cs="Times New Roman"/>
-          <w:sz w:val="28"/>
-          <w:szCs w:val="28"/>
-        </w:rPr>
-        <w:t>рефакторингу</w:t>
-      </w:r>
-      <w:proofErr w:type="spellEnd"/>
-      <w:r>
-        <w:rPr>
-          <w:rFonts w:ascii="Times New Roman" w:hAnsi="Times New Roman" w:cs="Times New Roman"/>
-          <w:sz w:val="28"/>
-          <w:szCs w:val="28"/>
-        </w:rPr>
-        <w:t xml:space="preserve"> и эволюции программных систем, подготовлены выводы о перспективах применения генеративного искусственного интеллекта для автоматизации процессов сопровождения программного обеспечения, а также оформлены материалы для итогового отчёта и подготовки доклада по теме исследования.</w:t>
+        <w:lastRenderedPageBreak/>
+        <w:t>П</w:t>
+      </w:r>
+      <w:r>
+        <w:rPr>
+          <w:rFonts w:ascii="Times New Roman" w:hAnsi="Times New Roman" w:cs="Times New Roman"/>
+          <w:sz w:val="28"/>
+          <w:szCs w:val="28"/>
+        </w:rPr>
+        <w:t>рименение</w:t>
+      </w:r>
+      <w:r>
+        <w:rPr>
+          <w:rFonts w:ascii="Times New Roman" w:hAnsi="Times New Roman" w:cs="Times New Roman"/>
+          <w:sz w:val="28"/>
+          <w:szCs w:val="28"/>
+        </w:rPr>
+        <w:t xml:space="preserve"> </w:t>
+      </w:r>
+      <w:proofErr w:type="spellStart"/>
+      <w:r>
+        <w:rPr>
+          <w:rFonts w:ascii="Times New Roman" w:hAnsi="Times New Roman" w:cs="Times New Roman"/>
+          <w:sz w:val="28"/>
+          <w:szCs w:val="28"/>
+        </w:rPr>
+        <w:t>рефакторинга</w:t>
+      </w:r>
+      <w:proofErr w:type="spellEnd"/>
+      <w:r>
+        <w:rPr>
+          <w:rFonts w:ascii="Times New Roman" w:hAnsi="Times New Roman" w:cs="Times New Roman"/>
+          <w:sz w:val="28"/>
+          <w:szCs w:val="28"/>
+        </w:rPr>
+        <w:t xml:space="preserve"> способствует повышению читаемости программного кода, улучшению архитектуры программных решений, снижению технического долга и упрощению дальнейшего развития программных систем. Одновременно было установлено, что современные AI-инструменты способны существенно упростить выполнение отдельных этапов </w:t>
+      </w:r>
+      <w:proofErr w:type="spellStart"/>
+      <w:r>
+        <w:rPr>
+          <w:rFonts w:ascii="Times New Roman" w:hAnsi="Times New Roman" w:cs="Times New Roman"/>
+          <w:sz w:val="28"/>
+          <w:szCs w:val="28"/>
+        </w:rPr>
+        <w:t>рефакторинга</w:t>
+      </w:r>
+      <w:proofErr w:type="spellEnd"/>
+      <w:r>
+        <w:rPr>
+          <w:rFonts w:ascii="Times New Roman" w:hAnsi="Times New Roman" w:cs="Times New Roman"/>
+          <w:sz w:val="28"/>
+          <w:szCs w:val="28"/>
+        </w:rPr>
+        <w:t xml:space="preserve"> и ускорить процессы внесения изменений в программный код.</w:t>
       </w:r>
     </w:p>
     <w:p>
@@ -3865,113 +7089,6 @@
           <w:sz w:val="28"/>
           <w:szCs w:val="28"/>
         </w:rPr>
-        <w:t xml:space="preserve">В ходе выполнения научно-исследовательской работы были изучены основные понятия </w:t>
-      </w:r>
-      <w:proofErr w:type="spellStart"/>
-      <w:r>
-        <w:rPr>
-          <w:rFonts w:ascii="Times New Roman" w:hAnsi="Times New Roman" w:cs="Times New Roman"/>
-          <w:sz w:val="28"/>
-          <w:szCs w:val="28"/>
-        </w:rPr>
-        <w:t>рефакторинга</w:t>
-      </w:r>
-      <w:proofErr w:type="spellEnd"/>
-      <w:r>
-        <w:rPr>
-          <w:rFonts w:ascii="Times New Roman" w:hAnsi="Times New Roman" w:cs="Times New Roman"/>
-          <w:sz w:val="28"/>
-          <w:szCs w:val="28"/>
-        </w:rPr>
-        <w:t xml:space="preserve"> программного обеспечения, рассмотрены вопросы управления техническим долгом, проанализированы существующие методы совершенствования программного кода и исследованы модели эволюции программных систем. Особое внимание было уделено современным средствам автоматизации разработки программного обеспечения и возможностям использования генеративного искусственного интеллекта в задачах сопровождения и модернизации программных продуктов.</w:t>
-      </w:r>
-    </w:p>
-    <w:p>
-      <w:pPr>
-        <w:pStyle w:val="a8"/>
-        <w:widowControl w:val="0"/>
-        <w:spacing w:after="0" w:line="360" w:lineRule="auto"/>
-        <w:ind w:left="0" w:firstLine="709"/>
-        <w:jc w:val="both"/>
-        <w:rPr>
-          <w:rFonts w:ascii="Times New Roman" w:hAnsi="Times New Roman" w:cs="Times New Roman"/>
-          <w:sz w:val="28"/>
-          <w:szCs w:val="28"/>
-        </w:rPr>
-      </w:pPr>
-      <w:r>
-        <w:rPr>
-          <w:rFonts w:ascii="Times New Roman" w:hAnsi="Times New Roman" w:cs="Times New Roman"/>
-          <w:sz w:val="28"/>
-          <w:szCs w:val="28"/>
-        </w:rPr>
-        <w:t xml:space="preserve">Проведённое исследование показало, что </w:t>
-      </w:r>
-      <w:proofErr w:type="spellStart"/>
-      <w:r>
-        <w:rPr>
-          <w:rFonts w:ascii="Times New Roman" w:hAnsi="Times New Roman" w:cs="Times New Roman"/>
-          <w:sz w:val="28"/>
-          <w:szCs w:val="28"/>
-        </w:rPr>
-        <w:t>рефакторинг</w:t>
-      </w:r>
-      <w:proofErr w:type="spellEnd"/>
-      <w:r>
-        <w:rPr>
-          <w:rFonts w:ascii="Times New Roman" w:hAnsi="Times New Roman" w:cs="Times New Roman"/>
-          <w:sz w:val="28"/>
-          <w:szCs w:val="28"/>
-        </w:rPr>
-        <w:t xml:space="preserve"> является одним из ключевых инструментов поддержания качества программного обеспечения на протяжении всего жизненного цикла системы. Его применение способствует повышению читаемости программного кода, улучшению </w:t>
-      </w:r>
-      <w:r>
-        <w:rPr>
-          <w:rFonts w:ascii="Times New Roman" w:hAnsi="Times New Roman" w:cs="Times New Roman"/>
-          <w:sz w:val="28"/>
-          <w:szCs w:val="28"/>
-        </w:rPr>
-        <w:lastRenderedPageBreak/>
-        <w:t xml:space="preserve">архитектуры программных решений, снижению технического долга и упрощению дальнейшего развития программных систем. Одновременно было установлено, что современные AI-инструменты способны существенно упростить выполнение отдельных этапов </w:t>
-      </w:r>
-      <w:proofErr w:type="spellStart"/>
-      <w:r>
-        <w:rPr>
-          <w:rFonts w:ascii="Times New Roman" w:hAnsi="Times New Roman" w:cs="Times New Roman"/>
-          <w:sz w:val="28"/>
-          <w:szCs w:val="28"/>
-        </w:rPr>
-        <w:t>рефакторинга</w:t>
-      </w:r>
-      <w:proofErr w:type="spellEnd"/>
-      <w:r>
-        <w:rPr>
-          <w:rFonts w:ascii="Times New Roman" w:hAnsi="Times New Roman" w:cs="Times New Roman"/>
-          <w:sz w:val="28"/>
-          <w:szCs w:val="28"/>
-        </w:rPr>
-        <w:t xml:space="preserve"> и ускорить процессы внесения изменений в программный код.</w:t>
-      </w:r>
-    </w:p>
-    <w:p>
-      <w:pPr>
-        <w:pStyle w:val="a8"/>
-        <w:widowControl w:val="0"/>
-        <w:spacing w:after="0" w:line="360" w:lineRule="auto"/>
-        <w:ind w:left="0" w:firstLine="709"/>
-        <w:jc w:val="both"/>
-        <w:rPr>
-          <w:rFonts w:ascii="Times New Roman" w:hAnsi="Times New Roman" w:cs="Times New Roman"/>
-          <w:sz w:val="28"/>
-          <w:szCs w:val="28"/>
-        </w:rPr>
-      </w:pPr>
-      <w:r>
-        <w:rPr>
-          <w:rFonts w:ascii="Times New Roman" w:hAnsi="Times New Roman" w:cs="Times New Roman"/>
-          <w:sz w:val="28"/>
-          <w:szCs w:val="28"/>
-        </w:rPr>
         <w:t xml:space="preserve">В рамках исследования были рассмотрены возможности использования среды разработки </w:t>
       </w:r>
       <w:proofErr w:type="spellStart"/>
@@ -3990,7 +7107,23 @@
           <w:sz w:val="28"/>
           <w:szCs w:val="28"/>
         </w:rPr>
-        <w:t xml:space="preserve"> AI как инструмента автоматизации модификации и улучшения программного кода. Выполненный анализ показал, что применение генеративного искусственного интеллекта позволяет повысить эффективность работы разработчика за счёт автоматизации рутинных операций, ускорения создания программных компонентов и поддержки процессов эволюции программных систем.</w:t>
+        <w:t xml:space="preserve"> AI как инструмента автоматизации модификации и улучшения программного кода. Выполненный анализ показал, что применение генеративного искусственного интеллекта позволяет повысить эффективность работы разработчика за счёт автоматизации рутинных операций, ускорения создания </w:t>
+      </w:r>
+      <w:r>
+        <w:rPr>
+          <w:rFonts w:ascii="Times New Roman" w:hAnsi="Times New Roman" w:cs="Times New Roman"/>
+          <w:sz w:val="28"/>
+          <w:szCs w:val="28"/>
+        </w:rPr>
+        <w:t>файлов кода</w:t>
+      </w:r>
+      <w:r>
+        <w:rPr>
+          <w:rFonts w:ascii="Times New Roman" w:hAnsi="Times New Roman" w:cs="Times New Roman"/>
+          <w:sz w:val="28"/>
+          <w:szCs w:val="28"/>
+        </w:rPr>
+        <w:t xml:space="preserve"> и поддержки процессов эволюции программных систем.</w:t>
       </w:r>
     </w:p>
     <w:p>
@@ -4468,7 +7601,7 @@
             <w:rPr>
               <w:noProof/>
             </w:rPr>
-            <w:t>19</w:t>
+            <w:t>22</w:t>
           </w:r>
         </w:fldSimple>
       </w:p>
@@ -4946,9 +8079,9 @@
     <w:lsdException w:name="heading 7" w:uiPriority="9" w:qFormat="1"/>
     <w:lsdException w:name="heading 8" w:uiPriority="9" w:qFormat="1"/>
     <w:lsdException w:name="heading 9" w:uiPriority="9" w:qFormat="1"/>
-    <w:lsdException w:name="toc 1" w:uiPriority="39"/>
-    <w:lsdException w:name="toc 2" w:uiPriority="39"/>
-    <w:lsdException w:name="toc 3" w:uiPriority="39"/>
+    <w:lsdException w:name="toc 1" w:uiPriority="39" w:qFormat="1"/>
+    <w:lsdException w:name="toc 2" w:uiPriority="39" w:qFormat="1"/>
+    <w:lsdException w:name="toc 3" w:uiPriority="39" w:qFormat="1"/>
     <w:lsdException w:name="toc 4" w:uiPriority="39"/>
     <w:lsdException w:name="toc 5" w:uiPriority="39"/>
     <w:lsdException w:name="toc 6" w:uiPriority="39"/>
@@ -5088,6 +8221,29 @@
       <w:lang w:eastAsia="zh-CN"/>
     </w:rPr>
   </w:style>
+  <w:style w:type="paragraph" w:styleId="1">
+    <w:name w:val="heading 1"/>
+    <w:basedOn w:val="a"/>
+    <w:next w:val="a"/>
+    <w:link w:val="10"/>
+    <w:uiPriority w:val="9"/>
+    <w:qFormat/>
+    <w:rsid w:val="00C54B8D"/>
+    <w:pPr>
+      <w:keepNext/>
+      <w:keepLines/>
+      <w:spacing w:before="480"/>
+      <w:outlineLvl w:val="0"/>
+    </w:pPr>
+    <w:rPr>
+      <w:rFonts w:asciiTheme="majorHAnsi" w:eastAsiaTheme="majorEastAsia" w:hAnsiTheme="majorHAnsi" w:cstheme="majorBidi"/>
+      <w:b/>
+      <w:bCs/>
+      <w:color w:val="365F91" w:themeColor="accent1" w:themeShade="BF"/>
+      <w:sz w:val="28"/>
+      <w:szCs w:val="28"/>
+    </w:rPr>
+  </w:style>
   <w:style w:type="character" w:default="1" w:styleId="a0">
     <w:name w:val="Default Paragraph Font"/>
     <w:uiPriority w:val="1"/>
@@ -5116,7 +8272,7 @@
     <w:semiHidden/>
     <w:unhideWhenUsed/>
   </w:style>
-  <w:style w:type="character" w:customStyle="1" w:styleId="1">
+  <w:style w:type="character" w:customStyle="1" w:styleId="11">
     <w:name w:val="Основной шрифт абзаца1"/>
     <w:rsid w:val="00FC6016"/>
   </w:style>
@@ -5144,7 +8300,7 @@
       <w:u w:val="single"/>
     </w:rPr>
   </w:style>
-  <w:style w:type="paragraph" w:customStyle="1" w:styleId="10">
+  <w:style w:type="paragraph" w:customStyle="1" w:styleId="12">
     <w:name w:val="Заголовок1"/>
     <w:basedOn w:val="a"/>
     <w:next w:val="a5"/>
@@ -5190,7 +8346,7 @@
       <w:iCs/>
     </w:rPr>
   </w:style>
-  <w:style w:type="paragraph" w:customStyle="1" w:styleId="11">
+  <w:style w:type="paragraph" w:customStyle="1" w:styleId="13">
     <w:name w:val="Указатель1"/>
     <w:basedOn w:val="a"/>
     <w:rsid w:val="00FC6016"/>
@@ -5351,7 +8507,525 @@
       <w:lang w:eastAsia="ru-RU"/>
     </w:rPr>
   </w:style>
+  <w:style w:type="character" w:customStyle="1" w:styleId="10">
+    <w:name w:val="Заголовок 1 Знак"/>
+    <w:basedOn w:val="a0"/>
+    <w:link w:val="1"/>
+    <w:uiPriority w:val="9"/>
+    <w:rsid w:val="00C54B8D"/>
+    <w:rPr>
+      <w:rFonts w:asciiTheme="majorHAnsi" w:eastAsiaTheme="majorEastAsia" w:hAnsiTheme="majorHAnsi" w:cstheme="majorBidi"/>
+      <w:b/>
+      <w:bCs/>
+      <w:color w:val="365F91" w:themeColor="accent1" w:themeShade="BF"/>
+      <w:sz w:val="28"/>
+      <w:szCs w:val="28"/>
+      <w:lang w:eastAsia="zh-CN"/>
+    </w:rPr>
+  </w:style>
+  <w:style w:type="paragraph" w:styleId="af2">
+    <w:name w:val="TOC Heading"/>
+    <w:basedOn w:val="1"/>
+    <w:next w:val="a"/>
+    <w:uiPriority w:val="39"/>
+    <w:unhideWhenUsed/>
+    <w:qFormat/>
+    <w:rsid w:val="00C54B8D"/>
+    <w:pPr>
+      <w:pageBreakBefore/>
+      <w:suppressAutoHyphens w:val="0"/>
+      <w:spacing w:before="360" w:after="360"/>
+      <w:jc w:val="center"/>
+      <w:outlineLvl w:val="9"/>
+    </w:pPr>
+    <w:rPr>
+      <w:rFonts w:ascii="Times New Roman" w:hAnsi="Times New Roman"/>
+      <w:caps/>
+      <w:color w:val="auto"/>
+      <w:lang w:eastAsia="en-US" w:bidi="en-US"/>
+    </w:rPr>
+  </w:style>
+  <w:style w:type="paragraph" w:styleId="14">
+    <w:name w:val="toc 1"/>
+    <w:basedOn w:val="a"/>
+    <w:next w:val="a"/>
+    <w:autoRedefine/>
+    <w:uiPriority w:val="39"/>
+    <w:unhideWhenUsed/>
+    <w:qFormat/>
+    <w:rsid w:val="00C54B8D"/>
+    <w:pPr>
+      <w:keepLines/>
+      <w:tabs>
+        <w:tab w:val="right" w:leader="dot" w:pos="9631"/>
+      </w:tabs>
+      <w:suppressAutoHyphens w:val="0"/>
+      <w:spacing w:after="100" w:line="360" w:lineRule="auto"/>
+      <w:jc w:val="both"/>
+    </w:pPr>
+    <w:rPr>
+      <w:rFonts w:eastAsiaTheme="minorEastAsia"/>
+      <w:sz w:val="28"/>
+      <w:szCs w:val="22"/>
+      <w:lang w:eastAsia="en-US" w:bidi="en-US"/>
+    </w:rPr>
+  </w:style>
+  <w:style w:type="paragraph" w:styleId="2">
+    <w:name w:val="toc 2"/>
+    <w:basedOn w:val="a"/>
+    <w:next w:val="a"/>
+    <w:autoRedefine/>
+    <w:uiPriority w:val="39"/>
+    <w:unhideWhenUsed/>
+    <w:qFormat/>
+    <w:rsid w:val="00C54B8D"/>
+    <w:pPr>
+      <w:keepLines/>
+      <w:suppressAutoHyphens w:val="0"/>
+      <w:spacing w:after="100" w:line="276" w:lineRule="auto"/>
+      <w:ind w:left="220"/>
+    </w:pPr>
+    <w:rPr>
+      <w:rFonts w:asciiTheme="minorHAnsi" w:eastAsiaTheme="minorEastAsia" w:hAnsiTheme="minorHAnsi"/>
+      <w:sz w:val="22"/>
+      <w:szCs w:val="22"/>
+      <w:lang w:eastAsia="en-US"/>
+    </w:rPr>
+  </w:style>
+  <w:style w:type="paragraph" w:styleId="af3">
+    <w:name w:val="Balloon Text"/>
+    <w:basedOn w:val="a"/>
+    <w:link w:val="af4"/>
+    <w:uiPriority w:val="99"/>
+    <w:semiHidden/>
+    <w:unhideWhenUsed/>
+    <w:rsid w:val="00C54B8D"/>
+    <w:rPr>
+      <w:rFonts w:ascii="Tahoma" w:hAnsi="Tahoma" w:cs="Tahoma"/>
+      <w:sz w:val="16"/>
+      <w:szCs w:val="16"/>
+    </w:rPr>
+  </w:style>
+  <w:style w:type="character" w:customStyle="1" w:styleId="af4">
+    <w:name w:val="Текст выноски Знак"/>
+    <w:basedOn w:val="a0"/>
+    <w:link w:val="af3"/>
+    <w:uiPriority w:val="99"/>
+    <w:semiHidden/>
+    <w:rsid w:val="00C54B8D"/>
+    <w:rPr>
+      <w:rFonts w:ascii="Tahoma" w:hAnsi="Tahoma" w:cs="Tahoma"/>
+      <w:sz w:val="16"/>
+      <w:szCs w:val="16"/>
+      <w:lang w:eastAsia="zh-CN"/>
+    </w:rPr>
+  </w:style>
+  <w:style w:type="paragraph" w:styleId="3">
+    <w:name w:val="toc 3"/>
+    <w:basedOn w:val="a"/>
+    <w:next w:val="a"/>
+    <w:autoRedefine/>
+    <w:uiPriority w:val="39"/>
+    <w:semiHidden/>
+    <w:unhideWhenUsed/>
+    <w:qFormat/>
+    <w:rsid w:val="00711FA7"/>
+    <w:pPr>
+      <w:suppressAutoHyphens w:val="0"/>
+      <w:spacing w:after="100" w:line="276" w:lineRule="auto"/>
+      <w:ind w:left="440"/>
+    </w:pPr>
+    <w:rPr>
+      <w:rFonts w:asciiTheme="minorHAnsi" w:eastAsiaTheme="minorEastAsia" w:hAnsiTheme="minorHAnsi" w:cstheme="minorBidi"/>
+      <w:sz w:val="22"/>
+      <w:szCs w:val="22"/>
+      <w:lang w:eastAsia="en-US"/>
+    </w:rPr>
+  </w:style>
+  <w:style w:type="character" w:styleId="af5">
+    <w:name w:val="Strong"/>
+    <w:basedOn w:val="a0"/>
+    <w:uiPriority w:val="22"/>
+    <w:qFormat/>
+    <w:rsid w:val="00001B67"/>
+    <w:rPr>
+      <w:b/>
+      <w:bCs/>
+    </w:rPr>
+  </w:style>
+  <w:style w:type="paragraph" w:styleId="20">
+    <w:name w:val="Quote"/>
+    <w:basedOn w:val="a"/>
+    <w:next w:val="a"/>
+    <w:link w:val="21"/>
+    <w:uiPriority w:val="29"/>
+    <w:qFormat/>
+    <w:rsid w:val="00001B67"/>
+    <w:rPr>
+      <w:i/>
+      <w:iCs/>
+      <w:color w:val="000000" w:themeColor="text1"/>
+    </w:rPr>
+  </w:style>
+  <w:style w:type="character" w:customStyle="1" w:styleId="21">
+    <w:name w:val="Цитата 2 Знак"/>
+    <w:basedOn w:val="a0"/>
+    <w:link w:val="20"/>
+    <w:uiPriority w:val="29"/>
+    <w:rsid w:val="00001B67"/>
+    <w:rPr>
+      <w:i/>
+      <w:iCs/>
+      <w:color w:val="000000" w:themeColor="text1"/>
+      <w:sz w:val="24"/>
+      <w:szCs w:val="24"/>
+      <w:lang w:eastAsia="zh-CN"/>
+    </w:rPr>
+  </w:style>
 </w:styles>
+</file>
+
+<file path=word/glossary/document.xml><?xml version="1.0" encoding="utf-8"?>
+<w:glossaryDocument xmlns:ve="http://schemas.openxmlformats.org/markup-compatibility/2006" xmlns:o="urn:schemas-microsoft-com:office:office" xmlns:r="http://schemas.openxmlformats.org/officeDocument/2006/relationships" xmlns:m="http://schemas.openxmlformats.org/officeDocument/2006/math" xmlns:v="urn:schemas-microsoft-com:vml" xmlns:wp="http://schemas.openxmlformats.org/drawingml/2006/wordprocessingDrawing" xmlns:w10="urn:schemas-microsoft-com:office:word" xmlns:w="http://schemas.openxmlformats.org/wordprocessingml/2006/main" xmlns:wne="http://schemas.microsoft.com/office/word/2006/wordml">
+  <w:docParts/>
+</w:glossaryDocument>
+</file>
+
+<file path=word/glossary/fontTable.xml><?xml version="1.0" encoding="utf-8"?>
+<w:fonts xmlns:r="http://schemas.openxmlformats.org/officeDocument/2006/relationships" xmlns:w="http://schemas.openxmlformats.org/wordprocessingml/2006/main">
+  <w:font w:name="Symbol">
+    <w:panose1 w:val="05050102010706020507"/>
+    <w:charset w:val="02"/>
+    <w:family w:val="roman"/>
+    <w:pitch w:val="variable"/>
+    <w:sig w:usb0="00000000" w:usb1="10000000" w:usb2="00000000" w:usb3="00000000" w:csb0="80000000" w:csb1="00000000"/>
+  </w:font>
+  <w:font w:name="Times New Roman">
+    <w:panose1 w:val="02020603050405020304"/>
+    <w:charset w:val="CC"/>
+    <w:family w:val="roman"/>
+    <w:pitch w:val="variable"/>
+    <w:sig w:usb0="E0002EFF" w:usb1="C000785B" w:usb2="00000009" w:usb3="00000000" w:csb0="000001FF" w:csb1="00000000"/>
+  </w:font>
+  <w:font w:name="Courier New">
+    <w:panose1 w:val="02070309020205020404"/>
+    <w:charset w:val="CC"/>
+    <w:family w:val="modern"/>
+    <w:pitch w:val="fixed"/>
+    <w:sig w:usb0="E0002EFF" w:usb1="C0007843" w:usb2="00000009" w:usb3="00000000" w:csb0="000001FF" w:csb1="00000000"/>
+  </w:font>
+  <w:font w:name="Wingdings">
+    <w:panose1 w:val="05000000000000000000"/>
+    <w:charset w:val="02"/>
+    <w:family w:val="auto"/>
+    <w:pitch w:val="variable"/>
+    <w:sig w:usb0="00000000" w:usb1="10000000" w:usb2="00000000" w:usb3="00000000" w:csb0="80000000" w:csb1="00000000"/>
+  </w:font>
+  <w:font w:name="Cambria">
+    <w:panose1 w:val="02040503050406030204"/>
+    <w:charset w:val="CC"/>
+    <w:family w:val="roman"/>
+    <w:pitch w:val="variable"/>
+    <w:sig w:usb0="E00006FF" w:usb1="420024FF" w:usb2="02000000" w:usb3="00000000" w:csb0="0000019F" w:csb1="00000000"/>
+  </w:font>
+  <w:font w:name="Calibri">
+    <w:panose1 w:val="020F0502020204030204"/>
+    <w:charset w:val="CC"/>
+    <w:family w:val="swiss"/>
+    <w:pitch w:val="variable"/>
+    <w:sig w:usb0="E0002EFF" w:usb1="C000247B" w:usb2="00000009" w:usb3="00000000" w:csb0="000001FF" w:csb1="00000000"/>
+  </w:font>
+  <w:font w:name="Liberation Sans">
+    <w:altName w:val="Arial"/>
+    <w:charset w:val="CC"/>
+    <w:family w:val="swiss"/>
+    <w:pitch w:val="variable"/>
+    <w:sig w:usb0="00000000" w:usb1="00000000" w:usb2="00000000" w:usb3="00000000" w:csb0="00000000" w:csb1="00000000"/>
+  </w:font>
+  <w:font w:name="Microsoft YaHei">
+    <w:panose1 w:val="020B0503020204020204"/>
+    <w:charset w:val="86"/>
+    <w:family w:val="swiss"/>
+    <w:pitch w:val="variable"/>
+    <w:sig w:usb0="80000287" w:usb1="2ACF3C50" w:usb2="00000016" w:usb3="00000000" w:csb0="0004001F" w:csb1="00000000"/>
+  </w:font>
+  <w:font w:name="Arial">
+    <w:panose1 w:val="020B0604020202020204"/>
+    <w:charset w:val="CC"/>
+    <w:family w:val="swiss"/>
+    <w:pitch w:val="variable"/>
+    <w:sig w:usb0="E0002EFF" w:usb1="C000785B" w:usb2="00000009" w:usb3="00000000" w:csb0="000001FF" w:csb1="00000000"/>
+  </w:font>
+  <w:font w:name="SimSun">
+    <w:altName w:val="宋体"/>
+    <w:panose1 w:val="02010600030101010101"/>
+    <w:charset w:val="86"/>
+    <w:family w:val="auto"/>
+    <w:pitch w:val="variable"/>
+    <w:sig w:usb0="00000003" w:usb1="288F0000" w:usb2="00000016" w:usb3="00000000" w:csb0="00040001" w:csb1="00000000"/>
+  </w:font>
+  <w:font w:name="Tahoma">
+    <w:panose1 w:val="020B0604030504040204"/>
+    <w:charset w:val="CC"/>
+    <w:family w:val="swiss"/>
+    <w:pitch w:val="variable"/>
+    <w:sig w:usb0="E1002EFF" w:usb1="C000605B" w:usb2="00000029" w:usb3="00000000" w:csb0="000101FF" w:csb1="00000000"/>
+  </w:font>
+</w:fonts>
+</file>
+
+<file path=word/glossary/settings.xml><?xml version="1.0" encoding="utf-8"?>
+<w:settings xmlns:o="urn:schemas-microsoft-com:office:office" xmlns:r="http://schemas.openxmlformats.org/officeDocument/2006/relationships" xmlns:m="http://schemas.openxmlformats.org/officeDocument/2006/math" xmlns:v="urn:schemas-microsoft-com:vml" xmlns:w10="urn:schemas-microsoft-com:office:word" xmlns:w="http://schemas.openxmlformats.org/wordprocessingml/2006/main" xmlns:sl="http://schemas.openxmlformats.org/schemaLibrary/2006/main">
+  <w:view w:val="normal"/>
+  <w:defaultTabStop w:val="708"/>
+  <w:characterSpacingControl w:val="doNotCompress"/>
+  <w:compat>
+    <w:useFELayout/>
+  </w:compat>
+  <w:rsids>
+    <w:rsidRoot w:val="0097737A"/>
+    <w:rsid w:val="000D6B6E"/>
+    <w:rsid w:val="0097737A"/>
+  </w:rsids>
+  <m:mathPr>
+    <m:mathFont m:val="Cambria Math"/>
+    <m:brkBin m:val="before"/>
+    <m:brkBinSub m:val="--"/>
+    <m:smallFrac m:val="off"/>
+    <m:dispDef/>
+    <m:lMargin m:val="0"/>
+    <m:rMargin m:val="0"/>
+    <m:defJc m:val="centerGroup"/>
+    <m:wrapIndent m:val="1440"/>
+    <m:intLim m:val="subSup"/>
+    <m:naryLim m:val="undOvr"/>
+  </m:mathPr>
+  <w:themeFontLang w:val="ru-RU"/>
+  <w:clrSchemeMapping w:bg1="light1" w:t1="dark1" w:bg2="light2" w:t2="dark2" w:accent1="accent1" w:accent2="accent2" w:accent3="accent3" w:accent4="accent4" w:accent5="accent5" w:accent6="accent6" w:hyperlink="hyperlink" w:followedHyperlink="followedHyperlink"/>
+  <w:decimalSymbol w:val=","/>
+  <w:listSeparator w:val=";"/>
+</w:settings>
+</file>
+
+<file path=word/glossary/styles.xml><?xml version="1.0" encoding="utf-8"?>
+<w:styles xmlns:r="http://schemas.openxmlformats.org/officeDocument/2006/relationships" xmlns:w="http://schemas.openxmlformats.org/wordprocessingml/2006/main">
+  <w:docDefaults>
+    <w:rPrDefault>
+      <w:rPr>
+        <w:rFonts w:asciiTheme="minorHAnsi" w:eastAsiaTheme="minorEastAsia" w:hAnsiTheme="minorHAnsi" w:cstheme="minorBidi"/>
+        <w:sz w:val="22"/>
+        <w:szCs w:val="22"/>
+        <w:lang w:val="ru-RU" w:eastAsia="ru-RU" w:bidi="ar-SA"/>
+      </w:rPr>
+    </w:rPrDefault>
+    <w:pPrDefault>
+      <w:pPr>
+        <w:spacing w:after="200" w:line="276" w:lineRule="auto"/>
+      </w:pPr>
+    </w:pPrDefault>
+  </w:docDefaults>
+  <w:latentStyles w:defLockedState="0" w:defUIPriority="99" w:defSemiHidden="1" w:defUnhideWhenUsed="1" w:defQFormat="0" w:count="267">
+    <w:lsdException w:name="Normal" w:semiHidden="0" w:uiPriority="0" w:unhideWhenUsed="0" w:qFormat="1"/>
+    <w:lsdException w:name="heading 1" w:semiHidden="0" w:uiPriority="9" w:unhideWhenUsed="0" w:qFormat="1"/>
+    <w:lsdException w:name="heading 2" w:uiPriority="9" w:qFormat="1"/>
+    <w:lsdException w:name="heading 3" w:uiPriority="9" w:qFormat="1"/>
+    <w:lsdException w:name="heading 4" w:uiPriority="9" w:qFormat="1"/>
+    <w:lsdException w:name="heading 5" w:uiPriority="9" w:qFormat="1"/>
+    <w:lsdException w:name="heading 6" w:uiPriority="9" w:qFormat="1"/>
+    <w:lsdException w:name="heading 7" w:uiPriority="9" w:qFormat="1"/>
+    <w:lsdException w:name="heading 8" w:uiPriority="9" w:qFormat="1"/>
+    <w:lsdException w:name="heading 9" w:uiPriority="9" w:qFormat="1"/>
+    <w:lsdException w:name="toc 1" w:uiPriority="39"/>
+    <w:lsdException w:name="toc 2" w:uiPriority="39"/>
+    <w:lsdException w:name="toc 3" w:uiPriority="39"/>
+    <w:lsdException w:name="toc 4" w:uiPriority="39"/>
+    <w:lsdException w:name="toc 5" w:uiPriority="39"/>
+    <w:lsdException w:name="toc 6" w:uiPriority="39"/>
+    <w:lsdException w:name="toc 7" w:uiPriority="39"/>
+    <w:lsdException w:name="toc 8" w:uiPriority="39"/>
+    <w:lsdException w:name="toc 9" w:uiPriority="39"/>
+    <w:lsdException w:name="caption" w:uiPriority="35" w:qFormat="1"/>
+    <w:lsdException w:name="Title" w:semiHidden="0" w:uiPriority="10" w:unhideWhenUsed="0" w:qFormat="1"/>
+    <w:lsdException w:name="Default Paragraph Font" w:uiPriority="1"/>
+    <w:lsdException w:name="Subtitle" w:semiHidden="0" w:uiPriority="11" w:unhideWhenUsed="0" w:qFormat="1"/>
+    <w:lsdException w:name="Strong" w:semiHidden="0" w:uiPriority="22" w:unhideWhenUsed="0" w:qFormat="1"/>
+    <w:lsdException w:name="Emphasis" w:semiHidden="0" w:uiPriority="20" w:unhideWhenUsed="0" w:qFormat="1"/>
+    <w:lsdException w:name="Table Grid" w:semiHidden="0" w:uiPriority="59" w:unhideWhenUsed="0"/>
+    <w:lsdException w:name="Placeholder Text" w:unhideWhenUsed="0"/>
+    <w:lsdException w:name="No Spacing" w:semiHidden="0" w:uiPriority="1" w:unhideWhenUsed="0" w:qFormat="1"/>
+    <w:lsdException w:name="Light Shading" w:semiHidden="0" w:uiPriority="60" w:unhideWhenUsed="0"/>
+    <w:lsdException w:name="Light List" w:semiHidden="0" w:uiPriority="61" w:unhideWhenUsed="0"/>
+    <w:lsdException w:name="Light Grid" w:semiHidden="0" w:uiPriority="62" w:unhideWhenUsed="0"/>
+    <w:lsdException w:name="Medium Shading 1" w:semiHidden="0" w:uiPriority="63" w:unhideWhenUsed="0"/>
+    <w:lsdException w:name="Medium Shading 2" w:semiHidden="0" w:uiPriority="64" w:unhideWhenUsed="0"/>
+    <w:lsdException w:name="Medium List 1" w:semiHidden="0" w:uiPriority="65" w:unhideWhenUsed="0"/>
+    <w:lsdException w:name="Medium List 2" w:semiHidden="0" w:uiPriority="66" w:unhideWhenUsed="0"/>
+    <w:lsdException w:name="Medium Grid 1" w:semiHidden="0" w:uiPriority="67" w:unhideWhenUsed="0"/>
+    <w:lsdException w:name="Medium Grid 2" w:semiHidden="0" w:uiPriority="68" w:unhideWhenUsed="0"/>
+    <w:lsdException w:name="Medium Grid 3" w:semiHidden="0" w:uiPriority="69" w:unhideWhenUsed="0"/>
+    <w:lsdException w:name="Dark List" w:semiHidden="0" w:uiPriority="70" w:unhideWhenUsed="0"/>
+    <w:lsdException w:name="Colorful Shading" w:semiHidden="0" w:uiPriority="71" w:unhideWhenUsed="0"/>
+    <w:lsdException w:name="Colorful List" w:semiHidden="0" w:uiPriority="72" w:unhideWhenUsed="0"/>
+    <w:lsdException w:name="Colorful Grid" w:semiHidden="0" w:uiPriority="73" w:unhideWhenUsed="0"/>
+    <w:lsdException w:name="Light Shading Accent 1" w:semiHidden="0" w:uiPriority="60" w:unhideWhenUsed="0"/>
+    <w:lsdException w:name="Light List Accent 1" w:semiHidden="0" w:uiPriority="61" w:unhideWhenUsed="0"/>
+    <w:lsdException w:name="Light Grid Accent 1" w:semiHidden="0" w:uiPriority="62" w:unhideWhenUsed="0"/>
+    <w:lsdException w:name="Medium Shading 1 Accent 1" w:semiHidden="0" w:uiPriority="63" w:unhideWhenUsed="0"/>
+    <w:lsdException w:name="Medium Shading 2 Accent 1" w:semiHidden="0" w:uiPriority="64" w:unhideWhenUsed="0"/>
+    <w:lsdException w:name="Medium List 1 Accent 1" w:semiHidden="0" w:uiPriority="65" w:unhideWhenUsed="0"/>
+    <w:lsdException w:name="Revision" w:unhideWhenUsed="0"/>
+    <w:lsdException w:name="List Paragraph" w:semiHidden="0" w:uiPriority="34" w:unhideWhenUsed="0" w:qFormat="1"/>
+    <w:lsdException w:name="Quote" w:semiHidden="0" w:uiPriority="29" w:unhideWhenUsed="0" w:qFormat="1"/>
+    <w:lsdException w:name="Intense Quote" w:semiHidden="0" w:uiPriority="30" w:unhideWhenUsed="0" w:qFormat="1"/>
+    <w:lsdException w:name="Medium List 2 Accent 1" w:semiHidden="0" w:uiPriority="66" w:unhideWhenUsed="0"/>
+    <w:lsdException w:name="Medium Grid 1 Accent 1" w:semiHidden="0" w:uiPriority="67" w:unhideWhenUsed="0"/>
+    <w:lsdException w:name="Medium Grid 2 Accent 1" w:semiHidden="0" w:uiPriority="68" w:unhideWhenUsed="0"/>
+    <w:lsdException w:name="Medium Grid 3 Accent 1" w:semiHidden="0" w:uiPriority="69" w:unhideWhenUsed="0"/>
+    <w:lsdException w:name="Dark List Accent 1" w:semiHidden="0" w:uiPriority="70" w:unhideWhenUsed="0"/>
+    <w:lsdException w:name="Colorful Shading Accent 1" w:semiHidden="0" w:uiPriority="71" w:unhideWhenUsed="0"/>
+    <w:lsdException w:name="Colorful List Accent 1" w:semiHidden="0" w:uiPriority="72" w:unhideWhenUsed="0"/>
+    <w:lsdException w:name="Colorful Grid Accent 1" w:semiHidden="0" w:uiPriority="73" w:unhideWhenUsed="0"/>
+    <w:lsdException w:name="Light Shading Accent 2" w:semiHidden="0" w:uiPriority="60" w:unhideWhenUsed="0"/>
+    <w:lsdException w:name="Light List Accent 2" w:semiHidden="0" w:uiPriority="61" w:unhideWhenUsed="0"/>
+    <w:lsdException w:name="Light Grid Accent 2" w:semiHidden="0" w:uiPriority="62" w:unhideWhenUsed="0"/>
+    <w:lsdException w:name="Medium Shading 1 Accent 2" w:semiHidden="0" w:uiPriority="63" w:unhideWhenUsed="0"/>
+    <w:lsdException w:name="Medium Shading 2 Accent 2" w:semiHidden="0" w:uiPriority="64" w:unhideWhenUsed="0"/>
+    <w:lsdException w:name="Medium List 1 Accent 2" w:semiHidden="0" w:uiPriority="65" w:unhideWhenUsed="0"/>
+    <w:lsdException w:name="Medium List 2 Accent 2" w:semiHidden="0" w:uiPriority="66" w:unhideWhenUsed="0"/>
+    <w:lsdException w:name="Medium Grid 1 Accent 2" w:semiHidden="0" w:uiPriority="67" w:unhideWhenUsed="0"/>
+    <w:lsdException w:name="Medium Grid 2 Accent 2" w:semiHidden="0" w:uiPriority="68" w:unhideWhenUsed="0"/>
+    <w:lsdException w:name="Medium Grid 3 Accent 2" w:semiHidden="0" w:uiPriority="69" w:unhideWhenUsed="0"/>
+    <w:lsdException w:name="Dark List Accent 2" w:semiHidden="0" w:uiPriority="70" w:unhideWhenUsed="0"/>
+    <w:lsdException w:name="Colorful Shading Accent 2" w:semiHidden="0" w:uiPriority="71" w:unhideWhenUsed="0"/>
+    <w:lsdException w:name="Colorful List Accent 2" w:semiHidden="0" w:uiPriority="72" w:unhideWhenUsed="0"/>
+    <w:lsdException w:name="Colorful Grid Accent 2" w:semiHidden="0" w:uiPriority="73" w:unhideWhenUsed="0"/>
+    <w:lsdException w:name="Light Shading Accent 3" w:semiHidden="0" w:uiPriority="60" w:unhideWhenUsed="0"/>
+    <w:lsdException w:name="Light List Accent 3" w:semiHidden="0" w:uiPriority="61" w:unhideWhenUsed="0"/>
+    <w:lsdException w:name="Light Grid Accent 3" w:semiHidden="0" w:uiPriority="62" w:unhideWhenUsed="0"/>
+    <w:lsdException w:name="Medium Shading 1 Accent 3" w:semiHidden="0" w:uiPriority="63" w:unhideWhenUsed="0"/>
+    <w:lsdException w:name="Medium Shading 2 Accent 3" w:semiHidden="0" w:uiPriority="64" w:unhideWhenUsed="0"/>
+    <w:lsdException w:name="Medium List 1 Accent 3" w:semiHidden="0" w:uiPriority="65" w:unhideWhenUsed="0"/>
+    <w:lsdException w:name="Medium List 2 Accent 3" w:semiHidden="0" w:uiPriority="66" w:unhideWhenUsed="0"/>
+    <w:lsdException w:name="Medium Grid 1 Accent 3" w:semiHidden="0" w:uiPriority="67" w:unhideWhenUsed="0"/>
+    <w:lsdException w:name="Medium Grid 2 Accent 3" w:semiHidden="0" w:uiPriority="68" w:unhideWhenUsed="0"/>
+    <w:lsdException w:name="Medium Grid 3 Accent 3" w:semiHidden="0" w:uiPriority="69" w:unhideWhenUsed="0"/>
+    <w:lsdException w:name="Dark List Accent 3" w:semiHidden="0" w:uiPriority="70" w:unhideWhenUsed="0"/>
+    <w:lsdException w:name="Colorful Shading Accent 3" w:semiHidden="0" w:uiPriority="71" w:unhideWhenUsed="0"/>
+    <w:lsdException w:name="Colorful List Accent 3" w:semiHidden="0" w:uiPriority="72" w:unhideWhenUsed="0"/>
+    <w:lsdException w:name="Colorful Grid Accent 3" w:semiHidden="0" w:uiPriority="73" w:unhideWhenUsed="0"/>
+    <w:lsdException w:name="Light Shading Accent 4" w:semiHidden="0" w:uiPriority="60" w:unhideWhenUsed="0"/>
+    <w:lsdException w:name="Light List Accent 4" w:semiHidden="0" w:uiPriority="61" w:unhideWhenUsed="0"/>
+    <w:lsdException w:name="Light Grid Accent 4" w:semiHidden="0" w:uiPriority="62" w:unhideWhenUsed="0"/>
+    <w:lsdException w:name="Medium Shading 1 Accent 4" w:semiHidden="0" w:uiPriority="63" w:unhideWhenUsed="0"/>
+    <w:lsdException w:name="Medium Shading 2 Accent 4" w:semiHidden="0" w:uiPriority="64" w:unhideWhenUsed="0"/>
+    <w:lsdException w:name="Medium List 1 Accent 4" w:semiHidden="0" w:uiPriority="65" w:unhideWhenUsed="0"/>
+    <w:lsdException w:name="Medium List 2 Accent 4" w:semiHidden="0" w:uiPriority="66" w:unhideWhenUsed="0"/>
+    <w:lsdException w:name="Medium Grid 1 Accent 4" w:semiHidden="0" w:uiPriority="67" w:unhideWhenUsed="0"/>
+    <w:lsdException w:name="Medium Grid 2 Accent 4" w:semiHidden="0" w:uiPriority="68" w:unhideWhenUsed="0"/>
+    <w:lsdException w:name="Medium Grid 3 Accent 4" w:semiHidden="0" w:uiPriority="69" w:unhideWhenUsed="0"/>
+    <w:lsdException w:name="Dark List Accent 4" w:semiHidden="0" w:uiPriority="70" w:unhideWhenUsed="0"/>
+    <w:lsdException w:name="Colorful Shading Accent 4" w:semiHidden="0" w:uiPriority="71" w:unhideWhenUsed="0"/>
+    <w:lsdException w:name="Colorful List Accent 4" w:semiHidden="0" w:uiPriority="72" w:unhideWhenUsed="0"/>
+    <w:lsdException w:name="Colorful Grid Accent 4" w:semiHidden="0" w:uiPriority="73" w:unhideWhenUsed="0"/>
+    <w:lsdException w:name="Light Shading Accent 5" w:semiHidden="0" w:uiPriority="60" w:unhideWhenUsed="0"/>
+    <w:lsdException w:name="Light List Accent 5" w:semiHidden="0" w:uiPriority="61" w:unhideWhenUsed="0"/>
+    <w:lsdException w:name="Light Grid Accent 5" w:semiHidden="0" w:uiPriority="62" w:unhideWhenUsed="0"/>
+    <w:lsdException w:name="Medium Shading 1 Accent 5" w:semiHidden="0" w:uiPriority="63" w:unhideWhenUsed="0"/>
+    <w:lsdException w:name="Medium Shading 2 Accent 5" w:semiHidden="0" w:uiPriority="64" w:unhideWhenUsed="0"/>
+    <w:lsdException w:name="Medium List 1 Accent 5" w:semiHidden="0" w:uiPriority="65" w:unhideWhenUsed="0"/>
+    <w:lsdException w:name="Medium List 2 Accent 5" w:semiHidden="0" w:uiPriority="66" w:unhideWhenUsed="0"/>
+    <w:lsdException w:name="Medium Grid 1 Accent 5" w:semiHidden="0" w:uiPriority="67" w:unhideWhenUsed="0"/>
+    <w:lsdException w:name="Medium Grid 2 Accent 5" w:semiHidden="0" w:uiPriority="68" w:unhideWhenUsed="0"/>
+    <w:lsdException w:name="Medium Grid 3 Accent 5" w:semiHidden="0" w:uiPriority="69" w:unhideWhenUsed="0"/>
+    <w:lsdException w:name="Dark List Accent 5" w:semiHidden="0" w:uiPriority="70" w:unhideWhenUsed="0"/>
+    <w:lsdException w:name="Colorful Shading Accent 5" w:semiHidden="0" w:uiPriority="71" w:unhideWhenUsed="0"/>
+    <w:lsdException w:name="Colorful List Accent 5" w:semiHidden="0" w:uiPriority="72" w:unhideWhenUsed="0"/>
+    <w:lsdException w:name="Colorful Grid Accent 5" w:semiHidden="0" w:uiPriority="73" w:unhideWhenUsed="0"/>
+    <w:lsdException w:name="Light Shading Accent 6" w:semiHidden="0" w:uiPriority="60" w:unhideWhenUsed="0"/>
+    <w:lsdException w:name="Light List Accent 6" w:semiHidden="0" w:uiPriority="61" w:unhideWhenUsed="0"/>
+    <w:lsdException w:name="Light Grid Accent 6" w:semiHidden="0" w:uiPriority="62" w:unhideWhenUsed="0"/>
+    <w:lsdException w:name="Medium Shading 1 Accent 6" w:semiHidden="0" w:uiPriority="63" w:unhideWhenUsed="0"/>
+    <w:lsdException w:name="Medium Shading 2 Accent 6" w:semiHidden="0" w:uiPriority="64" w:unhideWhenUsed="0"/>
+    <w:lsdException w:name="Medium List 1 Accent 6" w:semiHidden="0" w:uiPriority="65" w:unhideWhenUsed="0"/>
+    <w:lsdException w:name="Medium List 2 Accent 6" w:semiHidden="0" w:uiPriority="66" w:unhideWhenUsed="0"/>
+    <w:lsdException w:name="Medium Grid 1 Accent 6" w:semiHidden="0" w:uiPriority="67" w:unhideWhenUsed="0"/>
+    <w:lsdException w:name="Medium Grid 2 Accent 6" w:semiHidden="0" w:uiPriority="68" w:unhideWhenUsed="0"/>
+    <w:lsdException w:name="Medium Grid 3 Accent 6" w:semiHidden="0" w:uiPriority="69" w:unhideWhenUsed="0"/>
+    <w:lsdException w:name="Dark List Accent 6" w:semiHidden="0" w:uiPriority="70" w:unhideWhenUsed="0"/>
+    <w:lsdException w:name="Colorful Shading Accent 6" w:semiHidden="0" w:uiPriority="71" w:unhideWhenUsed="0"/>
+    <w:lsdException w:name="Colorful List Accent 6" w:semiHidden="0" w:uiPriority="72" w:unhideWhenUsed="0"/>
+    <w:lsdException w:name="Colorful Grid Accent 6" w:semiHidden="0" w:uiPriority="73" w:unhideWhenUsed="0"/>
+    <w:lsdException w:name="Subtle Emphasis" w:semiHidden="0" w:uiPriority="19" w:unhideWhenUsed="0" w:qFormat="1"/>
+    <w:lsdException w:name="Intense Emphasis" w:semiHidden="0" w:uiPriority="21" w:unhideWhenUsed="0" w:qFormat="1"/>
+    <w:lsdException w:name="Subtle Reference" w:semiHidden="0" w:uiPriority="31" w:unhideWhenUsed="0" w:qFormat="1"/>
+    <w:lsdException w:name="Intense Reference" w:semiHidden="0" w:uiPriority="32" w:unhideWhenUsed="0" w:qFormat="1"/>
+    <w:lsdException w:name="Book Title" w:semiHidden="0" w:uiPriority="33" w:unhideWhenUsed="0" w:qFormat="1"/>
+    <w:lsdException w:name="Bibliography" w:uiPriority="37"/>
+    <w:lsdException w:name="TOC Heading" w:uiPriority="39" w:qFormat="1"/>
+  </w:latentStyles>
+  <w:style w:type="paragraph" w:default="1" w:styleId="a">
+    <w:name w:val="Normal"/>
+    <w:qFormat/>
+  </w:style>
+  <w:style w:type="character" w:default="1" w:styleId="a0">
+    <w:name w:val="Default Paragraph Font"/>
+    <w:uiPriority w:val="1"/>
+    <w:semiHidden/>
+    <w:unhideWhenUsed/>
+  </w:style>
+  <w:style w:type="table" w:default="1" w:styleId="a1">
+    <w:name w:val="Normal Table"/>
+    <w:uiPriority w:val="99"/>
+    <w:semiHidden/>
+    <w:unhideWhenUsed/>
+    <w:qFormat/>
+    <w:tblPr>
+      <w:tblInd w:w="0" w:type="dxa"/>
+      <w:tblCellMar>
+        <w:top w:w="0" w:type="dxa"/>
+        <w:left w:w="108" w:type="dxa"/>
+        <w:bottom w:w="0" w:type="dxa"/>
+        <w:right w:w="108" w:type="dxa"/>
+      </w:tblCellMar>
+    </w:tblPr>
+  </w:style>
+  <w:style w:type="numbering" w:default="1" w:styleId="a2">
+    <w:name w:val="No List"/>
+    <w:uiPriority w:val="99"/>
+    <w:semiHidden/>
+    <w:unhideWhenUsed/>
+  </w:style>
+  <w:style w:type="paragraph" w:customStyle="1" w:styleId="B420C2D83BDB4486877DA838176F2CE7">
+    <w:name w:val="B420C2D83BDB4486877DA838176F2CE7"/>
+    <w:rsid w:val="0097737A"/>
+  </w:style>
+  <w:style w:type="paragraph" w:customStyle="1" w:styleId="862F3F8AB30D4E58BD843B036FC3181E">
+    <w:name w:val="862F3F8AB30D4E58BD843B036FC3181E"/>
+    <w:rsid w:val="0097737A"/>
+  </w:style>
+  <w:style w:type="paragraph" w:customStyle="1" w:styleId="4983E255E2DA452384C6AE4799D65600">
+    <w:name w:val="4983E255E2DA452384C6AE4799D65600"/>
+    <w:rsid w:val="0097737A"/>
+  </w:style>
+  <w:style w:type="paragraph" w:customStyle="1" w:styleId="9DF66D8C33DB4FC993F955674D1D531D">
+    <w:name w:val="9DF66D8C33DB4FC993F955674D1D531D"/>
+    <w:rsid w:val="0097737A"/>
+  </w:style>
+  <w:style w:type="paragraph" w:customStyle="1" w:styleId="47C321198DE54FE3972E261B6207C784">
+    <w:name w:val="47C321198DE54FE3972E261B6207C784"/>
+    <w:rsid w:val="0097737A"/>
+  </w:style>
+  <w:style w:type="paragraph" w:customStyle="1" w:styleId="C92065A0FD774A16B192374BCFC332E6">
+    <w:name w:val="C92065A0FD774A16B192374BCFC332E6"/>
+    <w:rsid w:val="0097737A"/>
+  </w:style>
+</w:styles>
+</file>
+
+<file path=word/glossary/webSettings.xml><?xml version="1.0" encoding="utf-8"?>
+<w:webSettings xmlns:r="http://schemas.openxmlformats.org/officeDocument/2006/relationships" xmlns:w="http://schemas.openxmlformats.org/wordprocessingml/2006/main">
+  <w:optimizeForBrowser/>
+</w:webSettings>
 </file>
 
 <file path=word/theme/theme1.xml><?xml version="1.0" encoding="utf-8"?>
@@ -5642,7 +9316,7 @@
 </file>
 
 <file path=customXml/itemProps1.xml><?xml version="1.0" encoding="utf-8"?>
-<ds:datastoreItem xmlns:ds="http://schemas.openxmlformats.org/officeDocument/2006/customXml" ds:itemID="{607211A0-B4BA-4AEA-A94A-E80C8D3B0E44}">
+<ds:datastoreItem xmlns:ds="http://schemas.openxmlformats.org/officeDocument/2006/customXml" ds:itemID="{3C36AD94-4DD7-4E29-8643-F6258AB15B92}">
   <ds:schemaRefs>
     <ds:schemaRef ds:uri="http://schemas.openxmlformats.org/officeDocument/2006/bibliography"/>
   </ds:schemaRefs>
